--- a/data_collection_roles.docx
+++ b/data_collection_roles.docx
@@ -5,6 +5,117 @@
     <w:p>
       <w:pPr>
         <w:spacing w:before="100" w:beforeAutospacing="1" w:after="100" w:afterAutospacing="1" w:line="240" w:lineRule="auto"/>
+        <w:outlineLvl w:val="0"/>
+        <w:rPr>
+          <w:rFonts w:ascii="Times New Roman" w:eastAsia="Times New Roman" w:hAnsi="Times New Roman" w:cs="Times New Roman"/>
+          <w:b/>
+          <w:bCs/>
+          <w:kern w:val="36"/>
+          <w:sz w:val="48"/>
+          <w:szCs w:val="48"/>
+          <w14:ligatures w14:val="none"/>
+        </w:rPr>
+      </w:pPr>
+      <w:r>
+        <w:rPr>
+          <w:rFonts w:ascii="Times New Roman" w:eastAsia="Times New Roman" w:hAnsi="Times New Roman" w:cs="Times New Roman"/>
+          <w:b/>
+          <w:bCs/>
+          <w:kern w:val="36"/>
+          <w:sz w:val="48"/>
+          <w:szCs w:val="48"/>
+          <w14:ligatures w14:val="none"/>
+        </w:rPr>
+        <w:t>Project Master Data Specification: To-Do List</w:t>
+      </w:r>
+    </w:p>
+    <w:p>
+      <w:pPr>
+        <w:spacing w:before="100" w:beforeAutospacing="1" w:after="100" w:afterAutospacing="1" w:line="240" w:lineRule="auto"/>
+        <w:rPr>
+          <w:rFonts w:ascii="Times New Roman" w:eastAsia="Times New Roman" w:hAnsi="Times New Roman" w:cs="Times New Roman"/>
+          <w:kern w:val="0"/>
+          <w14:ligatures w14:val="none"/>
+        </w:rPr>
+      </w:pPr>
+      <w:r>
+        <w:rPr>
+          <w:rFonts w:ascii="Times New Roman" w:eastAsia="Times New Roman" w:hAnsi="Times New Roman" w:cs="Times New Roman"/>
+          <w:b/>
+          <w:bCs/>
+          <w:kern w:val="0"/>
+          <w14:ligatures w14:val="none"/>
+        </w:rPr>
+        <w:t>Study:</w:t>
+      </w:r>
+      <w:r>
+        <w:rPr>
+          <w:rFonts w:ascii="Times New Roman" w:eastAsia="Times New Roman" w:hAnsi="Times New Roman" w:cs="Times New Roman"/>
+          <w:kern w:val="0"/>
+          <w14:ligatures w14:val="none"/>
+        </w:rPr>
+        <w:t xml:space="preserve"> Impact of Post-Operative MAP Targets on AKI in Vascular Surgery </w:t>
+      </w:r>
+      <w:r>
+        <w:rPr>
+          <w:rFonts w:ascii="Times New Roman" w:eastAsia="Times New Roman" w:hAnsi="Times New Roman" w:cs="Times New Roman"/>
+          <w:b/>
+          <w:bCs/>
+          <w:kern w:val="0"/>
+          <w14:ligatures w14:val="none"/>
+        </w:rPr>
+        <w:t>Dataset:</w:t>
+      </w:r>
+      <w:r>
+        <w:rPr>
+          <w:rFonts w:ascii="Times New Roman" w:eastAsia="Times New Roman" w:hAnsi="Times New Roman" w:cs="Times New Roman"/>
+          <w:kern w:val="0"/>
+          <w14:ligatures w14:val="none"/>
+        </w:rPr>
+        <w:t xml:space="preserve"> MIMIC-IV (v3.1) </w:t>
+      </w:r>
+      <w:r>
+        <w:rPr>
+          <w:rFonts w:ascii="Times New Roman" w:eastAsia="Times New Roman" w:hAnsi="Times New Roman" w:cs="Times New Roman"/>
+          <w:b/>
+          <w:bCs/>
+          <w:kern w:val="0"/>
+          <w14:ligatures w14:val="none"/>
+        </w:rPr>
+        <w:t>Cohort:</w:t>
+      </w:r>
+      <w:r>
+        <w:rPr>
+          <w:rFonts w:ascii="Times New Roman" w:eastAsia="Times New Roman" w:hAnsi="Times New Roman" w:cs="Times New Roman"/>
+          <w:kern w:val="0"/>
+          <w14:ligatures w14:val="none"/>
+        </w:rPr>
+        <w:t xml:space="preserve"> ~6,281 Patients (Strict 90-day Baseline)</w:t>
+      </w:r>
+    </w:p>
+    <w:p>
+      <w:pPr>
+        <w:spacing w:after="0" w:line="240" w:lineRule="auto"/>
+        <w:rPr>
+          <w:rFonts w:ascii="Times New Roman" w:eastAsia="Times New Roman" w:hAnsi="Times New Roman" w:cs="Times New Roman"/>
+          <w:kern w:val="0"/>
+          <w14:ligatures w14:val="none"/>
+        </w:rPr>
+      </w:pPr>
+      <w:r>
+        <w:rPr>
+          <w:rFonts w:ascii="Times New Roman" w:eastAsia="Times New Roman" w:hAnsi="Times New Roman" w:cs="Times New Roman"/>
+          <w:noProof/>
+          <w:kern w:val="0"/>
+        </w:rPr>
+        <w:pict w14:anchorId="56C6746C">
+          <v:rect id="_x0000_i1029" alt="" style="width:468pt;height:.05pt;mso-width-percent:0;mso-height-percent:0;mso-width-percent:0;mso-height-percent:0" o:hralign="center" o:hrstd="t" o:hr="t" fillcolor="#a0a0a0" stroked="f"/>
+        </w:pict>
+      </w:r>
+    </w:p>
+    <w:p>
+      <w:pPr>
+        <w:spacing w:before="100" w:beforeAutospacing="1" w:after="100" w:afterAutospacing="1" w:line="240" w:lineRule="auto"/>
         <w:outlineLvl w:val="1"/>
         <w:rPr>
           <w:rFonts w:ascii="Times New Roman" w:eastAsia="Times New Roman" w:hAnsi="Times New Roman" w:cs="Times New Roman"/>
@@ -26,7 +137,7 @@
           <w:szCs w:val="36"/>
           <w14:ligatures w14:val="none"/>
         </w:rPr>
-        <w:t>Assignment 1: The Hemodynamic Lead (Member 1)</w:t>
+        <w:t>Category 1: Hemodynamics &amp; Vasopressors (Member 1)</w:t>
       </w:r>
     </w:p>
     <w:p>
@@ -54,7 +165,7 @@
           <w:kern w:val="0"/>
           <w14:ligatures w14:val="none"/>
         </w:rPr>
-        <w:t xml:space="preserve"> Define the "Exposure" (Blood Pressure) and the primary confounder (Vasopressors). </w:t>
+        <w:t xml:space="preserve"> Define the "Exposure" (Blood Pressure) and the primary clinical confounder (Vasopressor Support). </w:t>
       </w:r>
       <w:r>
         <w:rPr>
@@ -82,41 +193,38 @@
           <w:szCs w:val="20"/>
           <w14:ligatures w14:val="none"/>
         </w:rPr>
-        <w:t>hemodynamics_daily</w:t>
-      </w:r>
-    </w:p>
-    <w:p>
-      <w:pPr>
-        <w:spacing w:before="100" w:beforeAutospacing="1" w:after="100" w:afterAutospacing="1" w:line="240" w:lineRule="auto"/>
-        <w:outlineLvl w:val="2"/>
-        <w:rPr>
-          <w:rFonts w:ascii="Times New Roman" w:eastAsia="Times New Roman" w:hAnsi="Times New Roman" w:cs="Times New Roman"/>
-          <w:b/>
-          <w:bCs/>
-          <w:kern w:val="0"/>
-          <w:sz w:val="27"/>
-          <w:szCs w:val="27"/>
-          <w14:ligatures w14:val="none"/>
-        </w:rPr>
-      </w:pPr>
-      <w:r>
-        <w:rPr>
-          <w:rFonts w:ascii="Times New Roman" w:eastAsia="Times New Roman" w:hAnsi="Times New Roman" w:cs="Times New Roman"/>
-          <w:b/>
-          <w:bCs/>
-          <w:kern w:val="0"/>
-          <w:sz w:val="27"/>
-          <w:szCs w:val="27"/>
-          <w14:ligatures w14:val="none"/>
-        </w:rPr>
-        <w:t>1.1 Blood Pressure Data</w:t>
+        <w:t>hemo_pressor_summary</w:t>
       </w:r>
     </w:p>
     <w:p>
       <w:pPr>
         <w:numPr>
           <w:ilvl w:val="0"/>
-          <w:numId w:val="1"/>
+          <w:numId w:val="9"/>
+        </w:numPr>
+        <w:spacing w:before="100" w:beforeAutospacing="1" w:after="100" w:afterAutospacing="1" w:line="240" w:lineRule="auto"/>
+        <w:rPr>
+          <w:rFonts w:ascii="Times New Roman" w:eastAsia="Times New Roman" w:hAnsi="Times New Roman" w:cs="Times New Roman"/>
+          <w:kern w:val="0"/>
+          <w14:ligatures w14:val="none"/>
+        </w:rPr>
+      </w:pPr>
+      <w:r>
+        <w:rPr>
+          <w:rFonts w:ascii="Times New Roman" w:eastAsia="Times New Roman" w:hAnsi="Times New Roman" w:cs="Times New Roman"/>
+          <w:b/>
+          <w:bCs/>
+          <w:kern w:val="0"/>
+          <w14:ligatures w14:val="none"/>
+        </w:rPr>
+        <w:t>1.1 Post-Op Blood Pressure (The Exposure)</w:t>
+      </w:r>
+    </w:p>
+    <w:p>
+      <w:pPr>
+        <w:numPr>
+          <w:ilvl w:val="1"/>
+          <w:numId w:val="9"/>
         </w:numPr>
         <w:spacing w:before="100" w:beforeAutospacing="1" w:after="100" w:afterAutospacing="1" w:line="240" w:lineRule="auto"/>
         <w:rPr>
@@ -153,12 +261,194 @@
         </w:rPr>
         <w:t>mimiciv_icu.chartevents</w:t>
       </w:r>
+      <w:r>
+        <w:rPr>
+          <w:rFonts w:ascii="Times New Roman" w:eastAsia="Times New Roman" w:hAnsi="Times New Roman" w:cs="Times New Roman"/>
+          <w:kern w:val="0"/>
+          <w14:ligatures w14:val="none"/>
+        </w:rPr>
+        <w:t xml:space="preserve"> (ItemIDs: ABP Mean, NIBP Mean)</w:t>
+      </w:r>
+    </w:p>
+    <w:p>
+      <w:pPr>
+        <w:numPr>
+          <w:ilvl w:val="1"/>
+          <w:numId w:val="9"/>
+        </w:numPr>
+        <w:spacing w:before="100" w:beforeAutospacing="1" w:after="100" w:afterAutospacing="1" w:line="240" w:lineRule="auto"/>
+        <w:rPr>
+          <w:rFonts w:ascii="Times New Roman" w:eastAsia="Times New Roman" w:hAnsi="Times New Roman" w:cs="Times New Roman"/>
+          <w:kern w:val="0"/>
+          <w14:ligatures w14:val="none"/>
+        </w:rPr>
+      </w:pPr>
+      <w:r>
+        <w:rPr>
+          <w:rFonts w:ascii="Times New Roman" w:eastAsia="Times New Roman" w:hAnsi="Times New Roman" w:cs="Times New Roman"/>
+          <w:kern w:val="0"/>
+          <w14:ligatures w14:val="none"/>
+        </w:rPr>
+        <w:t xml:space="preserve">[ ] </w:t>
+      </w:r>
+      <w:r>
+        <w:rPr>
+          <w:rFonts w:ascii="Times New Roman" w:eastAsia="Times New Roman" w:hAnsi="Times New Roman" w:cs="Times New Roman"/>
+          <w:b/>
+          <w:bCs/>
+          <w:kern w:val="0"/>
+          <w14:ligatures w14:val="none"/>
+        </w:rPr>
+        <w:t>Calculate:</w:t>
+      </w:r>
+      <w:r>
+        <w:rPr>
+          <w:rFonts w:ascii="Times New Roman" w:eastAsia="Times New Roman" w:hAnsi="Times New Roman" w:cs="Times New Roman"/>
+          <w:kern w:val="0"/>
+          <w14:ligatures w14:val="none"/>
+        </w:rPr>
+        <w:t xml:space="preserve"> </w:t>
+      </w:r>
+      <w:r>
+        <w:rPr>
+          <w:rFonts w:ascii="Courier New" w:eastAsia="Times New Roman" w:hAnsi="Courier New" w:cs="Courier New"/>
+          <w:kern w:val="0"/>
+          <w:sz w:val="20"/>
+          <w:szCs w:val="20"/>
+          <w14:ligatures w14:val="none"/>
+        </w:rPr>
+        <w:t>map_twa_24h</w:t>
+      </w:r>
+      <w:r>
+        <w:rPr>
+          <w:rFonts w:ascii="Times New Roman" w:eastAsia="Times New Roman" w:hAnsi="Times New Roman" w:cs="Times New Roman"/>
+          <w:kern w:val="0"/>
+          <w14:ligatures w14:val="none"/>
+        </w:rPr>
+        <w:t xml:space="preserve"> (Time-Weighted Average MAP in first 24h).</w:t>
+      </w:r>
+    </w:p>
+    <w:p>
+      <w:pPr>
+        <w:numPr>
+          <w:ilvl w:val="1"/>
+          <w:numId w:val="9"/>
+        </w:numPr>
+        <w:spacing w:before="100" w:beforeAutospacing="1" w:after="100" w:afterAutospacing="1" w:line="240" w:lineRule="auto"/>
+        <w:rPr>
+          <w:rFonts w:ascii="Times New Roman" w:eastAsia="Times New Roman" w:hAnsi="Times New Roman" w:cs="Times New Roman"/>
+          <w:kern w:val="0"/>
+          <w14:ligatures w14:val="none"/>
+        </w:rPr>
+      </w:pPr>
+      <w:r>
+        <w:rPr>
+          <w:rFonts w:ascii="Times New Roman" w:eastAsia="Times New Roman" w:hAnsi="Times New Roman" w:cs="Times New Roman"/>
+          <w:kern w:val="0"/>
+          <w14:ligatures w14:val="none"/>
+        </w:rPr>
+        <w:t xml:space="preserve">[ ] </w:t>
+      </w:r>
+      <w:r>
+        <w:rPr>
+          <w:rFonts w:ascii="Times New Roman" w:eastAsia="Times New Roman" w:hAnsi="Times New Roman" w:cs="Times New Roman"/>
+          <w:b/>
+          <w:bCs/>
+          <w:kern w:val="0"/>
+          <w14:ligatures w14:val="none"/>
+        </w:rPr>
+        <w:t>Calculate:</w:t>
+      </w:r>
+      <w:r>
+        <w:rPr>
+          <w:rFonts w:ascii="Times New Roman" w:eastAsia="Times New Roman" w:hAnsi="Times New Roman" w:cs="Times New Roman"/>
+          <w:kern w:val="0"/>
+          <w14:ligatures w14:val="none"/>
+        </w:rPr>
+        <w:t xml:space="preserve"> </w:t>
+      </w:r>
+      <w:r>
+        <w:rPr>
+          <w:rFonts w:ascii="Courier New" w:eastAsia="Times New Roman" w:hAnsi="Courier New" w:cs="Courier New"/>
+          <w:kern w:val="0"/>
+          <w:sz w:val="20"/>
+          <w:szCs w:val="20"/>
+          <w14:ligatures w14:val="none"/>
+        </w:rPr>
+        <w:t>map_below_65_duration</w:t>
+      </w:r>
+      <w:r>
+        <w:rPr>
+          <w:rFonts w:ascii="Times New Roman" w:eastAsia="Times New Roman" w:hAnsi="Times New Roman" w:cs="Times New Roman"/>
+          <w:kern w:val="0"/>
+          <w14:ligatures w14:val="none"/>
+        </w:rPr>
+        <w:t xml:space="preserve"> (Total minutes MAP &lt; 65 mmHg).</w:t>
+      </w:r>
+    </w:p>
+    <w:p>
+      <w:pPr>
+        <w:numPr>
+          <w:ilvl w:val="1"/>
+          <w:numId w:val="9"/>
+        </w:numPr>
+        <w:spacing w:before="100" w:beforeAutospacing="1" w:after="100" w:afterAutospacing="1" w:line="240" w:lineRule="auto"/>
+        <w:rPr>
+          <w:rFonts w:ascii="Times New Roman" w:eastAsia="Times New Roman" w:hAnsi="Times New Roman" w:cs="Times New Roman"/>
+          <w:kern w:val="0"/>
+          <w14:ligatures w14:val="none"/>
+        </w:rPr>
+      </w:pPr>
+      <w:r>
+        <w:rPr>
+          <w:rFonts w:ascii="Times New Roman" w:eastAsia="Times New Roman" w:hAnsi="Times New Roman" w:cs="Times New Roman"/>
+          <w:kern w:val="0"/>
+          <w14:ligatures w14:val="none"/>
+        </w:rPr>
+        <w:t xml:space="preserve">[ ] </w:t>
+      </w:r>
+      <w:r>
+        <w:rPr>
+          <w:rFonts w:ascii="Times New Roman" w:eastAsia="Times New Roman" w:hAnsi="Times New Roman" w:cs="Times New Roman"/>
+          <w:b/>
+          <w:bCs/>
+          <w:kern w:val="0"/>
+          <w14:ligatures w14:val="none"/>
+        </w:rPr>
+        <w:t>Calculate:</w:t>
+      </w:r>
+      <w:r>
+        <w:rPr>
+          <w:rFonts w:ascii="Times New Roman" w:eastAsia="Times New Roman" w:hAnsi="Times New Roman" w:cs="Times New Roman"/>
+          <w:kern w:val="0"/>
+          <w14:ligatures w14:val="none"/>
+        </w:rPr>
+        <w:t xml:space="preserve"> </w:t>
+      </w:r>
+      <w:r>
+        <w:rPr>
+          <w:rFonts w:ascii="Courier New" w:eastAsia="Times New Roman" w:hAnsi="Courier New" w:cs="Courier New"/>
+          <w:kern w:val="0"/>
+          <w:sz w:val="20"/>
+          <w:szCs w:val="20"/>
+          <w14:ligatures w14:val="none"/>
+        </w:rPr>
+        <w:t>map_below_75_duration</w:t>
+      </w:r>
+      <w:r>
+        <w:rPr>
+          <w:rFonts w:ascii="Times New Roman" w:eastAsia="Times New Roman" w:hAnsi="Times New Roman" w:cs="Times New Roman"/>
+          <w:kern w:val="0"/>
+          <w14:ligatures w14:val="none"/>
+        </w:rPr>
+        <w:t xml:space="preserve"> (Total minutes MAP &lt; 75 mmHg).</w:t>
+      </w:r>
     </w:p>
     <w:p>
       <w:pPr>
         <w:numPr>
           <w:ilvl w:val="0"/>
-          <w:numId w:val="1"/>
+          <w:numId w:val="9"/>
         </w:numPr>
         <w:spacing w:before="100" w:beforeAutospacing="1" w:after="100" w:afterAutospacing="1" w:line="240" w:lineRule="auto"/>
         <w:rPr>
@@ -175,7 +465,31 @@
           <w:kern w:val="0"/>
           <w14:ligatures w14:val="none"/>
         </w:rPr>
-        <w:t>Filter:</w:t>
+        <w:t>1.2 Baseline Hemodynamics (For Clustering)</w:t>
+      </w:r>
+    </w:p>
+    <w:p>
+      <w:pPr>
+        <w:numPr>
+          <w:ilvl w:val="1"/>
+          <w:numId w:val="9"/>
+        </w:numPr>
+        <w:spacing w:before="100" w:beforeAutospacing="1" w:after="100" w:afterAutospacing="1" w:line="240" w:lineRule="auto"/>
+        <w:rPr>
+          <w:rFonts w:ascii="Times New Roman" w:eastAsia="Times New Roman" w:hAnsi="Times New Roman" w:cs="Times New Roman"/>
+          <w:kern w:val="0"/>
+          <w14:ligatures w14:val="none"/>
+        </w:rPr>
+      </w:pPr>
+      <w:r>
+        <w:rPr>
+          <w:rFonts w:ascii="Times New Roman" w:eastAsia="Times New Roman" w:hAnsi="Times New Roman" w:cs="Times New Roman"/>
+          <w:b/>
+          <w:bCs/>
+          <w:kern w:val="0"/>
+          <w14:ligatures w14:val="none"/>
+        </w:rPr>
+        <w:t>Source:</w:t>
       </w:r>
       <w:r>
         <w:rPr>
@@ -193,22 +507,138 @@
           <w:szCs w:val="20"/>
           <w14:ligatures w14:val="none"/>
         </w:rPr>
-        <w:t>itemid</w:t>
-      </w:r>
-      <w:r>
-        <w:rPr>
-          <w:rFonts w:ascii="Times New Roman" w:eastAsia="Times New Roman" w:hAnsi="Times New Roman" w:cs="Times New Roman"/>
-          <w:kern w:val="0"/>
-          <w14:ligatures w14:val="none"/>
-        </w:rPr>
-        <w:t xml:space="preserve"> for Mean Arterial Pressure (ABP Mean, NIBP Mean).</w:t>
+        <w:t>mimiciv_icu.chartevents</w:t>
+      </w:r>
+      <w:r>
+        <w:rPr>
+          <w:rFonts w:ascii="Times New Roman" w:eastAsia="Times New Roman" w:hAnsi="Times New Roman" w:cs="Times New Roman"/>
+          <w:kern w:val="0"/>
+          <w14:ligatures w14:val="none"/>
+        </w:rPr>
+        <w:t xml:space="preserve"> (First recorded value on ICU admission)</w:t>
+      </w:r>
+    </w:p>
+    <w:p>
+      <w:pPr>
+        <w:numPr>
+          <w:ilvl w:val="1"/>
+          <w:numId w:val="9"/>
+        </w:numPr>
+        <w:spacing w:before="100" w:beforeAutospacing="1" w:after="100" w:afterAutospacing="1" w:line="240" w:lineRule="auto"/>
+        <w:rPr>
+          <w:rFonts w:ascii="Times New Roman" w:eastAsia="Times New Roman" w:hAnsi="Times New Roman" w:cs="Times New Roman"/>
+          <w:kern w:val="0"/>
+          <w14:ligatures w14:val="none"/>
+        </w:rPr>
+      </w:pPr>
+      <w:r>
+        <w:rPr>
+          <w:rFonts w:ascii="Times New Roman" w:eastAsia="Times New Roman" w:hAnsi="Times New Roman" w:cs="Times New Roman"/>
+          <w:kern w:val="0"/>
+          <w14:ligatures w14:val="none"/>
+        </w:rPr>
+        <w:t xml:space="preserve">[ ] </w:t>
+      </w:r>
+      <w:r>
+        <w:rPr>
+          <w:rFonts w:ascii="Times New Roman" w:eastAsia="Times New Roman" w:hAnsi="Times New Roman" w:cs="Times New Roman"/>
+          <w:b/>
+          <w:bCs/>
+          <w:kern w:val="0"/>
+          <w14:ligatures w14:val="none"/>
+        </w:rPr>
+        <w:t>Extract:</w:t>
+      </w:r>
+      <w:r>
+        <w:rPr>
+          <w:rFonts w:ascii="Times New Roman" w:eastAsia="Times New Roman" w:hAnsi="Times New Roman" w:cs="Times New Roman"/>
+          <w:kern w:val="0"/>
+          <w14:ligatures w14:val="none"/>
+        </w:rPr>
+        <w:t xml:space="preserve"> </w:t>
+      </w:r>
+      <w:r>
+        <w:rPr>
+          <w:rFonts w:ascii="Courier New" w:eastAsia="Times New Roman" w:hAnsi="Courier New" w:cs="Courier New"/>
+          <w:kern w:val="0"/>
+          <w:sz w:val="20"/>
+          <w:szCs w:val="20"/>
+          <w14:ligatures w14:val="none"/>
+        </w:rPr>
+        <w:t>baseline_map</w:t>
+      </w:r>
+      <w:r>
+        <w:rPr>
+          <w:rFonts w:ascii="Times New Roman" w:eastAsia="Times New Roman" w:hAnsi="Times New Roman" w:cs="Times New Roman"/>
+          <w:kern w:val="0"/>
+          <w14:ligatures w14:val="none"/>
+        </w:rPr>
+        <w:t xml:space="preserve"> (First MAP).</w:t>
+      </w:r>
+    </w:p>
+    <w:p>
+      <w:pPr>
+        <w:numPr>
+          <w:ilvl w:val="1"/>
+          <w:numId w:val="9"/>
+        </w:numPr>
+        <w:spacing w:before="100" w:beforeAutospacing="1" w:after="100" w:afterAutospacing="1" w:line="240" w:lineRule="auto"/>
+        <w:rPr>
+          <w:rFonts w:ascii="Times New Roman" w:eastAsia="Times New Roman" w:hAnsi="Times New Roman" w:cs="Times New Roman"/>
+          <w:kern w:val="0"/>
+          <w14:ligatures w14:val="none"/>
+        </w:rPr>
+      </w:pPr>
+      <w:r>
+        <w:rPr>
+          <w:rFonts w:ascii="Times New Roman" w:eastAsia="Times New Roman" w:hAnsi="Times New Roman" w:cs="Times New Roman"/>
+          <w:kern w:val="0"/>
+          <w14:ligatures w14:val="none"/>
+        </w:rPr>
+        <w:t xml:space="preserve">[ ] </w:t>
+      </w:r>
+      <w:r>
+        <w:rPr>
+          <w:rFonts w:ascii="Times New Roman" w:eastAsia="Times New Roman" w:hAnsi="Times New Roman" w:cs="Times New Roman"/>
+          <w:b/>
+          <w:bCs/>
+          <w:kern w:val="0"/>
+          <w14:ligatures w14:val="none"/>
+        </w:rPr>
+        <w:t>Extract:</w:t>
+      </w:r>
+      <w:r>
+        <w:rPr>
+          <w:rFonts w:ascii="Times New Roman" w:eastAsia="Times New Roman" w:hAnsi="Times New Roman" w:cs="Times New Roman"/>
+          <w:kern w:val="0"/>
+          <w14:ligatures w14:val="none"/>
+        </w:rPr>
+        <w:t xml:space="preserve"> </w:t>
+      </w:r>
+      <w:r>
+        <w:rPr>
+          <w:rFonts w:ascii="Courier New" w:eastAsia="Times New Roman" w:hAnsi="Courier New" w:cs="Courier New"/>
+          <w:kern w:val="0"/>
+          <w:sz w:val="20"/>
+          <w:szCs w:val="20"/>
+          <w14:ligatures w14:val="none"/>
+        </w:rPr>
+        <w:t>baseline_heart_rate</w:t>
+      </w:r>
+      <w:r>
+        <w:rPr>
+          <w:rFonts w:ascii="Times New Roman" w:eastAsia="Times New Roman" w:hAnsi="Times New Roman" w:cs="Times New Roman"/>
+          <w:kern w:val="0"/>
+          <w14:ligatures w14:val="none"/>
+        </w:rPr>
+        <w:t xml:space="preserve"> (First HR).</w:t>
       </w:r>
     </w:p>
     <w:p>
       <w:pPr>
         <w:numPr>
           <w:ilvl w:val="0"/>
-          <w:numId w:val="1"/>
+          <w:numId w:val="9"/>
         </w:numPr>
         <w:spacing w:before="100" w:beforeAutospacing="1" w:after="100" w:afterAutospacing="1" w:line="240" w:lineRule="auto"/>
         <w:rPr>
@@ -225,40 +655,333 @@
           <w:kern w:val="0"/>
           <w14:ligatures w14:val="none"/>
         </w:rPr>
-        <w:t>Task:</w:t>
-      </w:r>
-      <w:r>
-        <w:rPr>
-          <w:rFonts w:ascii="Times New Roman" w:eastAsia="Times New Roman" w:hAnsi="Times New Roman" w:cs="Times New Roman"/>
-          <w:kern w:val="0"/>
-          <w14:ligatures w14:val="none"/>
-        </w:rPr>
-        <w:t xml:space="preserve"> Calculate the </w:t>
-      </w:r>
-      <w:r>
-        <w:rPr>
-          <w:rFonts w:ascii="Times New Roman" w:eastAsia="Times New Roman" w:hAnsi="Times New Roman" w:cs="Times New Roman"/>
-          <w:b/>
-          <w:bCs/>
-          <w:kern w:val="0"/>
-          <w14:ligatures w14:val="none"/>
-        </w:rPr>
-        <w:t>Time-Weighted Average (TWA)</w:t>
-      </w:r>
-      <w:r>
-        <w:rPr>
-          <w:rFonts w:ascii="Times New Roman" w:eastAsia="Times New Roman" w:hAnsi="Times New Roman" w:cs="Times New Roman"/>
-          <w:kern w:val="0"/>
-          <w14:ligatures w14:val="none"/>
-        </w:rPr>
-        <w:t xml:space="preserve"> for the first 24 hours post-ICU admission.</w:t>
+        <w:t>1.3 Vasoactive Medications (The Confounder)</w:t>
+      </w:r>
+    </w:p>
+    <w:p>
+      <w:pPr>
+        <w:numPr>
+          <w:ilvl w:val="1"/>
+          <w:numId w:val="9"/>
+        </w:numPr>
+        <w:spacing w:before="100" w:beforeAutospacing="1" w:after="100" w:afterAutospacing="1" w:line="240" w:lineRule="auto"/>
+        <w:rPr>
+          <w:rFonts w:ascii="Times New Roman" w:eastAsia="Times New Roman" w:hAnsi="Times New Roman" w:cs="Times New Roman"/>
+          <w:kern w:val="0"/>
+          <w14:ligatures w14:val="none"/>
+        </w:rPr>
+      </w:pPr>
+      <w:r>
+        <w:rPr>
+          <w:rFonts w:ascii="Times New Roman" w:eastAsia="Times New Roman" w:hAnsi="Times New Roman" w:cs="Times New Roman"/>
+          <w:b/>
+          <w:bCs/>
+          <w:kern w:val="0"/>
+          <w14:ligatures w14:val="none"/>
+        </w:rPr>
+        <w:t>Source:</w:t>
+      </w:r>
+      <w:r>
+        <w:rPr>
+          <w:rFonts w:ascii="Times New Roman" w:eastAsia="Times New Roman" w:hAnsi="Times New Roman" w:cs="Times New Roman"/>
+          <w:kern w:val="0"/>
+          <w14:ligatures w14:val="none"/>
+        </w:rPr>
+        <w:t xml:space="preserve"> </w:t>
+      </w:r>
+      <w:r>
+        <w:rPr>
+          <w:rFonts w:ascii="Courier New" w:eastAsia="Times New Roman" w:hAnsi="Courier New" w:cs="Courier New"/>
+          <w:kern w:val="0"/>
+          <w:sz w:val="20"/>
+          <w:szCs w:val="20"/>
+          <w14:ligatures w14:val="none"/>
+        </w:rPr>
+        <w:t>mimiciv_icu.inputevents</w:t>
+      </w:r>
+    </w:p>
+    <w:p>
+      <w:pPr>
+        <w:numPr>
+          <w:ilvl w:val="1"/>
+          <w:numId w:val="9"/>
+        </w:numPr>
+        <w:spacing w:before="100" w:beforeAutospacing="1" w:after="100" w:afterAutospacing="1" w:line="240" w:lineRule="auto"/>
+        <w:rPr>
+          <w:rFonts w:ascii="Times New Roman" w:eastAsia="Times New Roman" w:hAnsi="Times New Roman" w:cs="Times New Roman"/>
+          <w:kern w:val="0"/>
+          <w14:ligatures w14:val="none"/>
+        </w:rPr>
+      </w:pPr>
+      <w:r>
+        <w:rPr>
+          <w:rFonts w:ascii="Times New Roman" w:eastAsia="Times New Roman" w:hAnsi="Times New Roman" w:cs="Times New Roman"/>
+          <w:kern w:val="0"/>
+          <w14:ligatures w14:val="none"/>
+        </w:rPr>
+        <w:t xml:space="preserve">[ ] </w:t>
+      </w:r>
+      <w:r>
+        <w:rPr>
+          <w:rFonts w:ascii="Times New Roman" w:eastAsia="Times New Roman" w:hAnsi="Times New Roman" w:cs="Times New Roman"/>
+          <w:b/>
+          <w:bCs/>
+          <w:kern w:val="0"/>
+          <w14:ligatures w14:val="none"/>
+        </w:rPr>
+        <w:t>Flag:</w:t>
+      </w:r>
+      <w:r>
+        <w:rPr>
+          <w:rFonts w:ascii="Times New Roman" w:eastAsia="Times New Roman" w:hAnsi="Times New Roman" w:cs="Times New Roman"/>
+          <w:kern w:val="0"/>
+          <w14:ligatures w14:val="none"/>
+        </w:rPr>
+        <w:t xml:space="preserve"> </w:t>
+      </w:r>
+      <w:r>
+        <w:rPr>
+          <w:rFonts w:ascii="Courier New" w:eastAsia="Times New Roman" w:hAnsi="Courier New" w:cs="Courier New"/>
+          <w:kern w:val="0"/>
+          <w:sz w:val="20"/>
+          <w:szCs w:val="20"/>
+          <w14:ligatures w14:val="none"/>
+        </w:rPr>
+        <w:t>vasopressor_flag</w:t>
+      </w:r>
+      <w:r>
+        <w:rPr>
+          <w:rFonts w:ascii="Times New Roman" w:eastAsia="Times New Roman" w:hAnsi="Times New Roman" w:cs="Times New Roman"/>
+          <w:kern w:val="0"/>
+          <w14:ligatures w14:val="none"/>
+        </w:rPr>
+        <w:t xml:space="preserve"> (Binary 0/1: Did they receive Norepi, Epi, Phenylephrine, Vasopressin, or Dopamine?).</w:t>
+      </w:r>
+    </w:p>
+    <w:p>
+      <w:pPr>
+        <w:numPr>
+          <w:ilvl w:val="1"/>
+          <w:numId w:val="9"/>
+        </w:numPr>
+        <w:spacing w:before="100" w:beforeAutospacing="1" w:after="100" w:afterAutospacing="1" w:line="240" w:lineRule="auto"/>
+        <w:rPr>
+          <w:rFonts w:ascii="Times New Roman" w:eastAsia="Times New Roman" w:hAnsi="Times New Roman" w:cs="Times New Roman"/>
+          <w:kern w:val="0"/>
+          <w14:ligatures w14:val="none"/>
+        </w:rPr>
+      </w:pPr>
+      <w:r>
+        <w:rPr>
+          <w:rFonts w:ascii="Times New Roman" w:eastAsia="Times New Roman" w:hAnsi="Times New Roman" w:cs="Times New Roman"/>
+          <w:kern w:val="0"/>
+          <w14:ligatures w14:val="none"/>
+        </w:rPr>
+        <w:t xml:space="preserve">[ ] </w:t>
+      </w:r>
+      <w:r>
+        <w:rPr>
+          <w:rFonts w:ascii="Times New Roman" w:eastAsia="Times New Roman" w:hAnsi="Times New Roman" w:cs="Times New Roman"/>
+          <w:b/>
+          <w:bCs/>
+          <w:kern w:val="0"/>
+          <w14:ligatures w14:val="none"/>
+        </w:rPr>
+        <w:t>Calculate:</w:t>
+      </w:r>
+      <w:r>
+        <w:rPr>
+          <w:rFonts w:ascii="Times New Roman" w:eastAsia="Times New Roman" w:hAnsi="Times New Roman" w:cs="Times New Roman"/>
+          <w:kern w:val="0"/>
+          <w14:ligatures w14:val="none"/>
+        </w:rPr>
+        <w:t xml:space="preserve"> </w:t>
+      </w:r>
+      <w:r>
+        <w:rPr>
+          <w:rFonts w:ascii="Courier New" w:eastAsia="Times New Roman" w:hAnsi="Courier New" w:cs="Courier New"/>
+          <w:kern w:val="0"/>
+          <w:sz w:val="20"/>
+          <w:szCs w:val="20"/>
+          <w14:ligatures w14:val="none"/>
+        </w:rPr>
+        <w:t>vasopressor_duration_hours</w:t>
+      </w:r>
+      <w:r>
+        <w:rPr>
+          <w:rFonts w:ascii="Times New Roman" w:eastAsia="Times New Roman" w:hAnsi="Times New Roman" w:cs="Times New Roman"/>
+          <w:kern w:val="0"/>
+          <w14:ligatures w14:val="none"/>
+        </w:rPr>
+        <w:t xml:space="preserve"> (Total time on infusion in first 24h).</w:t>
+      </w:r>
+    </w:p>
+    <w:p>
+      <w:pPr>
+        <w:numPr>
+          <w:ilvl w:val="1"/>
+          <w:numId w:val="9"/>
+        </w:numPr>
+        <w:spacing w:before="100" w:beforeAutospacing="1" w:after="100" w:afterAutospacing="1" w:line="240" w:lineRule="auto"/>
+        <w:rPr>
+          <w:rFonts w:ascii="Times New Roman" w:eastAsia="Times New Roman" w:hAnsi="Times New Roman" w:cs="Times New Roman"/>
+          <w:kern w:val="0"/>
+          <w14:ligatures w14:val="none"/>
+        </w:rPr>
+      </w:pPr>
+      <w:r>
+        <w:rPr>
+          <w:rFonts w:ascii="Times New Roman" w:eastAsia="Times New Roman" w:hAnsi="Times New Roman" w:cs="Times New Roman"/>
+          <w:kern w:val="0"/>
+          <w14:ligatures w14:val="none"/>
+        </w:rPr>
+        <w:t xml:space="preserve">[ ] </w:t>
+      </w:r>
+      <w:r>
+        <w:rPr>
+          <w:rFonts w:ascii="Times New Roman" w:eastAsia="Times New Roman" w:hAnsi="Times New Roman" w:cs="Times New Roman"/>
+          <w:b/>
+          <w:bCs/>
+          <w:kern w:val="0"/>
+          <w14:ligatures w14:val="none"/>
+        </w:rPr>
+        <w:t>Calculate:</w:t>
+      </w:r>
+      <w:r>
+        <w:rPr>
+          <w:rFonts w:ascii="Times New Roman" w:eastAsia="Times New Roman" w:hAnsi="Times New Roman" w:cs="Times New Roman"/>
+          <w:kern w:val="0"/>
+          <w14:ligatures w14:val="none"/>
+        </w:rPr>
+        <w:t xml:space="preserve"> </w:t>
+      </w:r>
+      <w:r>
+        <w:rPr>
+          <w:rFonts w:ascii="Courier New" w:eastAsia="Times New Roman" w:hAnsi="Courier New" w:cs="Courier New"/>
+          <w:kern w:val="0"/>
+          <w:sz w:val="20"/>
+          <w:szCs w:val="20"/>
+          <w14:ligatures w14:val="none"/>
+        </w:rPr>
+        <w:t>max_norepi_equivalent</w:t>
+      </w:r>
+      <w:r>
+        <w:rPr>
+          <w:rFonts w:ascii="Times New Roman" w:eastAsia="Times New Roman" w:hAnsi="Times New Roman" w:cs="Times New Roman"/>
+          <w:kern w:val="0"/>
+          <w14:ligatures w14:val="none"/>
+        </w:rPr>
+        <w:t xml:space="preserve"> (Peak dose standardized to Norepinephrine).</w:t>
+      </w:r>
+    </w:p>
+    <w:p>
+      <w:pPr>
+        <w:spacing w:after="0" w:line="240" w:lineRule="auto"/>
+        <w:rPr>
+          <w:rFonts w:ascii="Times New Roman" w:eastAsia="Times New Roman" w:hAnsi="Times New Roman" w:cs="Times New Roman"/>
+          <w:kern w:val="0"/>
+          <w14:ligatures w14:val="none"/>
+        </w:rPr>
+      </w:pPr>
+      <w:r>
+        <w:rPr>
+          <w:rFonts w:ascii="Times New Roman" w:eastAsia="Times New Roman" w:hAnsi="Times New Roman" w:cs="Times New Roman"/>
+          <w:noProof/>
+          <w:kern w:val="0"/>
+        </w:rPr>
+        <w:pict w14:anchorId="7F3419AF">
+          <v:rect id="_x0000_i1028" alt="" style="width:468pt;height:.05pt;mso-width-percent:0;mso-height-percent:0;mso-width-percent:0;mso-height-percent:0" o:hralign="center" o:hrstd="t" o:hr="t" fillcolor="#a0a0a0" stroked="f"/>
+        </w:pict>
+      </w:r>
+    </w:p>
+    <w:p>
+      <w:pPr>
+        <w:spacing w:before="100" w:beforeAutospacing="1" w:after="100" w:afterAutospacing="1" w:line="240" w:lineRule="auto"/>
+        <w:outlineLvl w:val="1"/>
+        <w:rPr>
+          <w:rFonts w:ascii="Times New Roman" w:eastAsia="Times New Roman" w:hAnsi="Times New Roman" w:cs="Times New Roman"/>
+          <w:b/>
+          <w:bCs/>
+          <w:kern w:val="0"/>
+          <w:sz w:val="36"/>
+          <w:szCs w:val="36"/>
+          <w14:ligatures w14:val="none"/>
+        </w:rPr>
+      </w:pPr>
+      <w:r>
+        <w:rPr>
+          <w:rFonts w:ascii="Times New Roman" w:eastAsia="Times New Roman" w:hAnsi="Times New Roman" w:cs="Times New Roman"/>
+          <w:b/>
+          <w:bCs/>
+          <w:kern w:val="0"/>
+          <w:sz w:val="36"/>
+          <w:szCs w:val="36"/>
+          <w14:ligatures w14:val="none"/>
+        </w:rPr>
+        <w:t>Category 2: Renal Function &amp; Fluid Balance (Member 2)</w:t>
+      </w:r>
+    </w:p>
+    <w:p>
+      <w:pPr>
+        <w:spacing w:before="100" w:beforeAutospacing="1" w:after="100" w:afterAutospacing="1" w:line="240" w:lineRule="auto"/>
+        <w:rPr>
+          <w:rFonts w:ascii="Times New Roman" w:eastAsia="Times New Roman" w:hAnsi="Times New Roman" w:cs="Times New Roman"/>
+          <w:kern w:val="0"/>
+          <w14:ligatures w14:val="none"/>
+        </w:rPr>
+      </w:pPr>
+      <w:r>
+        <w:rPr>
+          <w:rFonts w:ascii="Times New Roman" w:eastAsia="Times New Roman" w:hAnsi="Times New Roman" w:cs="Times New Roman"/>
+          <w:b/>
+          <w:bCs/>
+          <w:kern w:val="0"/>
+          <w14:ligatures w14:val="none"/>
+        </w:rPr>
+        <w:t>Objective:</w:t>
+      </w:r>
+      <w:r>
+        <w:rPr>
+          <w:rFonts w:ascii="Times New Roman" w:eastAsia="Times New Roman" w:hAnsi="Times New Roman" w:cs="Times New Roman"/>
+          <w:kern w:val="0"/>
+          <w14:ligatures w14:val="none"/>
+        </w:rPr>
+        <w:t xml:space="preserve"> Define the "Outcome" (AKI), its timing (Survival), and fluid management. </w:t>
+      </w:r>
+      <w:r>
+        <w:rPr>
+          <w:rFonts w:ascii="Times New Roman" w:eastAsia="Times New Roman" w:hAnsi="Times New Roman" w:cs="Times New Roman"/>
+          <w:b/>
+          <w:bCs/>
+          <w:kern w:val="0"/>
+          <w14:ligatures w14:val="none"/>
+        </w:rPr>
+        <w:t>Primary Table:</w:t>
+      </w:r>
+      <w:r>
+        <w:rPr>
+          <w:rFonts w:ascii="Times New Roman" w:eastAsia="Times New Roman" w:hAnsi="Times New Roman" w:cs="Times New Roman"/>
+          <w:kern w:val="0"/>
+          <w14:ligatures w14:val="none"/>
+        </w:rPr>
+        <w:t xml:space="preserve"> </w:t>
+      </w:r>
+      <w:r>
+        <w:rPr>
+          <w:rFonts w:ascii="Courier New" w:eastAsia="Times New Roman" w:hAnsi="Courier New" w:cs="Courier New"/>
+          <w:kern w:val="0"/>
+          <w:sz w:val="20"/>
+          <w:szCs w:val="20"/>
+          <w14:ligatures w14:val="none"/>
+        </w:rPr>
+        <w:t>renal_fluid_summary</w:t>
       </w:r>
     </w:p>
     <w:p>
       <w:pPr>
         <w:numPr>
           <w:ilvl w:val="0"/>
-          <w:numId w:val="1"/>
+          <w:numId w:val="10"/>
         </w:numPr>
         <w:spacing w:before="100" w:beforeAutospacing="1" w:after="100" w:afterAutospacing="1" w:line="240" w:lineRule="auto"/>
         <w:rPr>
@@ -275,14 +998,14 @@
           <w:kern w:val="0"/>
           <w14:ligatures w14:val="none"/>
         </w:rPr>
-        <w:t>Required Columns:</w:t>
+        <w:t>2.1 Acute Kidney Injury (The Outcome)</w:t>
       </w:r>
     </w:p>
     <w:p>
       <w:pPr>
         <w:numPr>
           <w:ilvl w:val="1"/>
-          <w:numId w:val="1"/>
+          <w:numId w:val="10"/>
         </w:numPr>
         <w:spacing w:before="100" w:beforeAutospacing="1" w:after="100" w:afterAutospacing="1" w:line="240" w:lineRule="auto"/>
         <w:rPr>
@@ -291,6 +1014,24 @@
           <w14:ligatures w14:val="none"/>
         </w:rPr>
       </w:pPr>
+      <w:r>
+        <w:rPr>
+          <w:rFonts w:ascii="Times New Roman" w:eastAsia="Times New Roman" w:hAnsi="Times New Roman" w:cs="Times New Roman"/>
+          <w:b/>
+          <w:bCs/>
+          <w:kern w:val="0"/>
+          <w14:ligatures w14:val="none"/>
+        </w:rPr>
+        <w:t>Source:</w:t>
+      </w:r>
+      <w:r>
+        <w:rPr>
+          <w:rFonts w:ascii="Times New Roman" w:eastAsia="Times New Roman" w:hAnsi="Times New Roman" w:cs="Times New Roman"/>
+          <w:kern w:val="0"/>
+          <w14:ligatures w14:val="none"/>
+        </w:rPr>
+        <w:t xml:space="preserve"> </w:t>
+      </w:r>
       <w:r>
         <w:rPr>
           <w:rFonts w:ascii="Courier New" w:eastAsia="Times New Roman" w:hAnsi="Courier New" w:cs="Courier New"/>
@@ -299,22 +1040,32 @@
           <w:szCs w:val="20"/>
           <w14:ligatures w14:val="none"/>
         </w:rPr>
-        <w:t>hadm_id</w:t>
-      </w:r>
-      <w:r>
-        <w:rPr>
-          <w:rFonts w:ascii="Times New Roman" w:eastAsia="Times New Roman" w:hAnsi="Times New Roman" w:cs="Times New Roman"/>
-          <w:kern w:val="0"/>
-          <w14:ligatures w14:val="none"/>
-        </w:rPr>
-        <w:t xml:space="preserve"> (Key)</w:t>
+        <w:t>mimiciv_hosp.labevents</w:t>
+      </w:r>
+      <w:r>
+        <w:rPr>
+          <w:rFonts w:ascii="Times New Roman" w:eastAsia="Times New Roman" w:hAnsi="Times New Roman" w:cs="Times New Roman"/>
+          <w:kern w:val="0"/>
+          <w14:ligatures w14:val="none"/>
+        </w:rPr>
+        <w:t xml:space="preserve"> &amp; </w:t>
+      </w:r>
+      <w:r>
+        <w:rPr>
+          <w:rFonts w:ascii="Times New Roman" w:eastAsia="Times New Roman" w:hAnsi="Times New Roman" w:cs="Times New Roman"/>
+          <w:i/>
+          <w:iCs/>
+          <w:kern w:val="0"/>
+          <w14:ligatures w14:val="none"/>
+        </w:rPr>
+        <w:t>Baseline Logic</w:t>
       </w:r>
     </w:p>
     <w:p>
       <w:pPr>
         <w:numPr>
           <w:ilvl w:val="1"/>
-          <w:numId w:val="1"/>
+          <w:numId w:val="10"/>
         </w:numPr>
         <w:spacing w:before="100" w:beforeAutospacing="1" w:after="100" w:afterAutospacing="1" w:line="240" w:lineRule="auto"/>
         <w:rPr>
@@ -323,6 +1074,32 @@
           <w14:ligatures w14:val="none"/>
         </w:rPr>
       </w:pPr>
+      <w:r>
+        <w:rPr>
+          <w:rFonts w:ascii="Times New Roman" w:eastAsia="Times New Roman" w:hAnsi="Times New Roman" w:cs="Times New Roman"/>
+          <w:kern w:val="0"/>
+          <w14:ligatures w14:val="none"/>
+        </w:rPr>
+        <w:t xml:space="preserve">[ ] </w:t>
+      </w:r>
+      <w:r>
+        <w:rPr>
+          <w:rFonts w:ascii="Times New Roman" w:eastAsia="Times New Roman" w:hAnsi="Times New Roman" w:cs="Times New Roman"/>
+          <w:b/>
+          <w:bCs/>
+          <w:kern w:val="0"/>
+          <w14:ligatures w14:val="none"/>
+        </w:rPr>
+        <w:t>Extract:</w:t>
+      </w:r>
+      <w:r>
+        <w:rPr>
+          <w:rFonts w:ascii="Times New Roman" w:eastAsia="Times New Roman" w:hAnsi="Times New Roman" w:cs="Times New Roman"/>
+          <w:kern w:val="0"/>
+          <w14:ligatures w14:val="none"/>
+        </w:rPr>
+        <w:t xml:space="preserve"> </w:t>
+      </w:r>
       <w:r>
         <w:rPr>
           <w:rFonts w:ascii="Courier New" w:eastAsia="Times New Roman" w:hAnsi="Courier New" w:cs="Courier New"/>
@@ -331,22 +1108,22 @@
           <w:szCs w:val="20"/>
           <w14:ligatures w14:val="none"/>
         </w:rPr>
-        <w:t>map_twa_24h</w:t>
-      </w:r>
-      <w:r>
-        <w:rPr>
-          <w:rFonts w:ascii="Times New Roman" w:eastAsia="Times New Roman" w:hAnsi="Times New Roman" w:cs="Times New Roman"/>
-          <w:kern w:val="0"/>
-          <w14:ligatures w14:val="none"/>
-        </w:rPr>
-        <w:t xml:space="preserve"> (Float: The calculated exposure variable)</w:t>
+        <w:t>baseline_creatinine</w:t>
+      </w:r>
+      <w:r>
+        <w:rPr>
+          <w:rFonts w:ascii="Times New Roman" w:eastAsia="Times New Roman" w:hAnsi="Times New Roman" w:cs="Times New Roman"/>
+          <w:kern w:val="0"/>
+          <w14:ligatures w14:val="none"/>
+        </w:rPr>
+        <w:t xml:space="preserve"> (From Phase 1 "Hierarchy of Truth").</w:t>
       </w:r>
     </w:p>
     <w:p>
       <w:pPr>
         <w:numPr>
           <w:ilvl w:val="1"/>
-          <w:numId w:val="1"/>
+          <w:numId w:val="10"/>
         </w:numPr>
         <w:spacing w:before="100" w:beforeAutospacing="1" w:after="100" w:afterAutospacing="1" w:line="240" w:lineRule="auto"/>
         <w:rPr>
@@ -355,6 +1132,32 @@
           <w14:ligatures w14:val="none"/>
         </w:rPr>
       </w:pPr>
+      <w:r>
+        <w:rPr>
+          <w:rFonts w:ascii="Times New Roman" w:eastAsia="Times New Roman" w:hAnsi="Times New Roman" w:cs="Times New Roman"/>
+          <w:kern w:val="0"/>
+          <w14:ligatures w14:val="none"/>
+        </w:rPr>
+        <w:t xml:space="preserve">[ ] </w:t>
+      </w:r>
+      <w:r>
+        <w:rPr>
+          <w:rFonts w:ascii="Times New Roman" w:eastAsia="Times New Roman" w:hAnsi="Times New Roman" w:cs="Times New Roman"/>
+          <w:b/>
+          <w:bCs/>
+          <w:kern w:val="0"/>
+          <w14:ligatures w14:val="none"/>
+        </w:rPr>
+        <w:t>Extract:</w:t>
+      </w:r>
+      <w:r>
+        <w:rPr>
+          <w:rFonts w:ascii="Times New Roman" w:eastAsia="Times New Roman" w:hAnsi="Times New Roman" w:cs="Times New Roman"/>
+          <w:kern w:val="0"/>
+          <w14:ligatures w14:val="none"/>
+        </w:rPr>
+        <w:t xml:space="preserve"> </w:t>
+      </w:r>
       <w:r>
         <w:rPr>
           <w:rFonts w:ascii="Courier New" w:eastAsia="Times New Roman" w:hAnsi="Courier New" w:cs="Courier New"/>
@@ -363,22 +1166,22 @@
           <w:szCs w:val="20"/>
           <w14:ligatures w14:val="none"/>
         </w:rPr>
-        <w:t>map_below_65_duration</w:t>
-      </w:r>
-      <w:r>
-        <w:rPr>
-          <w:rFonts w:ascii="Times New Roman" w:eastAsia="Times New Roman" w:hAnsi="Times New Roman" w:cs="Times New Roman"/>
-          <w:kern w:val="0"/>
-          <w14:ligatures w14:val="none"/>
-        </w:rPr>
-        <w:t xml:space="preserve"> (Integer: Minutes spent with MAP &lt; 65 mmHg)</w:t>
+        <w:t>max_creatinine_7day</w:t>
+      </w:r>
+      <w:r>
+        <w:rPr>
+          <w:rFonts w:ascii="Times New Roman" w:eastAsia="Times New Roman" w:hAnsi="Times New Roman" w:cs="Times New Roman"/>
+          <w:kern w:val="0"/>
+          <w14:ligatures w14:val="none"/>
+        </w:rPr>
+        <w:t xml:space="preserve"> (Highest value in 7 days post-op).</w:t>
       </w:r>
     </w:p>
     <w:p>
       <w:pPr>
         <w:numPr>
           <w:ilvl w:val="1"/>
-          <w:numId w:val="1"/>
+          <w:numId w:val="10"/>
         </w:numPr>
         <w:spacing w:before="100" w:beforeAutospacing="1" w:after="100" w:afterAutospacing="1" w:line="240" w:lineRule="auto"/>
         <w:rPr>
@@ -387,6 +1190,32 @@
           <w14:ligatures w14:val="none"/>
         </w:rPr>
       </w:pPr>
+      <w:r>
+        <w:rPr>
+          <w:rFonts w:ascii="Times New Roman" w:eastAsia="Times New Roman" w:hAnsi="Times New Roman" w:cs="Times New Roman"/>
+          <w:kern w:val="0"/>
+          <w14:ligatures w14:val="none"/>
+        </w:rPr>
+        <w:t xml:space="preserve">[ ] </w:t>
+      </w:r>
+      <w:r>
+        <w:rPr>
+          <w:rFonts w:ascii="Times New Roman" w:eastAsia="Times New Roman" w:hAnsi="Times New Roman" w:cs="Times New Roman"/>
+          <w:b/>
+          <w:bCs/>
+          <w:kern w:val="0"/>
+          <w14:ligatures w14:val="none"/>
+        </w:rPr>
+        <w:t>Determine:</w:t>
+      </w:r>
+      <w:r>
+        <w:rPr>
+          <w:rFonts w:ascii="Times New Roman" w:eastAsia="Times New Roman" w:hAnsi="Times New Roman" w:cs="Times New Roman"/>
+          <w:kern w:val="0"/>
+          <w14:ligatures w14:val="none"/>
+        </w:rPr>
+        <w:t xml:space="preserve"> </w:t>
+      </w:r>
       <w:r>
         <w:rPr>
           <w:rFonts w:ascii="Courier New" w:eastAsia="Times New Roman" w:hAnsi="Courier New" w:cs="Courier New"/>
@@ -395,49 +1224,181 @@
           <w:szCs w:val="20"/>
           <w14:ligatures w14:val="none"/>
         </w:rPr>
-        <w:t>map_below_75_duration</w:t>
-      </w:r>
-      <w:r>
-        <w:rPr>
-          <w:rFonts w:ascii="Times New Roman" w:eastAsia="Times New Roman" w:hAnsi="Times New Roman" w:cs="Times New Roman"/>
-          <w:kern w:val="0"/>
-          <w14:ligatures w14:val="none"/>
-        </w:rPr>
-        <w:t xml:space="preserve"> (Integer: Minutes spent with MAP &lt; 75 mmHg)</w:t>
-      </w:r>
-    </w:p>
-    <w:p>
-      <w:pPr>
-        <w:spacing w:before="100" w:beforeAutospacing="1" w:after="100" w:afterAutospacing="1" w:line="240" w:lineRule="auto"/>
-        <w:outlineLvl w:val="2"/>
-        <w:rPr>
-          <w:rFonts w:ascii="Times New Roman" w:eastAsia="Times New Roman" w:hAnsi="Times New Roman" w:cs="Times New Roman"/>
-          <w:b/>
-          <w:bCs/>
-          <w:kern w:val="0"/>
-          <w:sz w:val="27"/>
-          <w:szCs w:val="27"/>
-          <w14:ligatures w14:val="none"/>
-        </w:rPr>
-      </w:pPr>
-      <w:r>
-        <w:rPr>
-          <w:rFonts w:ascii="Times New Roman" w:eastAsia="Times New Roman" w:hAnsi="Times New Roman" w:cs="Times New Roman"/>
-          <w:b/>
-          <w:bCs/>
-          <w:kern w:val="0"/>
-          <w:sz w:val="27"/>
-          <w:szCs w:val="27"/>
-          <w14:ligatures w14:val="none"/>
-        </w:rPr>
-        <w:t>1.2 Vasoactive Medications</w:t>
+        <w:t>aki_stage</w:t>
+      </w:r>
+      <w:r>
+        <w:rPr>
+          <w:rFonts w:ascii="Times New Roman" w:eastAsia="Times New Roman" w:hAnsi="Times New Roman" w:cs="Times New Roman"/>
+          <w:kern w:val="0"/>
+          <w14:ligatures w14:val="none"/>
+        </w:rPr>
+        <w:t xml:space="preserve"> (Ordinal: 0, 1, 2, 3 based on KDIGO criteria).</w:t>
+      </w:r>
+    </w:p>
+    <w:p>
+      <w:pPr>
+        <w:numPr>
+          <w:ilvl w:val="1"/>
+          <w:numId w:val="10"/>
+        </w:numPr>
+        <w:spacing w:before="100" w:beforeAutospacing="1" w:after="100" w:afterAutospacing="1" w:line="240" w:lineRule="auto"/>
+        <w:rPr>
+          <w:rFonts w:ascii="Times New Roman" w:eastAsia="Times New Roman" w:hAnsi="Times New Roman" w:cs="Times New Roman"/>
+          <w:kern w:val="0"/>
+          <w14:ligatures w14:val="none"/>
+        </w:rPr>
+      </w:pPr>
+      <w:r>
+        <w:rPr>
+          <w:rFonts w:ascii="Times New Roman" w:eastAsia="Times New Roman" w:hAnsi="Times New Roman" w:cs="Times New Roman"/>
+          <w:kern w:val="0"/>
+          <w14:ligatures w14:val="none"/>
+        </w:rPr>
+        <w:lastRenderedPageBreak/>
+        <w:t xml:space="preserve">[ ] </w:t>
+      </w:r>
+      <w:r>
+        <w:rPr>
+          <w:rFonts w:ascii="Times New Roman" w:eastAsia="Times New Roman" w:hAnsi="Times New Roman" w:cs="Times New Roman"/>
+          <w:b/>
+          <w:bCs/>
+          <w:kern w:val="0"/>
+          <w14:ligatures w14:val="none"/>
+        </w:rPr>
+        <w:t>Determine:</w:t>
+      </w:r>
+      <w:r>
+        <w:rPr>
+          <w:rFonts w:ascii="Times New Roman" w:eastAsia="Times New Roman" w:hAnsi="Times New Roman" w:cs="Times New Roman"/>
+          <w:kern w:val="0"/>
+          <w14:ligatures w14:val="none"/>
+        </w:rPr>
+        <w:t xml:space="preserve"> </w:t>
+      </w:r>
+      <w:r>
+        <w:rPr>
+          <w:rFonts w:ascii="Courier New" w:eastAsia="Times New Roman" w:hAnsi="Courier New" w:cs="Courier New"/>
+          <w:kern w:val="0"/>
+          <w:sz w:val="20"/>
+          <w:szCs w:val="20"/>
+          <w14:ligatures w14:val="none"/>
+        </w:rPr>
+        <w:t>aki_binary</w:t>
+      </w:r>
+      <w:r>
+        <w:rPr>
+          <w:rFonts w:ascii="Times New Roman" w:eastAsia="Times New Roman" w:hAnsi="Times New Roman" w:cs="Times New Roman"/>
+          <w:kern w:val="0"/>
+          <w14:ligatures w14:val="none"/>
+        </w:rPr>
+        <w:t xml:space="preserve"> (Binary 0/1: Stage 1+ vs None).</w:t>
+      </w:r>
+    </w:p>
+    <w:p>
+      <w:pPr>
+        <w:numPr>
+          <w:ilvl w:val="1"/>
+          <w:numId w:val="10"/>
+        </w:numPr>
+        <w:spacing w:before="100" w:beforeAutospacing="1" w:after="100" w:afterAutospacing="1" w:line="240" w:lineRule="auto"/>
+        <w:rPr>
+          <w:rFonts w:ascii="Times New Roman" w:eastAsia="Times New Roman" w:hAnsi="Times New Roman" w:cs="Times New Roman"/>
+          <w:kern w:val="0"/>
+          <w14:ligatures w14:val="none"/>
+        </w:rPr>
+      </w:pPr>
+      <w:r>
+        <w:rPr>
+          <w:rFonts w:ascii="Times New Roman" w:eastAsia="Times New Roman" w:hAnsi="Times New Roman" w:cs="Times New Roman"/>
+          <w:kern w:val="0"/>
+          <w14:ligatures w14:val="none"/>
+        </w:rPr>
+        <w:t xml:space="preserve">[ ] </w:t>
+      </w:r>
+      <w:r>
+        <w:rPr>
+          <w:rFonts w:ascii="Times New Roman" w:eastAsia="Times New Roman" w:hAnsi="Times New Roman" w:cs="Times New Roman"/>
+          <w:b/>
+          <w:bCs/>
+          <w:kern w:val="0"/>
+          <w14:ligatures w14:val="none"/>
+        </w:rPr>
+        <w:t>Determine:</w:t>
+      </w:r>
+      <w:r>
+        <w:rPr>
+          <w:rFonts w:ascii="Times New Roman" w:eastAsia="Times New Roman" w:hAnsi="Times New Roman" w:cs="Times New Roman"/>
+          <w:kern w:val="0"/>
+          <w14:ligatures w14:val="none"/>
+        </w:rPr>
+        <w:t xml:space="preserve"> </w:t>
+      </w:r>
+      <w:r>
+        <w:rPr>
+          <w:rFonts w:ascii="Courier New" w:eastAsia="Times New Roman" w:hAnsi="Courier New" w:cs="Courier New"/>
+          <w:kern w:val="0"/>
+          <w:sz w:val="20"/>
+          <w:szCs w:val="20"/>
+          <w14:ligatures w14:val="none"/>
+        </w:rPr>
+        <w:t>day_of_aki_onset</w:t>
+      </w:r>
+      <w:r>
+        <w:rPr>
+          <w:rFonts w:ascii="Times New Roman" w:eastAsia="Times New Roman" w:hAnsi="Times New Roman" w:cs="Times New Roman"/>
+          <w:kern w:val="0"/>
+          <w14:ligatures w14:val="none"/>
+        </w:rPr>
+        <w:t xml:space="preserve"> (Integer: Post-op Day 1, 2, 3... used for </w:t>
+      </w:r>
+      <w:r>
+        <w:rPr>
+          <w:rFonts w:ascii="Times New Roman" w:eastAsia="Times New Roman" w:hAnsi="Times New Roman" w:cs="Times New Roman"/>
+          <w:b/>
+          <w:bCs/>
+          <w:kern w:val="0"/>
+          <w14:ligatures w14:val="none"/>
+        </w:rPr>
+        <w:t>Survival Analysis</w:t>
+      </w:r>
+      <w:r>
+        <w:rPr>
+          <w:rFonts w:ascii="Times New Roman" w:eastAsia="Times New Roman" w:hAnsi="Times New Roman" w:cs="Times New Roman"/>
+          <w:kern w:val="0"/>
+          <w14:ligatures w14:val="none"/>
+        </w:rPr>
+        <w:t>. If no AKI, leave NULL).</w:t>
       </w:r>
     </w:p>
     <w:p>
       <w:pPr>
         <w:numPr>
           <w:ilvl w:val="0"/>
-          <w:numId w:val="2"/>
+          <w:numId w:val="10"/>
+        </w:numPr>
+        <w:spacing w:before="100" w:beforeAutospacing="1" w:after="100" w:afterAutospacing="1" w:line="240" w:lineRule="auto"/>
+        <w:rPr>
+          <w:rFonts w:ascii="Times New Roman" w:eastAsia="Times New Roman" w:hAnsi="Times New Roman" w:cs="Times New Roman"/>
+          <w:kern w:val="0"/>
+          <w14:ligatures w14:val="none"/>
+        </w:rPr>
+      </w:pPr>
+      <w:r>
+        <w:rPr>
+          <w:rFonts w:ascii="Times New Roman" w:eastAsia="Times New Roman" w:hAnsi="Times New Roman" w:cs="Times New Roman"/>
+          <w:b/>
+          <w:bCs/>
+          <w:kern w:val="0"/>
+          <w14:ligatures w14:val="none"/>
+        </w:rPr>
+        <w:t>2.2 Fluid Balance &amp; Urine</w:t>
+      </w:r>
+    </w:p>
+    <w:p>
+      <w:pPr>
+        <w:numPr>
+          <w:ilvl w:val="1"/>
+          <w:numId w:val="10"/>
         </w:numPr>
         <w:spacing w:before="100" w:beforeAutospacing="1" w:after="100" w:afterAutospacing="1" w:line="240" w:lineRule="auto"/>
         <w:rPr>
@@ -474,12 +1435,315 @@
         </w:rPr>
         <w:t>mimiciv_icu.inputevents</w:t>
       </w:r>
+      <w:r>
+        <w:rPr>
+          <w:rFonts w:ascii="Times New Roman" w:eastAsia="Times New Roman" w:hAnsi="Times New Roman" w:cs="Times New Roman"/>
+          <w:kern w:val="0"/>
+          <w14:ligatures w14:val="none"/>
+        </w:rPr>
+        <w:t xml:space="preserve"> (In) &amp; </w:t>
+      </w:r>
+      <w:r>
+        <w:rPr>
+          <w:rFonts w:ascii="Courier New" w:eastAsia="Times New Roman" w:hAnsi="Courier New" w:cs="Courier New"/>
+          <w:kern w:val="0"/>
+          <w:sz w:val="20"/>
+          <w:szCs w:val="20"/>
+          <w14:ligatures w14:val="none"/>
+        </w:rPr>
+        <w:t>mimiciv_icu.outputevents</w:t>
+      </w:r>
+      <w:r>
+        <w:rPr>
+          <w:rFonts w:ascii="Times New Roman" w:eastAsia="Times New Roman" w:hAnsi="Times New Roman" w:cs="Times New Roman"/>
+          <w:kern w:val="0"/>
+          <w14:ligatures w14:val="none"/>
+        </w:rPr>
+        <w:t xml:space="preserve"> (Out)</w:t>
+      </w:r>
+    </w:p>
+    <w:p>
+      <w:pPr>
+        <w:numPr>
+          <w:ilvl w:val="1"/>
+          <w:numId w:val="10"/>
+        </w:numPr>
+        <w:spacing w:before="100" w:beforeAutospacing="1" w:after="100" w:afterAutospacing="1" w:line="240" w:lineRule="auto"/>
+        <w:rPr>
+          <w:rFonts w:ascii="Times New Roman" w:eastAsia="Times New Roman" w:hAnsi="Times New Roman" w:cs="Times New Roman"/>
+          <w:kern w:val="0"/>
+          <w14:ligatures w14:val="none"/>
+        </w:rPr>
+      </w:pPr>
+      <w:r>
+        <w:rPr>
+          <w:rFonts w:ascii="Times New Roman" w:eastAsia="Times New Roman" w:hAnsi="Times New Roman" w:cs="Times New Roman"/>
+          <w:kern w:val="0"/>
+          <w14:ligatures w14:val="none"/>
+        </w:rPr>
+        <w:t xml:space="preserve">[ ] </w:t>
+      </w:r>
+      <w:r>
+        <w:rPr>
+          <w:rFonts w:ascii="Times New Roman" w:eastAsia="Times New Roman" w:hAnsi="Times New Roman" w:cs="Times New Roman"/>
+          <w:b/>
+          <w:bCs/>
+          <w:kern w:val="0"/>
+          <w14:ligatures w14:val="none"/>
+        </w:rPr>
+        <w:t>Calculate:</w:t>
+      </w:r>
+      <w:r>
+        <w:rPr>
+          <w:rFonts w:ascii="Times New Roman" w:eastAsia="Times New Roman" w:hAnsi="Times New Roman" w:cs="Times New Roman"/>
+          <w:kern w:val="0"/>
+          <w14:ligatures w14:val="none"/>
+        </w:rPr>
+        <w:t xml:space="preserve"> </w:t>
+      </w:r>
+      <w:r>
+        <w:rPr>
+          <w:rFonts w:ascii="Courier New" w:eastAsia="Times New Roman" w:hAnsi="Courier New" w:cs="Courier New"/>
+          <w:kern w:val="0"/>
+          <w:sz w:val="20"/>
+          <w:szCs w:val="20"/>
+          <w14:ligatures w14:val="none"/>
+        </w:rPr>
+        <w:t>urine_output_24h</w:t>
+      </w:r>
+      <w:r>
+        <w:rPr>
+          <w:rFonts w:ascii="Times New Roman" w:eastAsia="Times New Roman" w:hAnsi="Times New Roman" w:cs="Times New Roman"/>
+          <w:kern w:val="0"/>
+          <w14:ligatures w14:val="none"/>
+        </w:rPr>
+        <w:t xml:space="preserve"> (Total mL urine).</w:t>
+      </w:r>
+    </w:p>
+    <w:p>
+      <w:pPr>
+        <w:numPr>
+          <w:ilvl w:val="1"/>
+          <w:numId w:val="10"/>
+        </w:numPr>
+        <w:spacing w:before="100" w:beforeAutospacing="1" w:after="100" w:afterAutospacing="1" w:line="240" w:lineRule="auto"/>
+        <w:rPr>
+          <w:rFonts w:ascii="Times New Roman" w:eastAsia="Times New Roman" w:hAnsi="Times New Roman" w:cs="Times New Roman"/>
+          <w:kern w:val="0"/>
+          <w14:ligatures w14:val="none"/>
+        </w:rPr>
+      </w:pPr>
+      <w:r>
+        <w:rPr>
+          <w:rFonts w:ascii="Times New Roman" w:eastAsia="Times New Roman" w:hAnsi="Times New Roman" w:cs="Times New Roman"/>
+          <w:kern w:val="0"/>
+          <w14:ligatures w14:val="none"/>
+        </w:rPr>
+        <w:t xml:space="preserve">[ ] </w:t>
+      </w:r>
+      <w:r>
+        <w:rPr>
+          <w:rFonts w:ascii="Times New Roman" w:eastAsia="Times New Roman" w:hAnsi="Times New Roman" w:cs="Times New Roman"/>
+          <w:b/>
+          <w:bCs/>
+          <w:kern w:val="0"/>
+          <w14:ligatures w14:val="none"/>
+        </w:rPr>
+        <w:t>Calculate:</w:t>
+      </w:r>
+      <w:r>
+        <w:rPr>
+          <w:rFonts w:ascii="Times New Roman" w:eastAsia="Times New Roman" w:hAnsi="Times New Roman" w:cs="Times New Roman"/>
+          <w:kern w:val="0"/>
+          <w14:ligatures w14:val="none"/>
+        </w:rPr>
+        <w:t xml:space="preserve"> </w:t>
+      </w:r>
+      <w:r>
+        <w:rPr>
+          <w:rFonts w:ascii="Courier New" w:eastAsia="Times New Roman" w:hAnsi="Courier New" w:cs="Courier New"/>
+          <w:kern w:val="0"/>
+          <w:sz w:val="20"/>
+          <w:szCs w:val="20"/>
+          <w14:ligatures w14:val="none"/>
+        </w:rPr>
+        <w:t>total_fluids_in_24h</w:t>
+      </w:r>
+      <w:r>
+        <w:rPr>
+          <w:rFonts w:ascii="Times New Roman" w:eastAsia="Times New Roman" w:hAnsi="Times New Roman" w:cs="Times New Roman"/>
+          <w:kern w:val="0"/>
+          <w14:ligatures w14:val="none"/>
+        </w:rPr>
+        <w:t xml:space="preserve"> (Total mL Crystalloids + Colloids + Blood Products).</w:t>
+      </w:r>
+    </w:p>
+    <w:p>
+      <w:pPr>
+        <w:numPr>
+          <w:ilvl w:val="1"/>
+          <w:numId w:val="10"/>
+        </w:numPr>
+        <w:spacing w:before="100" w:beforeAutospacing="1" w:after="100" w:afterAutospacing="1" w:line="240" w:lineRule="auto"/>
+        <w:rPr>
+          <w:rFonts w:ascii="Times New Roman" w:eastAsia="Times New Roman" w:hAnsi="Times New Roman" w:cs="Times New Roman"/>
+          <w:kern w:val="0"/>
+          <w14:ligatures w14:val="none"/>
+        </w:rPr>
+      </w:pPr>
+      <w:r>
+        <w:rPr>
+          <w:rFonts w:ascii="Times New Roman" w:eastAsia="Times New Roman" w:hAnsi="Times New Roman" w:cs="Times New Roman"/>
+          <w:kern w:val="0"/>
+          <w14:ligatures w14:val="none"/>
+        </w:rPr>
+        <w:t xml:space="preserve">[ ] </w:t>
+      </w:r>
+      <w:r>
+        <w:rPr>
+          <w:rFonts w:ascii="Times New Roman" w:eastAsia="Times New Roman" w:hAnsi="Times New Roman" w:cs="Times New Roman"/>
+          <w:b/>
+          <w:bCs/>
+          <w:kern w:val="0"/>
+          <w14:ligatures w14:val="none"/>
+        </w:rPr>
+        <w:t>Calculate:</w:t>
+      </w:r>
+      <w:r>
+        <w:rPr>
+          <w:rFonts w:ascii="Times New Roman" w:eastAsia="Times New Roman" w:hAnsi="Times New Roman" w:cs="Times New Roman"/>
+          <w:kern w:val="0"/>
+          <w14:ligatures w14:val="none"/>
+        </w:rPr>
+        <w:t xml:space="preserve"> </w:t>
+      </w:r>
+      <w:r>
+        <w:rPr>
+          <w:rFonts w:ascii="Courier New" w:eastAsia="Times New Roman" w:hAnsi="Courier New" w:cs="Courier New"/>
+          <w:kern w:val="0"/>
+          <w:sz w:val="20"/>
+          <w:szCs w:val="20"/>
+          <w14:ligatures w14:val="none"/>
+        </w:rPr>
+        <w:t>fluid_balance_24h</w:t>
+      </w:r>
+      <w:r>
+        <w:rPr>
+          <w:rFonts w:ascii="Times New Roman" w:eastAsia="Times New Roman" w:hAnsi="Times New Roman" w:cs="Times New Roman"/>
+          <w:kern w:val="0"/>
+          <w14:ligatures w14:val="none"/>
+        </w:rPr>
+        <w:t xml:space="preserve"> (Total In minus Total Out).</w:t>
+      </w:r>
+    </w:p>
+    <w:p>
+      <w:pPr>
+        <w:spacing w:after="0" w:line="240" w:lineRule="auto"/>
+        <w:rPr>
+          <w:rFonts w:ascii="Times New Roman" w:eastAsia="Times New Roman" w:hAnsi="Times New Roman" w:cs="Times New Roman"/>
+          <w:kern w:val="0"/>
+          <w14:ligatures w14:val="none"/>
+        </w:rPr>
+      </w:pPr>
+      <w:r>
+        <w:rPr>
+          <w:rFonts w:ascii="Times New Roman" w:eastAsia="Times New Roman" w:hAnsi="Times New Roman" w:cs="Times New Roman"/>
+          <w:noProof/>
+          <w:kern w:val="0"/>
+        </w:rPr>
+        <w:pict w14:anchorId="469F75A8">
+          <v:rect id="_x0000_i1027" alt="" style="width:468pt;height:.05pt;mso-width-percent:0;mso-height-percent:0;mso-width-percent:0;mso-height-percent:0" o:hralign="center" o:hrstd="t" o:hr="t" fillcolor="#a0a0a0" stroked="f"/>
+        </w:pict>
+      </w:r>
+    </w:p>
+    <w:p>
+      <w:pPr>
+        <w:spacing w:before="100" w:beforeAutospacing="1" w:after="100" w:afterAutospacing="1" w:line="240" w:lineRule="auto"/>
+        <w:outlineLvl w:val="1"/>
+        <w:rPr>
+          <w:rFonts w:ascii="Times New Roman" w:eastAsia="Times New Roman" w:hAnsi="Times New Roman" w:cs="Times New Roman"/>
+          <w:b/>
+          <w:bCs/>
+          <w:kern w:val="0"/>
+          <w:sz w:val="36"/>
+          <w:szCs w:val="36"/>
+          <w14:ligatures w14:val="none"/>
+        </w:rPr>
+      </w:pPr>
+      <w:r>
+        <w:rPr>
+          <w:rFonts w:ascii="Times New Roman" w:eastAsia="Times New Roman" w:hAnsi="Times New Roman" w:cs="Times New Roman"/>
+          <w:b/>
+          <w:bCs/>
+          <w:kern w:val="0"/>
+          <w:sz w:val="36"/>
+          <w:szCs w:val="36"/>
+          <w14:ligatures w14:val="none"/>
+        </w:rPr>
+        <w:t>Category 3: Clinical Risk Profile (Member 3)</w:t>
+      </w:r>
+    </w:p>
+    <w:p>
+      <w:pPr>
+        <w:spacing w:before="100" w:beforeAutospacing="1" w:after="100" w:afterAutospacing="1" w:line="240" w:lineRule="auto"/>
+        <w:rPr>
+          <w:rFonts w:ascii="Times New Roman" w:eastAsia="Times New Roman" w:hAnsi="Times New Roman" w:cs="Times New Roman"/>
+          <w:kern w:val="0"/>
+          <w14:ligatures w14:val="none"/>
+        </w:rPr>
+      </w:pPr>
+      <w:r>
+        <w:rPr>
+          <w:rFonts w:ascii="Times New Roman" w:eastAsia="Times New Roman" w:hAnsi="Times New Roman" w:cs="Times New Roman"/>
+          <w:b/>
+          <w:bCs/>
+          <w:kern w:val="0"/>
+          <w14:ligatures w14:val="none"/>
+        </w:rPr>
+        <w:t>Objective:</w:t>
+      </w:r>
+      <w:r>
+        <w:rPr>
+          <w:rFonts w:ascii="Times New Roman" w:eastAsia="Times New Roman" w:hAnsi="Times New Roman" w:cs="Times New Roman"/>
+          <w:kern w:val="0"/>
+          <w14:ligatures w14:val="none"/>
+        </w:rPr>
+        <w:t xml:space="preserve"> Define "Baseline Risk" for Propensity Matching and Clinical Table 1. </w:t>
+      </w:r>
+      <w:r>
+        <w:rPr>
+          <w:rFonts w:ascii="Times New Roman" w:eastAsia="Times New Roman" w:hAnsi="Times New Roman" w:cs="Times New Roman"/>
+          <w:b/>
+          <w:bCs/>
+          <w:kern w:val="0"/>
+          <w14:ligatures w14:val="none"/>
+        </w:rPr>
+        <w:t>Primary Table:</w:t>
+      </w:r>
+      <w:r>
+        <w:rPr>
+          <w:rFonts w:ascii="Times New Roman" w:eastAsia="Times New Roman" w:hAnsi="Times New Roman" w:cs="Times New Roman"/>
+          <w:kern w:val="0"/>
+          <w14:ligatures w14:val="none"/>
+        </w:rPr>
+        <w:t xml:space="preserve"> </w:t>
+      </w:r>
+      <w:r>
+        <w:rPr>
+          <w:rFonts w:ascii="Courier New" w:eastAsia="Times New Roman" w:hAnsi="Courier New" w:cs="Courier New"/>
+          <w:kern w:val="0"/>
+          <w:sz w:val="20"/>
+          <w:szCs w:val="20"/>
+          <w14:ligatures w14:val="none"/>
+        </w:rPr>
+        <w:t>clinical_risk_profile</w:t>
+      </w:r>
     </w:p>
     <w:p>
       <w:pPr>
         <w:numPr>
           <w:ilvl w:val="0"/>
-          <w:numId w:val="2"/>
+          <w:numId w:val="11"/>
         </w:numPr>
         <w:spacing w:before="100" w:beforeAutospacing="1" w:after="100" w:afterAutospacing="1" w:line="240" w:lineRule="auto"/>
         <w:rPr>
@@ -496,22 +1760,284 @@
           <w:kern w:val="0"/>
           <w14:ligatures w14:val="none"/>
         </w:rPr>
-        <w:t>Task:</w:t>
-      </w:r>
-      <w:r>
-        <w:rPr>
-          <w:rFonts w:ascii="Times New Roman" w:eastAsia="Times New Roman" w:hAnsi="Times New Roman" w:cs="Times New Roman"/>
-          <w:kern w:val="0"/>
-          <w14:ligatures w14:val="none"/>
-        </w:rPr>
-        <w:t xml:space="preserve"> Identify if the patient needed drugs to maintain their pressure.</w:t>
+        <w:t>3.1 Demographics &amp; Operative Details</w:t>
+      </w:r>
+    </w:p>
+    <w:p>
+      <w:pPr>
+        <w:numPr>
+          <w:ilvl w:val="1"/>
+          <w:numId w:val="11"/>
+        </w:numPr>
+        <w:spacing w:before="100" w:beforeAutospacing="1" w:after="100" w:afterAutospacing="1" w:line="240" w:lineRule="auto"/>
+        <w:rPr>
+          <w:rFonts w:ascii="Times New Roman" w:eastAsia="Times New Roman" w:hAnsi="Times New Roman" w:cs="Times New Roman"/>
+          <w:kern w:val="0"/>
+          <w14:ligatures w14:val="none"/>
+        </w:rPr>
+      </w:pPr>
+      <w:r>
+        <w:rPr>
+          <w:rFonts w:ascii="Times New Roman" w:eastAsia="Times New Roman" w:hAnsi="Times New Roman" w:cs="Times New Roman"/>
+          <w:b/>
+          <w:bCs/>
+          <w:kern w:val="0"/>
+          <w14:ligatures w14:val="none"/>
+        </w:rPr>
+        <w:t>Source:</w:t>
+      </w:r>
+      <w:r>
+        <w:rPr>
+          <w:rFonts w:ascii="Times New Roman" w:eastAsia="Times New Roman" w:hAnsi="Times New Roman" w:cs="Times New Roman"/>
+          <w:kern w:val="0"/>
+          <w14:ligatures w14:val="none"/>
+        </w:rPr>
+        <w:t xml:space="preserve"> </w:t>
+      </w:r>
+      <w:r>
+        <w:rPr>
+          <w:rFonts w:ascii="Courier New" w:eastAsia="Times New Roman" w:hAnsi="Courier New" w:cs="Courier New"/>
+          <w:kern w:val="0"/>
+          <w:sz w:val="20"/>
+          <w:szCs w:val="20"/>
+          <w14:ligatures w14:val="none"/>
+        </w:rPr>
+        <w:t>mimiciv_hosp.patients</w:t>
+      </w:r>
+      <w:r>
+        <w:rPr>
+          <w:rFonts w:ascii="Times New Roman" w:eastAsia="Times New Roman" w:hAnsi="Times New Roman" w:cs="Times New Roman"/>
+          <w:kern w:val="0"/>
+          <w14:ligatures w14:val="none"/>
+        </w:rPr>
+        <w:t xml:space="preserve">, </w:t>
+      </w:r>
+      <w:r>
+        <w:rPr>
+          <w:rFonts w:ascii="Courier New" w:eastAsia="Times New Roman" w:hAnsi="Courier New" w:cs="Courier New"/>
+          <w:kern w:val="0"/>
+          <w:sz w:val="20"/>
+          <w:szCs w:val="20"/>
+          <w14:ligatures w14:val="none"/>
+        </w:rPr>
+        <w:t>mimiciv_hosp.admissions</w:t>
+      </w:r>
+    </w:p>
+    <w:p>
+      <w:pPr>
+        <w:numPr>
+          <w:ilvl w:val="1"/>
+          <w:numId w:val="11"/>
+        </w:numPr>
+        <w:spacing w:before="100" w:beforeAutospacing="1" w:after="100" w:afterAutospacing="1" w:line="240" w:lineRule="auto"/>
+        <w:rPr>
+          <w:rFonts w:ascii="Times New Roman" w:eastAsia="Times New Roman" w:hAnsi="Times New Roman" w:cs="Times New Roman"/>
+          <w:kern w:val="0"/>
+          <w14:ligatures w14:val="none"/>
+        </w:rPr>
+      </w:pPr>
+      <w:r>
+        <w:rPr>
+          <w:rFonts w:ascii="Times New Roman" w:eastAsia="Times New Roman" w:hAnsi="Times New Roman" w:cs="Times New Roman"/>
+          <w:kern w:val="0"/>
+          <w14:ligatures w14:val="none"/>
+        </w:rPr>
+        <w:t xml:space="preserve">[ ] </w:t>
+      </w:r>
+      <w:r>
+        <w:rPr>
+          <w:rFonts w:ascii="Times New Roman" w:eastAsia="Times New Roman" w:hAnsi="Times New Roman" w:cs="Times New Roman"/>
+          <w:b/>
+          <w:bCs/>
+          <w:kern w:val="0"/>
+          <w14:ligatures w14:val="none"/>
+        </w:rPr>
+        <w:t>Extract:</w:t>
+      </w:r>
+      <w:r>
+        <w:rPr>
+          <w:rFonts w:ascii="Times New Roman" w:eastAsia="Times New Roman" w:hAnsi="Times New Roman" w:cs="Times New Roman"/>
+          <w:kern w:val="0"/>
+          <w14:ligatures w14:val="none"/>
+        </w:rPr>
+        <w:t xml:space="preserve"> </w:t>
+      </w:r>
+      <w:r>
+        <w:rPr>
+          <w:rFonts w:ascii="Courier New" w:eastAsia="Times New Roman" w:hAnsi="Courier New" w:cs="Courier New"/>
+          <w:kern w:val="0"/>
+          <w:sz w:val="20"/>
+          <w:szCs w:val="20"/>
+          <w14:ligatures w14:val="none"/>
+        </w:rPr>
+        <w:t>age</w:t>
+      </w:r>
+      <w:r>
+        <w:rPr>
+          <w:rFonts w:ascii="Times New Roman" w:eastAsia="Times New Roman" w:hAnsi="Times New Roman" w:cs="Times New Roman"/>
+          <w:kern w:val="0"/>
+          <w14:ligatures w14:val="none"/>
+        </w:rPr>
+        <w:t xml:space="preserve">, </w:t>
+      </w:r>
+      <w:r>
+        <w:rPr>
+          <w:rFonts w:ascii="Courier New" w:eastAsia="Times New Roman" w:hAnsi="Courier New" w:cs="Courier New"/>
+          <w:kern w:val="0"/>
+          <w:sz w:val="20"/>
+          <w:szCs w:val="20"/>
+          <w14:ligatures w14:val="none"/>
+        </w:rPr>
+        <w:t>sex</w:t>
+      </w:r>
+      <w:r>
+        <w:rPr>
+          <w:rFonts w:ascii="Times New Roman" w:eastAsia="Times New Roman" w:hAnsi="Times New Roman" w:cs="Times New Roman"/>
+          <w:kern w:val="0"/>
+          <w14:ligatures w14:val="none"/>
+        </w:rPr>
+        <w:t xml:space="preserve">, </w:t>
+      </w:r>
+      <w:r>
+        <w:rPr>
+          <w:rFonts w:ascii="Courier New" w:eastAsia="Times New Roman" w:hAnsi="Courier New" w:cs="Courier New"/>
+          <w:kern w:val="0"/>
+          <w:sz w:val="20"/>
+          <w:szCs w:val="20"/>
+          <w14:ligatures w14:val="none"/>
+        </w:rPr>
+        <w:t>bmi</w:t>
+      </w:r>
+      <w:r>
+        <w:rPr>
+          <w:rFonts w:ascii="Times New Roman" w:eastAsia="Times New Roman" w:hAnsi="Times New Roman" w:cs="Times New Roman"/>
+          <w:kern w:val="0"/>
+          <w14:ligatures w14:val="none"/>
+        </w:rPr>
+        <w:t xml:space="preserve"> (Height/Weight).</w:t>
+      </w:r>
+    </w:p>
+    <w:p>
+      <w:pPr>
+        <w:numPr>
+          <w:ilvl w:val="1"/>
+          <w:numId w:val="11"/>
+        </w:numPr>
+        <w:spacing w:before="100" w:beforeAutospacing="1" w:after="100" w:afterAutospacing="1" w:line="240" w:lineRule="auto"/>
+        <w:rPr>
+          <w:rFonts w:ascii="Times New Roman" w:eastAsia="Times New Roman" w:hAnsi="Times New Roman" w:cs="Times New Roman"/>
+          <w:kern w:val="0"/>
+          <w14:ligatures w14:val="none"/>
+        </w:rPr>
+      </w:pPr>
+      <w:r>
+        <w:rPr>
+          <w:rFonts w:ascii="Times New Roman" w:eastAsia="Times New Roman" w:hAnsi="Times New Roman" w:cs="Times New Roman"/>
+          <w:kern w:val="0"/>
+          <w14:ligatures w14:val="none"/>
+        </w:rPr>
+        <w:t xml:space="preserve">[ ] </w:t>
+      </w:r>
+      <w:r>
+        <w:rPr>
+          <w:rFonts w:ascii="Times New Roman" w:eastAsia="Times New Roman" w:hAnsi="Times New Roman" w:cs="Times New Roman"/>
+          <w:b/>
+          <w:bCs/>
+          <w:kern w:val="0"/>
+          <w14:ligatures w14:val="none"/>
+        </w:rPr>
+        <w:t>Extract:</w:t>
+      </w:r>
+      <w:r>
+        <w:rPr>
+          <w:rFonts w:ascii="Times New Roman" w:eastAsia="Times New Roman" w:hAnsi="Times New Roman" w:cs="Times New Roman"/>
+          <w:kern w:val="0"/>
+          <w14:ligatures w14:val="none"/>
+        </w:rPr>
+        <w:t xml:space="preserve"> </w:t>
+      </w:r>
+      <w:r>
+        <w:rPr>
+          <w:rFonts w:ascii="Courier New" w:eastAsia="Times New Roman" w:hAnsi="Courier New" w:cs="Courier New"/>
+          <w:kern w:val="0"/>
+          <w:sz w:val="20"/>
+          <w:szCs w:val="20"/>
+          <w14:ligatures w14:val="none"/>
+        </w:rPr>
+        <w:t>procedure_group</w:t>
+      </w:r>
+      <w:r>
+        <w:rPr>
+          <w:rFonts w:ascii="Times New Roman" w:eastAsia="Times New Roman" w:hAnsi="Times New Roman" w:cs="Times New Roman"/>
+          <w:kern w:val="0"/>
+          <w14:ligatures w14:val="none"/>
+        </w:rPr>
+        <w:t xml:space="preserve"> ('Open AAA', 'EVAR', 'Carotid', 'Peripheral').</w:t>
+      </w:r>
+    </w:p>
+    <w:p>
+      <w:pPr>
+        <w:numPr>
+          <w:ilvl w:val="1"/>
+          <w:numId w:val="11"/>
+        </w:numPr>
+        <w:spacing w:before="100" w:beforeAutospacing="1" w:after="100" w:afterAutospacing="1" w:line="240" w:lineRule="auto"/>
+        <w:rPr>
+          <w:rFonts w:ascii="Times New Roman" w:eastAsia="Times New Roman" w:hAnsi="Times New Roman" w:cs="Times New Roman"/>
+          <w:kern w:val="0"/>
+          <w14:ligatures w14:val="none"/>
+        </w:rPr>
+      </w:pPr>
+      <w:r>
+        <w:rPr>
+          <w:rFonts w:ascii="Times New Roman" w:eastAsia="Times New Roman" w:hAnsi="Times New Roman" w:cs="Times New Roman"/>
+          <w:kern w:val="0"/>
+          <w14:ligatures w14:val="none"/>
+        </w:rPr>
+        <w:t xml:space="preserve">[ ] </w:t>
+      </w:r>
+      <w:r>
+        <w:rPr>
+          <w:rFonts w:ascii="Times New Roman" w:eastAsia="Times New Roman" w:hAnsi="Times New Roman" w:cs="Times New Roman"/>
+          <w:b/>
+          <w:bCs/>
+          <w:kern w:val="0"/>
+          <w14:ligatures w14:val="none"/>
+        </w:rPr>
+        <w:t>Extract:</w:t>
+      </w:r>
+      <w:r>
+        <w:rPr>
+          <w:rFonts w:ascii="Times New Roman" w:eastAsia="Times New Roman" w:hAnsi="Times New Roman" w:cs="Times New Roman"/>
+          <w:kern w:val="0"/>
+          <w14:ligatures w14:val="none"/>
+        </w:rPr>
+        <w:t xml:space="preserve"> </w:t>
+      </w:r>
+      <w:r>
+        <w:rPr>
+          <w:rFonts w:ascii="Courier New" w:eastAsia="Times New Roman" w:hAnsi="Courier New" w:cs="Courier New"/>
+          <w:kern w:val="0"/>
+          <w:sz w:val="20"/>
+          <w:szCs w:val="20"/>
+          <w14:ligatures w14:val="none"/>
+        </w:rPr>
+        <w:t>urgency</w:t>
+      </w:r>
+      <w:r>
+        <w:rPr>
+          <w:rFonts w:ascii="Times New Roman" w:eastAsia="Times New Roman" w:hAnsi="Times New Roman" w:cs="Times New Roman"/>
+          <w:kern w:val="0"/>
+          <w14:ligatures w14:val="none"/>
+        </w:rPr>
+        <w:t xml:space="preserve"> (Elective vs. Emergency/Urgent).</w:t>
       </w:r>
     </w:p>
     <w:p>
       <w:pPr>
         <w:numPr>
           <w:ilvl w:val="0"/>
-          <w:numId w:val="2"/>
+          <w:numId w:val="11"/>
         </w:numPr>
         <w:spacing w:before="100" w:beforeAutospacing="1" w:after="100" w:afterAutospacing="1" w:line="240" w:lineRule="auto"/>
         <w:rPr>
@@ -528,14 +2054,14 @@
           <w:kern w:val="0"/>
           <w14:ligatures w14:val="none"/>
         </w:rPr>
-        <w:t>Required Columns:</w:t>
+        <w:t>3.2 Vascular Comorbidities (Specific)</w:t>
       </w:r>
     </w:p>
     <w:p>
       <w:pPr>
         <w:numPr>
           <w:ilvl w:val="1"/>
-          <w:numId w:val="2"/>
+          <w:numId w:val="11"/>
         </w:numPr>
         <w:spacing w:before="100" w:beforeAutospacing="1" w:after="100" w:afterAutospacing="1" w:line="240" w:lineRule="auto"/>
         <w:rPr>
@@ -544,6 +2070,24 @@
           <w14:ligatures w14:val="none"/>
         </w:rPr>
       </w:pPr>
+      <w:r>
+        <w:rPr>
+          <w:rFonts w:ascii="Times New Roman" w:eastAsia="Times New Roman" w:hAnsi="Times New Roman" w:cs="Times New Roman"/>
+          <w:b/>
+          <w:bCs/>
+          <w:kern w:val="0"/>
+          <w14:ligatures w14:val="none"/>
+        </w:rPr>
+        <w:t>Source:</w:t>
+      </w:r>
+      <w:r>
+        <w:rPr>
+          <w:rFonts w:ascii="Times New Roman" w:eastAsia="Times New Roman" w:hAnsi="Times New Roman" w:cs="Times New Roman"/>
+          <w:kern w:val="0"/>
+          <w14:ligatures w14:val="none"/>
+        </w:rPr>
+        <w:t xml:space="preserve"> </w:t>
+      </w:r>
       <w:r>
         <w:rPr>
           <w:rFonts w:ascii="Courier New" w:eastAsia="Times New Roman" w:hAnsi="Courier New" w:cs="Courier New"/>
@@ -552,22 +2096,14 @@
           <w:szCs w:val="20"/>
           <w14:ligatures w14:val="none"/>
         </w:rPr>
-        <w:t>vasopressor_flag</w:t>
-      </w:r>
-      <w:r>
-        <w:rPr>
-          <w:rFonts w:ascii="Times New Roman" w:eastAsia="Times New Roman" w:hAnsi="Times New Roman" w:cs="Times New Roman"/>
-          <w:kern w:val="0"/>
-          <w14:ligatures w14:val="none"/>
-        </w:rPr>
-        <w:t xml:space="preserve"> (Binary 0/1: Did they receive Norepi, Epi, Phenylephrine, Vasopressin, or Dopamine?)</w:t>
+        <w:t>mimiciv_hosp.diagnoses_icd</w:t>
       </w:r>
     </w:p>
     <w:p>
       <w:pPr>
         <w:numPr>
           <w:ilvl w:val="1"/>
-          <w:numId w:val="2"/>
+          <w:numId w:val="11"/>
         </w:numPr>
         <w:spacing w:before="100" w:beforeAutospacing="1" w:after="100" w:afterAutospacing="1" w:line="240" w:lineRule="auto"/>
         <w:rPr>
@@ -576,6 +2112,32 @@
           <w14:ligatures w14:val="none"/>
         </w:rPr>
       </w:pPr>
+      <w:r>
+        <w:rPr>
+          <w:rFonts w:ascii="Times New Roman" w:eastAsia="Times New Roman" w:hAnsi="Times New Roman" w:cs="Times New Roman"/>
+          <w:kern w:val="0"/>
+          <w14:ligatures w14:val="none"/>
+        </w:rPr>
+        <w:t xml:space="preserve">[ ] </w:t>
+      </w:r>
+      <w:r>
+        <w:rPr>
+          <w:rFonts w:ascii="Times New Roman" w:eastAsia="Times New Roman" w:hAnsi="Times New Roman" w:cs="Times New Roman"/>
+          <w:b/>
+          <w:bCs/>
+          <w:kern w:val="0"/>
+          <w14:ligatures w14:val="none"/>
+        </w:rPr>
+        <w:t>Flag:</w:t>
+      </w:r>
+      <w:r>
+        <w:rPr>
+          <w:rFonts w:ascii="Times New Roman" w:eastAsia="Times New Roman" w:hAnsi="Times New Roman" w:cs="Times New Roman"/>
+          <w:kern w:val="0"/>
+          <w14:ligatures w14:val="none"/>
+        </w:rPr>
+        <w:t xml:space="preserve"> </w:t>
+      </w:r>
       <w:r>
         <w:rPr>
           <w:rFonts w:ascii="Courier New" w:eastAsia="Times New Roman" w:hAnsi="Courier New" w:cs="Courier New"/>
@@ -584,22 +2146,22 @@
           <w:szCs w:val="20"/>
           <w14:ligatures w14:val="none"/>
         </w:rPr>
-        <w:t>vasopressor_duration_hours</w:t>
-      </w:r>
-      <w:r>
-        <w:rPr>
-          <w:rFonts w:ascii="Times New Roman" w:eastAsia="Times New Roman" w:hAnsi="Times New Roman" w:cs="Times New Roman"/>
-          <w:kern w:val="0"/>
-          <w14:ligatures w14:val="none"/>
-        </w:rPr>
-        <w:t xml:space="preserve"> (Float: Total time on infusion in first 24h)</w:t>
+        <w:t>history_hypertension</w:t>
+      </w:r>
+      <w:r>
+        <w:rPr>
+          <w:rFonts w:ascii="Times New Roman" w:eastAsia="Times New Roman" w:hAnsi="Times New Roman" w:cs="Times New Roman"/>
+          <w:kern w:val="0"/>
+          <w14:ligatures w14:val="none"/>
+        </w:rPr>
+        <w:t xml:space="preserve"> (Binary 0/1).</w:t>
       </w:r>
     </w:p>
     <w:p>
       <w:pPr>
         <w:numPr>
           <w:ilvl w:val="1"/>
-          <w:numId w:val="2"/>
+          <w:numId w:val="11"/>
         </w:numPr>
         <w:spacing w:before="100" w:beforeAutospacing="1" w:after="100" w:afterAutospacing="1" w:line="240" w:lineRule="auto"/>
         <w:rPr>
@@ -608,6 +2170,32 @@
           <w14:ligatures w14:val="none"/>
         </w:rPr>
       </w:pPr>
+      <w:r>
+        <w:rPr>
+          <w:rFonts w:ascii="Times New Roman" w:eastAsia="Times New Roman" w:hAnsi="Times New Roman" w:cs="Times New Roman"/>
+          <w:kern w:val="0"/>
+          <w14:ligatures w14:val="none"/>
+        </w:rPr>
+        <w:t xml:space="preserve">[ ] </w:t>
+      </w:r>
+      <w:r>
+        <w:rPr>
+          <w:rFonts w:ascii="Times New Roman" w:eastAsia="Times New Roman" w:hAnsi="Times New Roman" w:cs="Times New Roman"/>
+          <w:b/>
+          <w:bCs/>
+          <w:kern w:val="0"/>
+          <w14:ligatures w14:val="none"/>
+        </w:rPr>
+        <w:t>Flag:</w:t>
+      </w:r>
+      <w:r>
+        <w:rPr>
+          <w:rFonts w:ascii="Times New Roman" w:eastAsia="Times New Roman" w:hAnsi="Times New Roman" w:cs="Times New Roman"/>
+          <w:kern w:val="0"/>
+          <w14:ligatures w14:val="none"/>
+        </w:rPr>
+        <w:t xml:space="preserve"> </w:t>
+      </w:r>
       <w:r>
         <w:rPr>
           <w:rFonts w:ascii="Courier New" w:eastAsia="Times New Roman" w:hAnsi="Courier New" w:cs="Courier New"/>
@@ -616,15 +2204,439 @@
           <w:szCs w:val="20"/>
           <w14:ligatures w14:val="none"/>
         </w:rPr>
-        <w:t>max_norepi_equivalent</w:t>
-      </w:r>
-      <w:r>
-        <w:rPr>
-          <w:rFonts w:ascii="Times New Roman" w:eastAsia="Times New Roman" w:hAnsi="Times New Roman" w:cs="Times New Roman"/>
-          <w:kern w:val="0"/>
-          <w14:ligatures w14:val="none"/>
-        </w:rPr>
-        <w:t xml:space="preserve"> (Float: Peak dose normalized to Norepinephrine scale)</w:t>
+        <w:t>history_diabetes</w:t>
+      </w:r>
+      <w:r>
+        <w:rPr>
+          <w:rFonts w:ascii="Times New Roman" w:eastAsia="Times New Roman" w:hAnsi="Times New Roman" w:cs="Times New Roman"/>
+          <w:kern w:val="0"/>
+          <w14:ligatures w14:val="none"/>
+        </w:rPr>
+        <w:t xml:space="preserve"> (Binary 0/1).</w:t>
+      </w:r>
+    </w:p>
+    <w:p>
+      <w:pPr>
+        <w:numPr>
+          <w:ilvl w:val="1"/>
+          <w:numId w:val="11"/>
+        </w:numPr>
+        <w:spacing w:before="100" w:beforeAutospacing="1" w:after="100" w:afterAutospacing="1" w:line="240" w:lineRule="auto"/>
+        <w:rPr>
+          <w:rFonts w:ascii="Times New Roman" w:eastAsia="Times New Roman" w:hAnsi="Times New Roman" w:cs="Times New Roman"/>
+          <w:kern w:val="0"/>
+          <w14:ligatures w14:val="none"/>
+        </w:rPr>
+      </w:pPr>
+      <w:r>
+        <w:rPr>
+          <w:rFonts w:ascii="Times New Roman" w:eastAsia="Times New Roman" w:hAnsi="Times New Roman" w:cs="Times New Roman"/>
+          <w:kern w:val="0"/>
+          <w14:ligatures w14:val="none"/>
+        </w:rPr>
+        <w:t xml:space="preserve">[ ] </w:t>
+      </w:r>
+      <w:r>
+        <w:rPr>
+          <w:rFonts w:ascii="Times New Roman" w:eastAsia="Times New Roman" w:hAnsi="Times New Roman" w:cs="Times New Roman"/>
+          <w:b/>
+          <w:bCs/>
+          <w:kern w:val="0"/>
+          <w14:ligatures w14:val="none"/>
+        </w:rPr>
+        <w:t>Flag:</w:t>
+      </w:r>
+      <w:r>
+        <w:rPr>
+          <w:rFonts w:ascii="Times New Roman" w:eastAsia="Times New Roman" w:hAnsi="Times New Roman" w:cs="Times New Roman"/>
+          <w:kern w:val="0"/>
+          <w14:ligatures w14:val="none"/>
+        </w:rPr>
+        <w:t xml:space="preserve"> </w:t>
+      </w:r>
+      <w:r>
+        <w:rPr>
+          <w:rFonts w:ascii="Courier New" w:eastAsia="Times New Roman" w:hAnsi="Courier New" w:cs="Courier New"/>
+          <w:kern w:val="0"/>
+          <w:sz w:val="20"/>
+          <w:szCs w:val="20"/>
+          <w14:ligatures w14:val="none"/>
+        </w:rPr>
+        <w:t>history_chf</w:t>
+      </w:r>
+      <w:r>
+        <w:rPr>
+          <w:rFonts w:ascii="Times New Roman" w:eastAsia="Times New Roman" w:hAnsi="Times New Roman" w:cs="Times New Roman"/>
+          <w:kern w:val="0"/>
+          <w14:ligatures w14:val="none"/>
+        </w:rPr>
+        <w:t xml:space="preserve"> (Binary 0/1).</w:t>
+      </w:r>
+    </w:p>
+    <w:p>
+      <w:pPr>
+        <w:numPr>
+          <w:ilvl w:val="1"/>
+          <w:numId w:val="11"/>
+        </w:numPr>
+        <w:spacing w:before="100" w:beforeAutospacing="1" w:after="100" w:afterAutospacing="1" w:line="240" w:lineRule="auto"/>
+        <w:rPr>
+          <w:rFonts w:ascii="Times New Roman" w:eastAsia="Times New Roman" w:hAnsi="Times New Roman" w:cs="Times New Roman"/>
+          <w:kern w:val="0"/>
+          <w14:ligatures w14:val="none"/>
+        </w:rPr>
+      </w:pPr>
+      <w:r>
+        <w:rPr>
+          <w:rFonts w:ascii="Times New Roman" w:eastAsia="Times New Roman" w:hAnsi="Times New Roman" w:cs="Times New Roman"/>
+          <w:kern w:val="0"/>
+          <w14:ligatures w14:val="none"/>
+        </w:rPr>
+        <w:t xml:space="preserve">[ ] </w:t>
+      </w:r>
+      <w:r>
+        <w:rPr>
+          <w:rFonts w:ascii="Times New Roman" w:eastAsia="Times New Roman" w:hAnsi="Times New Roman" w:cs="Times New Roman"/>
+          <w:b/>
+          <w:bCs/>
+          <w:kern w:val="0"/>
+          <w14:ligatures w14:val="none"/>
+        </w:rPr>
+        <w:t>Flag:</w:t>
+      </w:r>
+      <w:r>
+        <w:rPr>
+          <w:rFonts w:ascii="Times New Roman" w:eastAsia="Times New Roman" w:hAnsi="Times New Roman" w:cs="Times New Roman"/>
+          <w:kern w:val="0"/>
+          <w14:ligatures w14:val="none"/>
+        </w:rPr>
+        <w:t xml:space="preserve"> </w:t>
+      </w:r>
+      <w:r>
+        <w:rPr>
+          <w:rFonts w:ascii="Courier New" w:eastAsia="Times New Roman" w:hAnsi="Courier New" w:cs="Courier New"/>
+          <w:kern w:val="0"/>
+          <w:sz w:val="20"/>
+          <w:szCs w:val="20"/>
+          <w14:ligatures w14:val="none"/>
+        </w:rPr>
+        <w:t>history_esrd</w:t>
+      </w:r>
+      <w:r>
+        <w:rPr>
+          <w:rFonts w:ascii="Times New Roman" w:eastAsia="Times New Roman" w:hAnsi="Times New Roman" w:cs="Times New Roman"/>
+          <w:kern w:val="0"/>
+          <w14:ligatures w14:val="none"/>
+        </w:rPr>
+        <w:t xml:space="preserve"> (Binary 0/1 - </w:t>
+      </w:r>
+      <w:r>
+        <w:rPr>
+          <w:rFonts w:ascii="Times New Roman" w:eastAsia="Times New Roman" w:hAnsi="Times New Roman" w:cs="Times New Roman"/>
+          <w:b/>
+          <w:bCs/>
+          <w:kern w:val="0"/>
+          <w14:ligatures w14:val="none"/>
+        </w:rPr>
+        <w:t>Critical Exclusion Check</w:t>
+      </w:r>
+      <w:r>
+        <w:rPr>
+          <w:rFonts w:ascii="Times New Roman" w:eastAsia="Times New Roman" w:hAnsi="Times New Roman" w:cs="Times New Roman"/>
+          <w:kern w:val="0"/>
+          <w14:ligatures w14:val="none"/>
+        </w:rPr>
+        <w:t>).</w:t>
+      </w:r>
+    </w:p>
+    <w:p>
+      <w:pPr>
+        <w:numPr>
+          <w:ilvl w:val="1"/>
+          <w:numId w:val="11"/>
+        </w:numPr>
+        <w:spacing w:before="100" w:beforeAutospacing="1" w:after="100" w:afterAutospacing="1" w:line="240" w:lineRule="auto"/>
+        <w:rPr>
+          <w:rFonts w:ascii="Times New Roman" w:eastAsia="Times New Roman" w:hAnsi="Times New Roman" w:cs="Times New Roman"/>
+          <w:kern w:val="0"/>
+          <w14:ligatures w14:val="none"/>
+        </w:rPr>
+      </w:pPr>
+      <w:r>
+        <w:rPr>
+          <w:rFonts w:ascii="Times New Roman" w:eastAsia="Times New Roman" w:hAnsi="Times New Roman" w:cs="Times New Roman"/>
+          <w:kern w:val="0"/>
+          <w14:ligatures w14:val="none"/>
+        </w:rPr>
+        <w:t xml:space="preserve">[ ] </w:t>
+      </w:r>
+      <w:r>
+        <w:rPr>
+          <w:rFonts w:ascii="Times New Roman" w:eastAsia="Times New Roman" w:hAnsi="Times New Roman" w:cs="Times New Roman"/>
+          <w:b/>
+          <w:bCs/>
+          <w:kern w:val="0"/>
+          <w14:ligatures w14:val="none"/>
+        </w:rPr>
+        <w:t>Flag:</w:t>
+      </w:r>
+      <w:r>
+        <w:rPr>
+          <w:rFonts w:ascii="Times New Roman" w:eastAsia="Times New Roman" w:hAnsi="Times New Roman" w:cs="Times New Roman"/>
+          <w:kern w:val="0"/>
+          <w14:ligatures w14:val="none"/>
+        </w:rPr>
+        <w:t xml:space="preserve"> </w:t>
+      </w:r>
+      <w:r>
+        <w:rPr>
+          <w:rFonts w:ascii="Courier New" w:eastAsia="Times New Roman" w:hAnsi="Courier New" w:cs="Courier New"/>
+          <w:kern w:val="0"/>
+          <w:sz w:val="20"/>
+          <w:szCs w:val="20"/>
+          <w14:ligatures w14:val="none"/>
+        </w:rPr>
+        <w:t>history_copd</w:t>
+      </w:r>
+      <w:r>
+        <w:rPr>
+          <w:rFonts w:ascii="Times New Roman" w:eastAsia="Times New Roman" w:hAnsi="Times New Roman" w:cs="Times New Roman"/>
+          <w:kern w:val="0"/>
+          <w14:ligatures w14:val="none"/>
+        </w:rPr>
+        <w:t xml:space="preserve"> (Binary 0/1).</w:t>
+      </w:r>
+    </w:p>
+    <w:p>
+      <w:pPr>
+        <w:numPr>
+          <w:ilvl w:val="1"/>
+          <w:numId w:val="11"/>
+        </w:numPr>
+        <w:spacing w:before="100" w:beforeAutospacing="1" w:after="100" w:afterAutospacing="1" w:line="240" w:lineRule="auto"/>
+        <w:rPr>
+          <w:rFonts w:ascii="Times New Roman" w:eastAsia="Times New Roman" w:hAnsi="Times New Roman" w:cs="Times New Roman"/>
+          <w:kern w:val="0"/>
+          <w14:ligatures w14:val="none"/>
+        </w:rPr>
+      </w:pPr>
+      <w:r>
+        <w:rPr>
+          <w:rFonts w:ascii="Times New Roman" w:eastAsia="Times New Roman" w:hAnsi="Times New Roman" w:cs="Times New Roman"/>
+          <w:kern w:val="0"/>
+          <w14:ligatures w14:val="none"/>
+        </w:rPr>
+        <w:t xml:space="preserve">[ ] </w:t>
+      </w:r>
+      <w:r>
+        <w:rPr>
+          <w:rFonts w:ascii="Times New Roman" w:eastAsia="Times New Roman" w:hAnsi="Times New Roman" w:cs="Times New Roman"/>
+          <w:b/>
+          <w:bCs/>
+          <w:kern w:val="0"/>
+          <w14:ligatures w14:val="none"/>
+        </w:rPr>
+        <w:t>Flag:</w:t>
+      </w:r>
+      <w:r>
+        <w:rPr>
+          <w:rFonts w:ascii="Times New Roman" w:eastAsia="Times New Roman" w:hAnsi="Times New Roman" w:cs="Times New Roman"/>
+          <w:kern w:val="0"/>
+          <w14:ligatures w14:val="none"/>
+        </w:rPr>
+        <w:t xml:space="preserve"> </w:t>
+      </w:r>
+      <w:r>
+        <w:rPr>
+          <w:rFonts w:ascii="Courier New" w:eastAsia="Times New Roman" w:hAnsi="Courier New" w:cs="Courier New"/>
+          <w:kern w:val="0"/>
+          <w:sz w:val="20"/>
+          <w:szCs w:val="20"/>
+          <w14:ligatures w14:val="none"/>
+        </w:rPr>
+        <w:t>history_cad</w:t>
+      </w:r>
+      <w:r>
+        <w:rPr>
+          <w:rFonts w:ascii="Times New Roman" w:eastAsia="Times New Roman" w:hAnsi="Times New Roman" w:cs="Times New Roman"/>
+          <w:kern w:val="0"/>
+          <w14:ligatures w14:val="none"/>
+        </w:rPr>
+        <w:t xml:space="preserve"> (Binary 0/1).</w:t>
+      </w:r>
+    </w:p>
+    <w:p>
+      <w:pPr>
+        <w:numPr>
+          <w:ilvl w:val="1"/>
+          <w:numId w:val="11"/>
+        </w:numPr>
+        <w:spacing w:before="100" w:beforeAutospacing="1" w:after="100" w:afterAutospacing="1" w:line="240" w:lineRule="auto"/>
+        <w:rPr>
+          <w:rFonts w:ascii="Times New Roman" w:eastAsia="Times New Roman" w:hAnsi="Times New Roman" w:cs="Times New Roman"/>
+          <w:kern w:val="0"/>
+          <w14:ligatures w14:val="none"/>
+        </w:rPr>
+      </w:pPr>
+      <w:r>
+        <w:rPr>
+          <w:rFonts w:ascii="Times New Roman" w:eastAsia="Times New Roman" w:hAnsi="Times New Roman" w:cs="Times New Roman"/>
+          <w:kern w:val="0"/>
+          <w14:ligatures w14:val="none"/>
+        </w:rPr>
+        <w:t xml:space="preserve">[ ] </w:t>
+      </w:r>
+      <w:r>
+        <w:rPr>
+          <w:rFonts w:ascii="Times New Roman" w:eastAsia="Times New Roman" w:hAnsi="Times New Roman" w:cs="Times New Roman"/>
+          <w:b/>
+          <w:bCs/>
+          <w:kern w:val="0"/>
+          <w14:ligatures w14:val="none"/>
+        </w:rPr>
+        <w:t>Flag:</w:t>
+      </w:r>
+      <w:r>
+        <w:rPr>
+          <w:rFonts w:ascii="Times New Roman" w:eastAsia="Times New Roman" w:hAnsi="Times New Roman" w:cs="Times New Roman"/>
+          <w:kern w:val="0"/>
+          <w14:ligatures w14:val="none"/>
+        </w:rPr>
+        <w:t xml:space="preserve"> </w:t>
+      </w:r>
+      <w:r>
+        <w:rPr>
+          <w:rFonts w:ascii="Courier New" w:eastAsia="Times New Roman" w:hAnsi="Courier New" w:cs="Courier New"/>
+          <w:kern w:val="0"/>
+          <w:sz w:val="20"/>
+          <w:szCs w:val="20"/>
+          <w14:ligatures w14:val="none"/>
+        </w:rPr>
+        <w:t>history_stroke</w:t>
+      </w:r>
+      <w:r>
+        <w:rPr>
+          <w:rFonts w:ascii="Times New Roman" w:eastAsia="Times New Roman" w:hAnsi="Times New Roman" w:cs="Times New Roman"/>
+          <w:kern w:val="0"/>
+          <w14:ligatures w14:val="none"/>
+        </w:rPr>
+        <w:t xml:space="preserve"> (Binary 0/1).</w:t>
+      </w:r>
+    </w:p>
+    <w:p>
+      <w:pPr>
+        <w:numPr>
+          <w:ilvl w:val="1"/>
+          <w:numId w:val="11"/>
+        </w:numPr>
+        <w:spacing w:before="100" w:beforeAutospacing="1" w:after="100" w:afterAutospacing="1" w:line="240" w:lineRule="auto"/>
+        <w:rPr>
+          <w:rFonts w:ascii="Times New Roman" w:eastAsia="Times New Roman" w:hAnsi="Times New Roman" w:cs="Times New Roman"/>
+          <w:kern w:val="0"/>
+          <w14:ligatures w14:val="none"/>
+        </w:rPr>
+      </w:pPr>
+      <w:r>
+        <w:rPr>
+          <w:rFonts w:ascii="Times New Roman" w:eastAsia="Times New Roman" w:hAnsi="Times New Roman" w:cs="Times New Roman"/>
+          <w:kern w:val="0"/>
+          <w14:ligatures w14:val="none"/>
+        </w:rPr>
+        <w:t xml:space="preserve">[ ] </w:t>
+      </w:r>
+      <w:r>
+        <w:rPr>
+          <w:rFonts w:ascii="Times New Roman" w:eastAsia="Times New Roman" w:hAnsi="Times New Roman" w:cs="Times New Roman"/>
+          <w:b/>
+          <w:bCs/>
+          <w:kern w:val="0"/>
+          <w14:ligatures w14:val="none"/>
+        </w:rPr>
+        <w:t>Flag:</w:t>
+      </w:r>
+      <w:r>
+        <w:rPr>
+          <w:rFonts w:ascii="Times New Roman" w:eastAsia="Times New Roman" w:hAnsi="Times New Roman" w:cs="Times New Roman"/>
+          <w:kern w:val="0"/>
+          <w14:ligatures w14:val="none"/>
+        </w:rPr>
+        <w:t xml:space="preserve"> </w:t>
+      </w:r>
+      <w:r>
+        <w:rPr>
+          <w:rFonts w:ascii="Courier New" w:eastAsia="Times New Roman" w:hAnsi="Courier New" w:cs="Courier New"/>
+          <w:kern w:val="0"/>
+          <w:sz w:val="20"/>
+          <w:szCs w:val="20"/>
+          <w14:ligatures w14:val="none"/>
+        </w:rPr>
+        <w:t>smoking_status</w:t>
+      </w:r>
+      <w:r>
+        <w:rPr>
+          <w:rFonts w:ascii="Times New Roman" w:eastAsia="Times New Roman" w:hAnsi="Times New Roman" w:cs="Times New Roman"/>
+          <w:kern w:val="0"/>
+          <w14:ligatures w14:val="none"/>
+        </w:rPr>
+        <w:t xml:space="preserve"> (Binary 0/1).</w:t>
+      </w:r>
+    </w:p>
+    <w:p>
+      <w:pPr>
+        <w:numPr>
+          <w:ilvl w:val="1"/>
+          <w:numId w:val="11"/>
+        </w:numPr>
+        <w:spacing w:before="100" w:beforeAutospacing="1" w:after="100" w:afterAutospacing="1" w:line="240" w:lineRule="auto"/>
+        <w:rPr>
+          <w:rFonts w:ascii="Times New Roman" w:eastAsia="Times New Roman" w:hAnsi="Times New Roman" w:cs="Times New Roman"/>
+          <w:kern w:val="0"/>
+          <w14:ligatures w14:val="none"/>
+        </w:rPr>
+      </w:pPr>
+      <w:r>
+        <w:rPr>
+          <w:rFonts w:ascii="Times New Roman" w:eastAsia="Times New Roman" w:hAnsi="Times New Roman" w:cs="Times New Roman"/>
+          <w:kern w:val="0"/>
+          <w14:ligatures w14:val="none"/>
+        </w:rPr>
+        <w:t xml:space="preserve">[ ] </w:t>
+      </w:r>
+      <w:r>
+        <w:rPr>
+          <w:rFonts w:ascii="Times New Roman" w:eastAsia="Times New Roman" w:hAnsi="Times New Roman" w:cs="Times New Roman"/>
+          <w:b/>
+          <w:bCs/>
+          <w:kern w:val="0"/>
+          <w14:ligatures w14:val="none"/>
+        </w:rPr>
+        <w:t>Calculate:</w:t>
+      </w:r>
+      <w:r>
+        <w:rPr>
+          <w:rFonts w:ascii="Times New Roman" w:eastAsia="Times New Roman" w:hAnsi="Times New Roman" w:cs="Times New Roman"/>
+          <w:kern w:val="0"/>
+          <w14:ligatures w14:val="none"/>
+        </w:rPr>
+        <w:t xml:space="preserve"> </w:t>
+      </w:r>
+      <w:r>
+        <w:rPr>
+          <w:rFonts w:ascii="Courier New" w:eastAsia="Times New Roman" w:hAnsi="Courier New" w:cs="Courier New"/>
+          <w:kern w:val="0"/>
+          <w:sz w:val="20"/>
+          <w:szCs w:val="20"/>
+          <w14:ligatures w14:val="none"/>
+        </w:rPr>
+        <w:t>elixhauser_score</w:t>
+      </w:r>
+      <w:r>
+        <w:rPr>
+          <w:rFonts w:ascii="Times New Roman" w:eastAsia="Times New Roman" w:hAnsi="Times New Roman" w:cs="Times New Roman"/>
+          <w:kern w:val="0"/>
+          <w14:ligatures w14:val="none"/>
+        </w:rPr>
+        <w:t xml:space="preserve"> (Summary index).</w:t>
       </w:r>
     </w:p>
     <w:p>
@@ -642,8 +2654,8 @@
           <w:noProof/>
           <w:kern w:val="0"/>
         </w:rPr>
-        <w:pict w14:anchorId="119B0271">
-          <v:rect id="_x0000_i1027" alt="" style="width:468pt;height:.05pt;mso-width-percent:0;mso-height-percent:0;mso-width-percent:0;mso-height-percent:0" o:hralign="center" o:hrstd="t" o:hr="t" fillcolor="#a0a0a0" stroked="f"/>
+        <w:pict w14:anchorId="0D377374">
+          <v:rect id="_x0000_i1026" alt="" style="width:468pt;height:.05pt;mso-width-percent:0;mso-height-percent:0;mso-width-percent:0;mso-height-percent:0" o:hralign="center" o:hrstd="t" o:hr="t" fillcolor="#a0a0a0" stroked="f"/>
         </w:pict>
       </w:r>
     </w:p>
@@ -671,7 +2683,7 @@
           <w:szCs w:val="36"/>
           <w14:ligatures w14:val="none"/>
         </w:rPr>
-        <w:t>Assignment 2: The Renal Lead (Member 2)</w:t>
+        <w:t>Category 4: Safety &amp; Survival Outcomes (Member 4)</w:t>
       </w:r>
     </w:p>
     <w:p>
@@ -699,7 +2711,7 @@
           <w:kern w:val="0"/>
           <w14:ligatures w14:val="none"/>
         </w:rPr>
-        <w:t xml:space="preserve"> Define the "Outcome" (AKI) and Fluid Confounders. </w:t>
+        <w:t xml:space="preserve"> Define Secondary Outcomes and Censoring data for Survival Analysis. </w:t>
       </w:r>
       <w:r>
         <w:rPr>
@@ -727,41 +2739,38 @@
           <w:szCs w:val="20"/>
           <w14:ligatures w14:val="none"/>
         </w:rPr>
-        <w:t>renal_outcomes</w:t>
-      </w:r>
-    </w:p>
-    <w:p>
-      <w:pPr>
-        <w:spacing w:before="100" w:beforeAutospacing="1" w:after="100" w:afterAutospacing="1" w:line="240" w:lineRule="auto"/>
-        <w:outlineLvl w:val="2"/>
-        <w:rPr>
-          <w:rFonts w:ascii="Times New Roman" w:eastAsia="Times New Roman" w:hAnsi="Times New Roman" w:cs="Times New Roman"/>
-          <w:b/>
-          <w:bCs/>
-          <w:kern w:val="0"/>
-          <w:sz w:val="27"/>
-          <w:szCs w:val="27"/>
-          <w14:ligatures w14:val="none"/>
-        </w:rPr>
-      </w:pPr>
-      <w:r>
-        <w:rPr>
-          <w:rFonts w:ascii="Times New Roman" w:eastAsia="Times New Roman" w:hAnsi="Times New Roman" w:cs="Times New Roman"/>
-          <w:b/>
-          <w:bCs/>
-          <w:kern w:val="0"/>
-          <w:sz w:val="27"/>
-          <w:szCs w:val="27"/>
-          <w14:ligatures w14:val="none"/>
-        </w:rPr>
-        <w:t>2.1 Acute Kidney Injury (The Primary Outcome)</w:t>
+        <w:t>safety_survival_summary</w:t>
       </w:r>
     </w:p>
     <w:p>
       <w:pPr>
         <w:numPr>
           <w:ilvl w:val="0"/>
-          <w:numId w:val="3"/>
+          <w:numId w:val="12"/>
+        </w:numPr>
+        <w:spacing w:before="100" w:beforeAutospacing="1" w:after="100" w:afterAutospacing="1" w:line="240" w:lineRule="auto"/>
+        <w:rPr>
+          <w:rFonts w:ascii="Times New Roman" w:eastAsia="Times New Roman" w:hAnsi="Times New Roman" w:cs="Times New Roman"/>
+          <w:kern w:val="0"/>
+          <w14:ligatures w14:val="none"/>
+        </w:rPr>
+      </w:pPr>
+      <w:r>
+        <w:rPr>
+          <w:rFonts w:ascii="Times New Roman" w:eastAsia="Times New Roman" w:hAnsi="Times New Roman" w:cs="Times New Roman"/>
+          <w:b/>
+          <w:bCs/>
+          <w:kern w:val="0"/>
+          <w14:ligatures w14:val="none"/>
+        </w:rPr>
+        <w:t>4.1 Safety Endpoints (Cardiovascular &amp; Bleeding)</w:t>
+      </w:r>
+    </w:p>
+    <w:p>
+      <w:pPr>
+        <w:numPr>
+          <w:ilvl w:val="1"/>
+          <w:numId w:val="12"/>
         </w:numPr>
         <w:spacing w:before="100" w:beforeAutospacing="1" w:after="100" w:afterAutospacing="1" w:line="240" w:lineRule="auto"/>
         <w:rPr>
@@ -804,14 +2813,257 @@
           <w:kern w:val="0"/>
           <w14:ligatures w14:val="none"/>
         </w:rPr>
-        <w:t xml:space="preserve"> &amp; Cohort Baseline Logic</w:t>
+        <w:t xml:space="preserve"> &amp; </w:t>
+      </w:r>
+      <w:r>
+        <w:rPr>
+          <w:rFonts w:ascii="Courier New" w:eastAsia="Times New Roman" w:hAnsi="Courier New" w:cs="Courier New"/>
+          <w:kern w:val="0"/>
+          <w:sz w:val="20"/>
+          <w:szCs w:val="20"/>
+          <w14:ligatures w14:val="none"/>
+        </w:rPr>
+        <w:t>mimiciv_icu.inputevents</w:t>
+      </w:r>
+    </w:p>
+    <w:p>
+      <w:pPr>
+        <w:numPr>
+          <w:ilvl w:val="1"/>
+          <w:numId w:val="12"/>
+        </w:numPr>
+        <w:spacing w:before="100" w:beforeAutospacing="1" w:after="100" w:afterAutospacing="1" w:line="240" w:lineRule="auto"/>
+        <w:rPr>
+          <w:rFonts w:ascii="Times New Roman" w:eastAsia="Times New Roman" w:hAnsi="Times New Roman" w:cs="Times New Roman"/>
+          <w:kern w:val="0"/>
+          <w14:ligatures w14:val="none"/>
+        </w:rPr>
+      </w:pPr>
+      <w:r>
+        <w:rPr>
+          <w:rFonts w:ascii="Times New Roman" w:eastAsia="Times New Roman" w:hAnsi="Times New Roman" w:cs="Times New Roman"/>
+          <w:kern w:val="0"/>
+          <w14:ligatures w14:val="none"/>
+        </w:rPr>
+        <w:t xml:space="preserve">[ ] </w:t>
+      </w:r>
+      <w:r>
+        <w:rPr>
+          <w:rFonts w:ascii="Times New Roman" w:eastAsia="Times New Roman" w:hAnsi="Times New Roman" w:cs="Times New Roman"/>
+          <w:b/>
+          <w:bCs/>
+          <w:kern w:val="0"/>
+          <w14:ligatures w14:val="none"/>
+        </w:rPr>
+        <w:t>Extract:</w:t>
+      </w:r>
+      <w:r>
+        <w:rPr>
+          <w:rFonts w:ascii="Times New Roman" w:eastAsia="Times New Roman" w:hAnsi="Times New Roman" w:cs="Times New Roman"/>
+          <w:kern w:val="0"/>
+          <w14:ligatures w14:val="none"/>
+        </w:rPr>
+        <w:t xml:space="preserve"> </w:t>
+      </w:r>
+      <w:r>
+        <w:rPr>
+          <w:rFonts w:ascii="Courier New" w:eastAsia="Times New Roman" w:hAnsi="Courier New" w:cs="Courier New"/>
+          <w:kern w:val="0"/>
+          <w:sz w:val="20"/>
+          <w:szCs w:val="20"/>
+          <w14:ligatures w14:val="none"/>
+        </w:rPr>
+        <w:t>peak_troponin</w:t>
+      </w:r>
+      <w:r>
+        <w:rPr>
+          <w:rFonts w:ascii="Times New Roman" w:eastAsia="Times New Roman" w:hAnsi="Times New Roman" w:cs="Times New Roman"/>
+          <w:kern w:val="0"/>
+          <w14:ligatures w14:val="none"/>
+        </w:rPr>
+        <w:t xml:space="preserve"> (Max Troponin T or I in 48h post-op).</w:t>
+      </w:r>
+    </w:p>
+    <w:p>
+      <w:pPr>
+        <w:numPr>
+          <w:ilvl w:val="1"/>
+          <w:numId w:val="12"/>
+        </w:numPr>
+        <w:spacing w:before="100" w:beforeAutospacing="1" w:after="100" w:afterAutospacing="1" w:line="240" w:lineRule="auto"/>
+        <w:rPr>
+          <w:rFonts w:ascii="Times New Roman" w:eastAsia="Times New Roman" w:hAnsi="Times New Roman" w:cs="Times New Roman"/>
+          <w:kern w:val="0"/>
+          <w14:ligatures w14:val="none"/>
+        </w:rPr>
+      </w:pPr>
+      <w:r>
+        <w:rPr>
+          <w:rFonts w:ascii="Times New Roman" w:eastAsia="Times New Roman" w:hAnsi="Times New Roman" w:cs="Times New Roman"/>
+          <w:kern w:val="0"/>
+          <w14:ligatures w14:val="none"/>
+        </w:rPr>
+        <w:t xml:space="preserve">[ ] </w:t>
+      </w:r>
+      <w:r>
+        <w:rPr>
+          <w:rFonts w:ascii="Times New Roman" w:eastAsia="Times New Roman" w:hAnsi="Times New Roman" w:cs="Times New Roman"/>
+          <w:b/>
+          <w:bCs/>
+          <w:kern w:val="0"/>
+          <w14:ligatures w14:val="none"/>
+        </w:rPr>
+        <w:t>Flag:</w:t>
+      </w:r>
+      <w:r>
+        <w:rPr>
+          <w:rFonts w:ascii="Times New Roman" w:eastAsia="Times New Roman" w:hAnsi="Times New Roman" w:cs="Times New Roman"/>
+          <w:kern w:val="0"/>
+          <w14:ligatures w14:val="none"/>
+        </w:rPr>
+        <w:t xml:space="preserve"> </w:t>
+      </w:r>
+      <w:r>
+        <w:rPr>
+          <w:rFonts w:ascii="Courier New" w:eastAsia="Times New Roman" w:hAnsi="Courier New" w:cs="Courier New"/>
+          <w:kern w:val="0"/>
+          <w:sz w:val="20"/>
+          <w:szCs w:val="20"/>
+          <w14:ligatures w14:val="none"/>
+        </w:rPr>
+        <w:t>myocardial_injury</w:t>
+      </w:r>
+      <w:r>
+        <w:rPr>
+          <w:rFonts w:ascii="Times New Roman" w:eastAsia="Times New Roman" w:hAnsi="Times New Roman" w:cs="Times New Roman"/>
+          <w:kern w:val="0"/>
+          <w14:ligatures w14:val="none"/>
+        </w:rPr>
+        <w:t xml:space="preserve"> (Binary 0/1: Troponin &gt; Lab Upper Limit).</w:t>
+      </w:r>
+    </w:p>
+    <w:p>
+      <w:pPr>
+        <w:numPr>
+          <w:ilvl w:val="1"/>
+          <w:numId w:val="12"/>
+        </w:numPr>
+        <w:spacing w:before="100" w:beforeAutospacing="1" w:after="100" w:afterAutospacing="1" w:line="240" w:lineRule="auto"/>
+        <w:rPr>
+          <w:rFonts w:ascii="Times New Roman" w:eastAsia="Times New Roman" w:hAnsi="Times New Roman" w:cs="Times New Roman"/>
+          <w:kern w:val="0"/>
+          <w14:ligatures w14:val="none"/>
+        </w:rPr>
+      </w:pPr>
+      <w:r>
+        <w:rPr>
+          <w:rFonts w:ascii="Times New Roman" w:eastAsia="Times New Roman" w:hAnsi="Times New Roman" w:cs="Times New Roman"/>
+          <w:kern w:val="0"/>
+          <w14:ligatures w14:val="none"/>
+        </w:rPr>
+        <w:lastRenderedPageBreak/>
+        <w:t xml:space="preserve">[ ] </w:t>
+      </w:r>
+      <w:r>
+        <w:rPr>
+          <w:rFonts w:ascii="Times New Roman" w:eastAsia="Times New Roman" w:hAnsi="Times New Roman" w:cs="Times New Roman"/>
+          <w:b/>
+          <w:bCs/>
+          <w:kern w:val="0"/>
+          <w14:ligatures w14:val="none"/>
+        </w:rPr>
+        <w:t>Extract:</w:t>
+      </w:r>
+      <w:r>
+        <w:rPr>
+          <w:rFonts w:ascii="Times New Roman" w:eastAsia="Times New Roman" w:hAnsi="Times New Roman" w:cs="Times New Roman"/>
+          <w:kern w:val="0"/>
+          <w14:ligatures w14:val="none"/>
+        </w:rPr>
+        <w:t xml:space="preserve"> </w:t>
+      </w:r>
+      <w:r>
+        <w:rPr>
+          <w:rFonts w:ascii="Courier New" w:eastAsia="Times New Roman" w:hAnsi="Courier New" w:cs="Courier New"/>
+          <w:kern w:val="0"/>
+          <w:sz w:val="20"/>
+          <w:szCs w:val="20"/>
+          <w14:ligatures w14:val="none"/>
+        </w:rPr>
+        <w:t>min_hemoglobin</w:t>
+      </w:r>
+      <w:r>
+        <w:rPr>
+          <w:rFonts w:ascii="Times New Roman" w:eastAsia="Times New Roman" w:hAnsi="Times New Roman" w:cs="Times New Roman"/>
+          <w:kern w:val="0"/>
+          <w14:ligatures w14:val="none"/>
+        </w:rPr>
+        <w:t xml:space="preserve"> (Lowest Hgb in 48h post-op).</w:t>
+      </w:r>
+    </w:p>
+    <w:p>
+      <w:pPr>
+        <w:numPr>
+          <w:ilvl w:val="1"/>
+          <w:numId w:val="12"/>
+        </w:numPr>
+        <w:spacing w:before="100" w:beforeAutospacing="1" w:after="100" w:afterAutospacing="1" w:line="240" w:lineRule="auto"/>
+        <w:rPr>
+          <w:rFonts w:ascii="Times New Roman" w:eastAsia="Times New Roman" w:hAnsi="Times New Roman" w:cs="Times New Roman"/>
+          <w:kern w:val="0"/>
+          <w14:ligatures w14:val="none"/>
+        </w:rPr>
+      </w:pPr>
+      <w:r>
+        <w:rPr>
+          <w:rFonts w:ascii="Times New Roman" w:eastAsia="Times New Roman" w:hAnsi="Times New Roman" w:cs="Times New Roman"/>
+          <w:kern w:val="0"/>
+          <w14:ligatures w14:val="none"/>
+        </w:rPr>
+        <w:t xml:space="preserve">[ ] </w:t>
+      </w:r>
+      <w:r>
+        <w:rPr>
+          <w:rFonts w:ascii="Times New Roman" w:eastAsia="Times New Roman" w:hAnsi="Times New Roman" w:cs="Times New Roman"/>
+          <w:b/>
+          <w:bCs/>
+          <w:kern w:val="0"/>
+          <w14:ligatures w14:val="none"/>
+        </w:rPr>
+        <w:t>Flag:</w:t>
+      </w:r>
+      <w:r>
+        <w:rPr>
+          <w:rFonts w:ascii="Times New Roman" w:eastAsia="Times New Roman" w:hAnsi="Times New Roman" w:cs="Times New Roman"/>
+          <w:kern w:val="0"/>
+          <w14:ligatures w14:val="none"/>
+        </w:rPr>
+        <w:t xml:space="preserve"> </w:t>
+      </w:r>
+      <w:r>
+        <w:rPr>
+          <w:rFonts w:ascii="Courier New" w:eastAsia="Times New Roman" w:hAnsi="Courier New" w:cs="Courier New"/>
+          <w:kern w:val="0"/>
+          <w:sz w:val="20"/>
+          <w:szCs w:val="20"/>
+          <w14:ligatures w14:val="none"/>
+        </w:rPr>
+        <w:t>transfusion_event</w:t>
+      </w:r>
+      <w:r>
+        <w:rPr>
+          <w:rFonts w:ascii="Times New Roman" w:eastAsia="Times New Roman" w:hAnsi="Times New Roman" w:cs="Times New Roman"/>
+          <w:kern w:val="0"/>
+          <w14:ligatures w14:val="none"/>
+        </w:rPr>
+        <w:t xml:space="preserve"> (Binary 0/1: Did they receive PRBCs?).</w:t>
       </w:r>
     </w:p>
     <w:p>
       <w:pPr>
         <w:numPr>
           <w:ilvl w:val="0"/>
-          <w:numId w:val="3"/>
+          <w:numId w:val="12"/>
         </w:numPr>
         <w:spacing w:before="100" w:beforeAutospacing="1" w:after="100" w:afterAutospacing="1" w:line="240" w:lineRule="auto"/>
         <w:rPr>
@@ -828,22 +3080,445 @@
           <w:kern w:val="0"/>
           <w14:ligatures w14:val="none"/>
         </w:rPr>
-        <w:t>Task:</w:t>
-      </w:r>
-      <w:r>
-        <w:rPr>
-          <w:rFonts w:ascii="Times New Roman" w:eastAsia="Times New Roman" w:hAnsi="Times New Roman" w:cs="Times New Roman"/>
-          <w:kern w:val="0"/>
-          <w14:ligatures w14:val="none"/>
-        </w:rPr>
-        <w:t xml:space="preserve"> Compare Post-Op Creatinine to Baseline (using the Phase 1 "Hierarchy of Truth").</w:t>
+        <w:t>4.2 Survival Analysis Variables</w:t>
+      </w:r>
+    </w:p>
+    <w:p>
+      <w:pPr>
+        <w:numPr>
+          <w:ilvl w:val="1"/>
+          <w:numId w:val="12"/>
+        </w:numPr>
+        <w:spacing w:before="100" w:beforeAutospacing="1" w:after="100" w:afterAutospacing="1" w:line="240" w:lineRule="auto"/>
+        <w:rPr>
+          <w:rFonts w:ascii="Times New Roman" w:eastAsia="Times New Roman" w:hAnsi="Times New Roman" w:cs="Times New Roman"/>
+          <w:kern w:val="0"/>
+          <w14:ligatures w14:val="none"/>
+        </w:rPr>
+      </w:pPr>
+      <w:r>
+        <w:rPr>
+          <w:rFonts w:ascii="Times New Roman" w:eastAsia="Times New Roman" w:hAnsi="Times New Roman" w:cs="Times New Roman"/>
+          <w:b/>
+          <w:bCs/>
+          <w:kern w:val="0"/>
+          <w14:ligatures w14:val="none"/>
+        </w:rPr>
+        <w:t>Source:</w:t>
+      </w:r>
+      <w:r>
+        <w:rPr>
+          <w:rFonts w:ascii="Times New Roman" w:eastAsia="Times New Roman" w:hAnsi="Times New Roman" w:cs="Times New Roman"/>
+          <w:kern w:val="0"/>
+          <w14:ligatures w14:val="none"/>
+        </w:rPr>
+        <w:t xml:space="preserve"> </w:t>
+      </w:r>
+      <w:r>
+        <w:rPr>
+          <w:rFonts w:ascii="Courier New" w:eastAsia="Times New Roman" w:hAnsi="Courier New" w:cs="Courier New"/>
+          <w:kern w:val="0"/>
+          <w:sz w:val="20"/>
+          <w:szCs w:val="20"/>
+          <w14:ligatures w14:val="none"/>
+        </w:rPr>
+        <w:t>mimiciv_hosp.admissions</w:t>
+      </w:r>
+    </w:p>
+    <w:p>
+      <w:pPr>
+        <w:numPr>
+          <w:ilvl w:val="1"/>
+          <w:numId w:val="12"/>
+        </w:numPr>
+        <w:spacing w:before="100" w:beforeAutospacing="1" w:after="100" w:afterAutospacing="1" w:line="240" w:lineRule="auto"/>
+        <w:rPr>
+          <w:rFonts w:ascii="Times New Roman" w:eastAsia="Times New Roman" w:hAnsi="Times New Roman" w:cs="Times New Roman"/>
+          <w:kern w:val="0"/>
+          <w14:ligatures w14:val="none"/>
+        </w:rPr>
+      </w:pPr>
+      <w:r>
+        <w:rPr>
+          <w:rFonts w:ascii="Times New Roman" w:eastAsia="Times New Roman" w:hAnsi="Times New Roman" w:cs="Times New Roman"/>
+          <w:kern w:val="0"/>
+          <w14:ligatures w14:val="none"/>
+        </w:rPr>
+        <w:t xml:space="preserve">[ ] </w:t>
+      </w:r>
+      <w:r>
+        <w:rPr>
+          <w:rFonts w:ascii="Times New Roman" w:eastAsia="Times New Roman" w:hAnsi="Times New Roman" w:cs="Times New Roman"/>
+          <w:b/>
+          <w:bCs/>
+          <w:kern w:val="0"/>
+          <w14:ligatures w14:val="none"/>
+        </w:rPr>
+        <w:t>Flag:</w:t>
+      </w:r>
+      <w:r>
+        <w:rPr>
+          <w:rFonts w:ascii="Times New Roman" w:eastAsia="Times New Roman" w:hAnsi="Times New Roman" w:cs="Times New Roman"/>
+          <w:kern w:val="0"/>
+          <w14:ligatures w14:val="none"/>
+        </w:rPr>
+        <w:t xml:space="preserve"> </w:t>
+      </w:r>
+      <w:r>
+        <w:rPr>
+          <w:rFonts w:ascii="Courier New" w:eastAsia="Times New Roman" w:hAnsi="Courier New" w:cs="Courier New"/>
+          <w:kern w:val="0"/>
+          <w:sz w:val="20"/>
+          <w:szCs w:val="20"/>
+          <w14:ligatures w14:val="none"/>
+        </w:rPr>
+        <w:t>hospital_expire_flag</w:t>
+      </w:r>
+      <w:r>
+        <w:rPr>
+          <w:rFonts w:ascii="Times New Roman" w:eastAsia="Times New Roman" w:hAnsi="Times New Roman" w:cs="Times New Roman"/>
+          <w:kern w:val="0"/>
+          <w14:ligatures w14:val="none"/>
+        </w:rPr>
+        <w:t xml:space="preserve"> (Binary 0/1: Died in hospital?).</w:t>
+      </w:r>
+    </w:p>
+    <w:p>
+      <w:pPr>
+        <w:numPr>
+          <w:ilvl w:val="1"/>
+          <w:numId w:val="12"/>
+        </w:numPr>
+        <w:spacing w:before="100" w:beforeAutospacing="1" w:after="100" w:afterAutospacing="1" w:line="240" w:lineRule="auto"/>
+        <w:rPr>
+          <w:rFonts w:ascii="Times New Roman" w:eastAsia="Times New Roman" w:hAnsi="Times New Roman" w:cs="Times New Roman"/>
+          <w:kern w:val="0"/>
+          <w14:ligatures w14:val="none"/>
+        </w:rPr>
+      </w:pPr>
+      <w:r>
+        <w:rPr>
+          <w:rFonts w:ascii="Times New Roman" w:eastAsia="Times New Roman" w:hAnsi="Times New Roman" w:cs="Times New Roman"/>
+          <w:kern w:val="0"/>
+          <w14:ligatures w14:val="none"/>
+        </w:rPr>
+        <w:t xml:space="preserve">[ ] </w:t>
+      </w:r>
+      <w:r>
+        <w:rPr>
+          <w:rFonts w:ascii="Times New Roman" w:eastAsia="Times New Roman" w:hAnsi="Times New Roman" w:cs="Times New Roman"/>
+          <w:b/>
+          <w:bCs/>
+          <w:kern w:val="0"/>
+          <w14:ligatures w14:val="none"/>
+        </w:rPr>
+        <w:t>Extract:</w:t>
+      </w:r>
+      <w:r>
+        <w:rPr>
+          <w:rFonts w:ascii="Times New Roman" w:eastAsia="Times New Roman" w:hAnsi="Times New Roman" w:cs="Times New Roman"/>
+          <w:kern w:val="0"/>
+          <w14:ligatures w14:val="none"/>
+        </w:rPr>
+        <w:t xml:space="preserve"> </w:t>
+      </w:r>
+      <w:r>
+        <w:rPr>
+          <w:rFonts w:ascii="Courier New" w:eastAsia="Times New Roman" w:hAnsi="Courier New" w:cs="Courier New"/>
+          <w:kern w:val="0"/>
+          <w:sz w:val="20"/>
+          <w:szCs w:val="20"/>
+          <w14:ligatures w14:val="none"/>
+        </w:rPr>
+        <w:t>discharge_location</w:t>
+      </w:r>
+      <w:r>
+        <w:rPr>
+          <w:rFonts w:ascii="Times New Roman" w:eastAsia="Times New Roman" w:hAnsi="Times New Roman" w:cs="Times New Roman"/>
+          <w:kern w:val="0"/>
+          <w14:ligatures w14:val="none"/>
+        </w:rPr>
+        <w:t xml:space="preserve"> (Home, SNF, Rehab, Hospice).</w:t>
+      </w:r>
+    </w:p>
+    <w:p>
+      <w:pPr>
+        <w:numPr>
+          <w:ilvl w:val="1"/>
+          <w:numId w:val="12"/>
+        </w:numPr>
+        <w:spacing w:before="100" w:beforeAutospacing="1" w:after="100" w:afterAutospacing="1" w:line="240" w:lineRule="auto"/>
+        <w:rPr>
+          <w:rFonts w:ascii="Times New Roman" w:eastAsia="Times New Roman" w:hAnsi="Times New Roman" w:cs="Times New Roman"/>
+          <w:kern w:val="0"/>
+          <w14:ligatures w14:val="none"/>
+        </w:rPr>
+      </w:pPr>
+      <w:r>
+        <w:rPr>
+          <w:rFonts w:ascii="Times New Roman" w:eastAsia="Times New Roman" w:hAnsi="Times New Roman" w:cs="Times New Roman"/>
+          <w:kern w:val="0"/>
+          <w14:ligatures w14:val="none"/>
+        </w:rPr>
+        <w:t xml:space="preserve">[ ] </w:t>
+      </w:r>
+      <w:r>
+        <w:rPr>
+          <w:rFonts w:ascii="Times New Roman" w:eastAsia="Times New Roman" w:hAnsi="Times New Roman" w:cs="Times New Roman"/>
+          <w:b/>
+          <w:bCs/>
+          <w:kern w:val="0"/>
+          <w14:ligatures w14:val="none"/>
+        </w:rPr>
+        <w:t>Calculate:</w:t>
+      </w:r>
+      <w:r>
+        <w:rPr>
+          <w:rFonts w:ascii="Times New Roman" w:eastAsia="Times New Roman" w:hAnsi="Times New Roman" w:cs="Times New Roman"/>
+          <w:kern w:val="0"/>
+          <w14:ligatures w14:val="none"/>
+        </w:rPr>
+        <w:t xml:space="preserve"> </w:t>
+      </w:r>
+      <w:r>
+        <w:rPr>
+          <w:rFonts w:ascii="Courier New" w:eastAsia="Times New Roman" w:hAnsi="Courier New" w:cs="Courier New"/>
+          <w:kern w:val="0"/>
+          <w:sz w:val="20"/>
+          <w:szCs w:val="20"/>
+          <w14:ligatures w14:val="none"/>
+        </w:rPr>
+        <w:t>time_to_death_days</w:t>
+      </w:r>
+      <w:r>
+        <w:rPr>
+          <w:rFonts w:ascii="Times New Roman" w:eastAsia="Times New Roman" w:hAnsi="Times New Roman" w:cs="Times New Roman"/>
+          <w:kern w:val="0"/>
+          <w14:ligatures w14:val="none"/>
+        </w:rPr>
+        <w:t xml:space="preserve"> (Days from surgery to death).</w:t>
+      </w:r>
+    </w:p>
+    <w:p>
+      <w:pPr>
+        <w:numPr>
+          <w:ilvl w:val="1"/>
+          <w:numId w:val="12"/>
+        </w:numPr>
+        <w:spacing w:before="100" w:beforeAutospacing="1" w:after="100" w:afterAutospacing="1" w:line="240" w:lineRule="auto"/>
+        <w:rPr>
+          <w:rFonts w:ascii="Times New Roman" w:eastAsia="Times New Roman" w:hAnsi="Times New Roman" w:cs="Times New Roman"/>
+          <w:kern w:val="0"/>
+          <w14:ligatures w14:val="none"/>
+        </w:rPr>
+      </w:pPr>
+      <w:r>
+        <w:rPr>
+          <w:rFonts w:ascii="Times New Roman" w:eastAsia="Times New Roman" w:hAnsi="Times New Roman" w:cs="Times New Roman"/>
+          <w:kern w:val="0"/>
+          <w14:ligatures w14:val="none"/>
+        </w:rPr>
+        <w:t xml:space="preserve">[ ] </w:t>
+      </w:r>
+      <w:r>
+        <w:rPr>
+          <w:rFonts w:ascii="Times New Roman" w:eastAsia="Times New Roman" w:hAnsi="Times New Roman" w:cs="Times New Roman"/>
+          <w:b/>
+          <w:bCs/>
+          <w:kern w:val="0"/>
+          <w14:ligatures w14:val="none"/>
+        </w:rPr>
+        <w:t>Calculate:</w:t>
+      </w:r>
+      <w:r>
+        <w:rPr>
+          <w:rFonts w:ascii="Times New Roman" w:eastAsia="Times New Roman" w:hAnsi="Times New Roman" w:cs="Times New Roman"/>
+          <w:kern w:val="0"/>
+          <w14:ligatures w14:val="none"/>
+        </w:rPr>
+        <w:t xml:space="preserve"> </w:t>
+      </w:r>
+      <w:r>
+        <w:rPr>
+          <w:rFonts w:ascii="Courier New" w:eastAsia="Times New Roman" w:hAnsi="Courier New" w:cs="Courier New"/>
+          <w:kern w:val="0"/>
+          <w:sz w:val="20"/>
+          <w:szCs w:val="20"/>
+          <w14:ligatures w14:val="none"/>
+        </w:rPr>
+        <w:t>icu_los_days</w:t>
+      </w:r>
+      <w:r>
+        <w:rPr>
+          <w:rFonts w:ascii="Times New Roman" w:eastAsia="Times New Roman" w:hAnsi="Times New Roman" w:cs="Times New Roman"/>
+          <w:kern w:val="0"/>
+          <w14:ligatures w14:val="none"/>
+        </w:rPr>
+        <w:t xml:space="preserve"> (Length of stay in ICU - used for </w:t>
+      </w:r>
+      <w:r>
+        <w:rPr>
+          <w:rFonts w:ascii="Times New Roman" w:eastAsia="Times New Roman" w:hAnsi="Times New Roman" w:cs="Times New Roman"/>
+          <w:b/>
+          <w:bCs/>
+          <w:kern w:val="0"/>
+          <w14:ligatures w14:val="none"/>
+        </w:rPr>
+        <w:t>Censoring</w:t>
+      </w:r>
+      <w:r>
+        <w:rPr>
+          <w:rFonts w:ascii="Times New Roman" w:eastAsia="Times New Roman" w:hAnsi="Times New Roman" w:cs="Times New Roman"/>
+          <w:kern w:val="0"/>
+          <w14:ligatures w14:val="none"/>
+        </w:rPr>
+        <w:t>).</w:t>
+      </w:r>
+    </w:p>
+    <w:p>
+      <w:pPr>
+        <w:spacing w:after="0" w:line="240" w:lineRule="auto"/>
+        <w:rPr>
+          <w:rFonts w:ascii="Times New Roman" w:eastAsia="Times New Roman" w:hAnsi="Times New Roman" w:cs="Times New Roman"/>
+          <w:kern w:val="0"/>
+          <w14:ligatures w14:val="none"/>
+        </w:rPr>
+      </w:pPr>
+      <w:r>
+        <w:rPr>
+          <w:rFonts w:ascii="Times New Roman" w:eastAsia="Times New Roman" w:hAnsi="Times New Roman" w:cs="Times New Roman"/>
+          <w:noProof/>
+          <w:kern w:val="0"/>
+        </w:rPr>
+        <w:pict w14:anchorId="093285D0">
+          <v:rect id="_x0000_i1025" alt="" style="width:468pt;height:.05pt;mso-width-percent:0;mso-height-percent:0;mso-width-percent:0;mso-height-percent:0" o:hralign="center" o:hrstd="t" o:hr="t" fillcolor="#a0a0a0" stroked="f"/>
+        </w:pict>
+      </w:r>
+    </w:p>
+    <w:p>
+      <w:pPr>
+        <w:spacing w:before="100" w:beforeAutospacing="1" w:after="100" w:afterAutospacing="1" w:line="240" w:lineRule="auto"/>
+        <w:outlineLvl w:val="1"/>
+        <w:rPr>
+          <w:rFonts w:ascii="Times New Roman" w:eastAsia="Times New Roman" w:hAnsi="Times New Roman" w:cs="Times New Roman"/>
+          <w:b/>
+          <w:bCs/>
+          <w:kern w:val="0"/>
+          <w:sz w:val="36"/>
+          <w:szCs w:val="36"/>
+          <w14:ligatures w14:val="none"/>
+        </w:rPr>
+      </w:pPr>
+      <w:r>
+        <w:rPr>
+          <w:rFonts w:ascii="Times New Roman" w:eastAsia="Times New Roman" w:hAnsi="Times New Roman" w:cs="Times New Roman"/>
+          <w:b/>
+          <w:bCs/>
+          <w:kern w:val="0"/>
+          <w:sz w:val="36"/>
+          <w:szCs w:val="36"/>
+          <w14:ligatures w14:val="none"/>
+        </w:rPr>
+        <w:t>Category 5: The "Dragnet" (For LASSO &amp; Clustering)</w:t>
+      </w:r>
+    </w:p>
+    <w:p>
+      <w:pPr>
+        <w:spacing w:before="100" w:beforeAutospacing="1" w:after="100" w:afterAutospacing="1" w:line="240" w:lineRule="auto"/>
+        <w:rPr>
+          <w:rFonts w:ascii="Times New Roman" w:eastAsia="Times New Roman" w:hAnsi="Times New Roman" w:cs="Times New Roman"/>
+          <w:kern w:val="0"/>
+          <w14:ligatures w14:val="none"/>
+        </w:rPr>
+      </w:pPr>
+      <w:r>
+        <w:rPr>
+          <w:rFonts w:ascii="Times New Roman" w:eastAsia="Times New Roman" w:hAnsi="Times New Roman" w:cs="Times New Roman"/>
+          <w:b/>
+          <w:bCs/>
+          <w:kern w:val="0"/>
+          <w14:ligatures w14:val="none"/>
+        </w:rPr>
+        <w:t>Objective:</w:t>
+      </w:r>
+      <w:r>
+        <w:rPr>
+          <w:rFonts w:ascii="Times New Roman" w:eastAsia="Times New Roman" w:hAnsi="Times New Roman" w:cs="Times New Roman"/>
+          <w:kern w:val="0"/>
+          <w14:ligatures w14:val="none"/>
+        </w:rPr>
+        <w:t xml:space="preserve"> Capture broad physiological signals for Machine Learning (Math 4100). </w:t>
+      </w:r>
+      <w:r>
+        <w:rPr>
+          <w:rFonts w:ascii="Times New Roman" w:eastAsia="Times New Roman" w:hAnsi="Times New Roman" w:cs="Times New Roman"/>
+          <w:b/>
+          <w:bCs/>
+          <w:kern w:val="0"/>
+          <w14:ligatures w14:val="none"/>
+        </w:rPr>
+        <w:t>Assignment:</w:t>
+      </w:r>
+      <w:r>
+        <w:rPr>
+          <w:rFonts w:ascii="Times New Roman" w:eastAsia="Times New Roman" w:hAnsi="Times New Roman" w:cs="Times New Roman"/>
+          <w:kern w:val="0"/>
+          <w14:ligatures w14:val="none"/>
+        </w:rPr>
+        <w:t xml:space="preserve"> </w:t>
+      </w:r>
+      <w:r>
+        <w:rPr>
+          <w:rFonts w:ascii="Times New Roman" w:eastAsia="Times New Roman" w:hAnsi="Times New Roman" w:cs="Times New Roman"/>
+          <w:i/>
+          <w:iCs/>
+          <w:kern w:val="0"/>
+          <w14:ligatures w14:val="none"/>
+        </w:rPr>
+        <w:t>Recommended for Member 2 (Renal) or Member 3 (Clinical)</w:t>
+      </w:r>
+      <w:r>
+        <w:rPr>
+          <w:rFonts w:ascii="Times New Roman" w:eastAsia="Times New Roman" w:hAnsi="Times New Roman" w:cs="Times New Roman"/>
+          <w:kern w:val="0"/>
+          <w14:ligatures w14:val="none"/>
+        </w:rPr>
+        <w:t xml:space="preserve"> as it uses the same tables. </w:t>
+      </w:r>
+      <w:r>
+        <w:rPr>
+          <w:rFonts w:ascii="Times New Roman" w:eastAsia="Times New Roman" w:hAnsi="Times New Roman" w:cs="Times New Roman"/>
+          <w:b/>
+          <w:bCs/>
+          <w:kern w:val="0"/>
+          <w14:ligatures w14:val="none"/>
+        </w:rPr>
+        <w:t>Primary Table:</w:t>
+      </w:r>
+      <w:r>
+        <w:rPr>
+          <w:rFonts w:ascii="Times New Roman" w:eastAsia="Times New Roman" w:hAnsi="Times New Roman" w:cs="Times New Roman"/>
+          <w:kern w:val="0"/>
+          <w14:ligatures w14:val="none"/>
+        </w:rPr>
+        <w:t xml:space="preserve"> </w:t>
+      </w:r>
+      <w:r>
+        <w:rPr>
+          <w:rFonts w:ascii="Courier New" w:eastAsia="Times New Roman" w:hAnsi="Courier New" w:cs="Courier New"/>
+          <w:kern w:val="0"/>
+          <w:sz w:val="20"/>
+          <w:szCs w:val="20"/>
+          <w14:ligatures w14:val="none"/>
+        </w:rPr>
+        <w:t>ml_feature_matrix</w:t>
       </w:r>
     </w:p>
     <w:p>
       <w:pPr>
         <w:numPr>
           <w:ilvl w:val="0"/>
-          <w:numId w:val="3"/>
+          <w:numId w:val="13"/>
         </w:numPr>
         <w:spacing w:before="100" w:beforeAutospacing="1" w:after="100" w:afterAutospacing="1" w:line="240" w:lineRule="auto"/>
         <w:rPr>
@@ -860,14 +3535,14 @@
           <w:kern w:val="0"/>
           <w14:ligatures w14:val="none"/>
         </w:rPr>
-        <w:t>Required Columns:</w:t>
+        <w:t>5.1 Broad Admission Labs (First 24h)</w:t>
       </w:r>
     </w:p>
     <w:p>
       <w:pPr>
         <w:numPr>
           <w:ilvl w:val="1"/>
-          <w:numId w:val="3"/>
+          <w:numId w:val="13"/>
         </w:numPr>
         <w:spacing w:before="100" w:beforeAutospacing="1" w:after="100" w:afterAutospacing="1" w:line="240" w:lineRule="auto"/>
         <w:rPr>
@@ -876,6 +3551,24 @@
           <w14:ligatures w14:val="none"/>
         </w:rPr>
       </w:pPr>
+      <w:r>
+        <w:rPr>
+          <w:rFonts w:ascii="Times New Roman" w:eastAsia="Times New Roman" w:hAnsi="Times New Roman" w:cs="Times New Roman"/>
+          <w:b/>
+          <w:bCs/>
+          <w:kern w:val="0"/>
+          <w14:ligatures w14:val="none"/>
+        </w:rPr>
+        <w:t>Source:</w:t>
+      </w:r>
+      <w:r>
+        <w:rPr>
+          <w:rFonts w:ascii="Times New Roman" w:eastAsia="Times New Roman" w:hAnsi="Times New Roman" w:cs="Times New Roman"/>
+          <w:kern w:val="0"/>
+          <w14:ligatures w14:val="none"/>
+        </w:rPr>
+        <w:t xml:space="preserve"> </w:t>
+      </w:r>
       <w:r>
         <w:rPr>
           <w:rFonts w:ascii="Courier New" w:eastAsia="Times New Roman" w:hAnsi="Courier New" w:cs="Courier New"/>
@@ -884,22 +3577,14 @@
           <w:szCs w:val="20"/>
           <w14:ligatures w14:val="none"/>
         </w:rPr>
-        <w:t>hadm_id</w:t>
-      </w:r>
-      <w:r>
-        <w:rPr>
-          <w:rFonts w:ascii="Times New Roman" w:eastAsia="Times New Roman" w:hAnsi="Times New Roman" w:cs="Times New Roman"/>
-          <w:kern w:val="0"/>
-          <w14:ligatures w14:val="none"/>
-        </w:rPr>
-        <w:t xml:space="preserve"> (Key)</w:t>
+        <w:t>mimiciv_hosp.labevents</w:t>
       </w:r>
     </w:p>
     <w:p>
       <w:pPr>
         <w:numPr>
           <w:ilvl w:val="1"/>
-          <w:numId w:val="3"/>
+          <w:numId w:val="13"/>
         </w:numPr>
         <w:spacing w:before="100" w:beforeAutospacing="1" w:after="100" w:afterAutospacing="1" w:line="240" w:lineRule="auto"/>
         <w:rPr>
@@ -908,6 +3593,208 @@
           <w14:ligatures w14:val="none"/>
         </w:rPr>
       </w:pPr>
+      <w:r>
+        <w:rPr>
+          <w:rFonts w:ascii="Times New Roman" w:eastAsia="Times New Roman" w:hAnsi="Times New Roman" w:cs="Times New Roman"/>
+          <w:kern w:val="0"/>
+          <w14:ligatures w14:val="none"/>
+        </w:rPr>
+        <w:t xml:space="preserve">[ ] </w:t>
+      </w:r>
+      <w:r>
+        <w:rPr>
+          <w:rFonts w:ascii="Times New Roman" w:eastAsia="Times New Roman" w:hAnsi="Times New Roman" w:cs="Times New Roman"/>
+          <w:b/>
+          <w:bCs/>
+          <w:kern w:val="0"/>
+          <w14:ligatures w14:val="none"/>
+        </w:rPr>
+        <w:t>Pivot &amp; Extract (Mean/Min/Max):</w:t>
+      </w:r>
+    </w:p>
+    <w:p>
+      <w:pPr>
+        <w:numPr>
+          <w:ilvl w:val="2"/>
+          <w:numId w:val="13"/>
+        </w:numPr>
+        <w:spacing w:before="100" w:beforeAutospacing="1" w:after="100" w:afterAutospacing="1" w:line="240" w:lineRule="auto"/>
+        <w:rPr>
+          <w:rFonts w:ascii="Times New Roman" w:eastAsia="Times New Roman" w:hAnsi="Times New Roman" w:cs="Times New Roman"/>
+          <w:kern w:val="0"/>
+          <w14:ligatures w14:val="none"/>
+        </w:rPr>
+      </w:pPr>
+      <w:r>
+        <w:rPr>
+          <w:rFonts w:ascii="Times New Roman" w:eastAsia="Times New Roman" w:hAnsi="Times New Roman" w:cs="Times New Roman"/>
+          <w:b/>
+          <w:bCs/>
+          <w:kern w:val="0"/>
+          <w14:ligatures w14:val="none"/>
+        </w:rPr>
+        <w:t>Chemistry:</w:t>
+      </w:r>
+      <w:r>
+        <w:rPr>
+          <w:rFonts w:ascii="Times New Roman" w:eastAsia="Times New Roman" w:hAnsi="Times New Roman" w:cs="Times New Roman"/>
+          <w:kern w:val="0"/>
+          <w14:ligatures w14:val="none"/>
+        </w:rPr>
+        <w:t xml:space="preserve"> Sodium, Potassium, Chloride, Bicarbonate, Anion Gap, Glucose, BUN, Calcium, Magnesium, Phosphate.</w:t>
+      </w:r>
+    </w:p>
+    <w:p>
+      <w:pPr>
+        <w:numPr>
+          <w:ilvl w:val="2"/>
+          <w:numId w:val="13"/>
+        </w:numPr>
+        <w:spacing w:before="100" w:beforeAutospacing="1" w:after="100" w:afterAutospacing="1" w:line="240" w:lineRule="auto"/>
+        <w:rPr>
+          <w:rFonts w:ascii="Times New Roman" w:eastAsia="Times New Roman" w:hAnsi="Times New Roman" w:cs="Times New Roman"/>
+          <w:kern w:val="0"/>
+          <w14:ligatures w14:val="none"/>
+        </w:rPr>
+      </w:pPr>
+      <w:r>
+        <w:rPr>
+          <w:rFonts w:ascii="Times New Roman" w:eastAsia="Times New Roman" w:hAnsi="Times New Roman" w:cs="Times New Roman"/>
+          <w:b/>
+          <w:bCs/>
+          <w:kern w:val="0"/>
+          <w14:ligatures w14:val="none"/>
+        </w:rPr>
+        <w:t>Hematology:</w:t>
+      </w:r>
+      <w:r>
+        <w:rPr>
+          <w:rFonts w:ascii="Times New Roman" w:eastAsia="Times New Roman" w:hAnsi="Times New Roman" w:cs="Times New Roman"/>
+          <w:kern w:val="0"/>
+          <w14:ligatures w14:val="none"/>
+        </w:rPr>
+        <w:t xml:space="preserve"> WBC, Platelets, RDW.</w:t>
+      </w:r>
+    </w:p>
+    <w:p>
+      <w:pPr>
+        <w:numPr>
+          <w:ilvl w:val="2"/>
+          <w:numId w:val="13"/>
+        </w:numPr>
+        <w:spacing w:before="100" w:beforeAutospacing="1" w:after="100" w:afterAutospacing="1" w:line="240" w:lineRule="auto"/>
+        <w:rPr>
+          <w:rFonts w:ascii="Times New Roman" w:eastAsia="Times New Roman" w:hAnsi="Times New Roman" w:cs="Times New Roman"/>
+          <w:kern w:val="0"/>
+          <w14:ligatures w14:val="none"/>
+        </w:rPr>
+      </w:pPr>
+      <w:r>
+        <w:rPr>
+          <w:rFonts w:ascii="Times New Roman" w:eastAsia="Times New Roman" w:hAnsi="Times New Roman" w:cs="Times New Roman"/>
+          <w:b/>
+          <w:bCs/>
+          <w:kern w:val="0"/>
+          <w14:ligatures w14:val="none"/>
+        </w:rPr>
+        <w:t>Coagulation:</w:t>
+      </w:r>
+      <w:r>
+        <w:rPr>
+          <w:rFonts w:ascii="Times New Roman" w:eastAsia="Times New Roman" w:hAnsi="Times New Roman" w:cs="Times New Roman"/>
+          <w:kern w:val="0"/>
+          <w14:ligatures w14:val="none"/>
+        </w:rPr>
+        <w:t xml:space="preserve"> PT, INR, Fibrinogen.</w:t>
+      </w:r>
+    </w:p>
+    <w:p>
+      <w:pPr>
+        <w:numPr>
+          <w:ilvl w:val="2"/>
+          <w:numId w:val="13"/>
+        </w:numPr>
+        <w:spacing w:before="100" w:beforeAutospacing="1" w:after="100" w:afterAutospacing="1" w:line="240" w:lineRule="auto"/>
+        <w:rPr>
+          <w:rFonts w:ascii="Times New Roman" w:eastAsia="Times New Roman" w:hAnsi="Times New Roman" w:cs="Times New Roman"/>
+          <w:kern w:val="0"/>
+          <w14:ligatures w14:val="none"/>
+        </w:rPr>
+      </w:pPr>
+      <w:r>
+        <w:rPr>
+          <w:rFonts w:ascii="Times New Roman" w:eastAsia="Times New Roman" w:hAnsi="Times New Roman" w:cs="Times New Roman"/>
+          <w:b/>
+          <w:bCs/>
+          <w:kern w:val="0"/>
+          <w14:ligatures w14:val="none"/>
+        </w:rPr>
+        <w:t>Liver/Shock:</w:t>
+      </w:r>
+      <w:r>
+        <w:rPr>
+          <w:rFonts w:ascii="Times New Roman" w:eastAsia="Times New Roman" w:hAnsi="Times New Roman" w:cs="Times New Roman"/>
+          <w:kern w:val="0"/>
+          <w14:ligatures w14:val="none"/>
+        </w:rPr>
+        <w:t xml:space="preserve"> Lactate, Bilirubin, Albumin, ALT, AST.</w:t>
+      </w:r>
+    </w:p>
+    <w:p>
+      <w:pPr>
+        <w:numPr>
+          <w:ilvl w:val="0"/>
+          <w:numId w:val="13"/>
+        </w:numPr>
+        <w:spacing w:before="100" w:beforeAutospacing="1" w:after="100" w:afterAutospacing="1" w:line="240" w:lineRule="auto"/>
+        <w:rPr>
+          <w:rFonts w:ascii="Times New Roman" w:eastAsia="Times New Roman" w:hAnsi="Times New Roman" w:cs="Times New Roman"/>
+          <w:kern w:val="0"/>
+          <w14:ligatures w14:val="none"/>
+        </w:rPr>
+      </w:pPr>
+      <w:r>
+        <w:rPr>
+          <w:rFonts w:ascii="Times New Roman" w:eastAsia="Times New Roman" w:hAnsi="Times New Roman" w:cs="Times New Roman"/>
+          <w:b/>
+          <w:bCs/>
+          <w:kern w:val="0"/>
+          <w14:ligatures w14:val="none"/>
+        </w:rPr>
+        <w:t>5.2 Vital Sign Variability (First 24h)</w:t>
+      </w:r>
+    </w:p>
+    <w:p>
+      <w:pPr>
+        <w:numPr>
+          <w:ilvl w:val="1"/>
+          <w:numId w:val="13"/>
+        </w:numPr>
+        <w:spacing w:before="100" w:beforeAutospacing="1" w:after="100" w:afterAutospacing="1" w:line="240" w:lineRule="auto"/>
+        <w:rPr>
+          <w:rFonts w:ascii="Times New Roman" w:eastAsia="Times New Roman" w:hAnsi="Times New Roman" w:cs="Times New Roman"/>
+          <w:kern w:val="0"/>
+          <w14:ligatures w14:val="none"/>
+        </w:rPr>
+      </w:pPr>
+      <w:r>
+        <w:rPr>
+          <w:rFonts w:ascii="Times New Roman" w:eastAsia="Times New Roman" w:hAnsi="Times New Roman" w:cs="Times New Roman"/>
+          <w:b/>
+          <w:bCs/>
+          <w:kern w:val="0"/>
+          <w14:ligatures w14:val="none"/>
+        </w:rPr>
+        <w:t>Source:</w:t>
+      </w:r>
+      <w:r>
+        <w:rPr>
+          <w:rFonts w:ascii="Times New Roman" w:eastAsia="Times New Roman" w:hAnsi="Times New Roman" w:cs="Times New Roman"/>
+          <w:kern w:val="0"/>
+          <w14:ligatures w14:val="none"/>
+        </w:rPr>
+        <w:t xml:space="preserve"> </w:t>
+      </w:r>
       <w:r>
         <w:rPr>
           <w:rFonts w:ascii="Courier New" w:eastAsia="Times New Roman" w:hAnsi="Courier New" w:cs="Courier New"/>
@@ -916,22 +3803,14 @@
           <w:szCs w:val="20"/>
           <w14:ligatures w14:val="none"/>
         </w:rPr>
-        <w:t>baseline_creatinine</w:t>
-      </w:r>
-      <w:r>
-        <w:rPr>
-          <w:rFonts w:ascii="Times New Roman" w:eastAsia="Times New Roman" w:hAnsi="Times New Roman" w:cs="Times New Roman"/>
-          <w:kern w:val="0"/>
-          <w14:ligatures w14:val="none"/>
-        </w:rPr>
-        <w:t xml:space="preserve"> (Float: From Phase 1 Logic)</w:t>
+        <w:t>mimiciv_icu.chartevents</w:t>
       </w:r>
     </w:p>
     <w:p>
       <w:pPr>
         <w:numPr>
           <w:ilvl w:val="1"/>
-          <w:numId w:val="3"/>
+          <w:numId w:val="13"/>
         </w:numPr>
         <w:spacing w:before="100" w:beforeAutospacing="1" w:after="100" w:afterAutospacing="1" w:line="240" w:lineRule="auto"/>
         <w:rPr>
@@ -942,28 +3821,28 @@
       </w:pPr>
       <w:r>
         <w:rPr>
-          <w:rFonts w:ascii="Courier New" w:eastAsia="Times New Roman" w:hAnsi="Courier New" w:cs="Courier New"/>
-          <w:kern w:val="0"/>
-          <w:sz w:val="20"/>
-          <w:szCs w:val="20"/>
-          <w14:ligatures w14:val="none"/>
-        </w:rPr>
-        <w:t>max_creatinine_7day</w:t>
-      </w:r>
-      <w:r>
-        <w:rPr>
-          <w:rFonts w:ascii="Times New Roman" w:eastAsia="Times New Roman" w:hAnsi="Times New Roman" w:cs="Times New Roman"/>
-          <w:kern w:val="0"/>
-          <w14:ligatures w14:val="none"/>
-        </w:rPr>
-        <w:t xml:space="preserve"> (Float: Highest value in 7 days post-op)</w:t>
+          <w:rFonts w:ascii="Times New Roman" w:eastAsia="Times New Roman" w:hAnsi="Times New Roman" w:cs="Times New Roman"/>
+          <w:kern w:val="0"/>
+          <w14:ligatures w14:val="none"/>
+        </w:rPr>
+        <w:t xml:space="preserve">[ ] </w:t>
+      </w:r>
+      <w:r>
+        <w:rPr>
+          <w:rFonts w:ascii="Times New Roman" w:eastAsia="Times New Roman" w:hAnsi="Times New Roman" w:cs="Times New Roman"/>
+          <w:b/>
+          <w:bCs/>
+          <w:kern w:val="0"/>
+          <w14:ligatures w14:val="none"/>
+        </w:rPr>
+        <w:t>Calculate (Mean &amp; SD):</w:t>
       </w:r>
     </w:p>
     <w:p>
       <w:pPr>
         <w:numPr>
-          <w:ilvl w:val="1"/>
-          <w:numId w:val="3"/>
+          <w:ilvl w:val="2"/>
+          <w:numId w:val="13"/>
         </w:numPr>
         <w:spacing w:before="100" w:beforeAutospacing="1" w:after="100" w:afterAutospacing="1" w:line="240" w:lineRule="auto"/>
         <w:rPr>
@@ -974,28 +3853,18 @@
       </w:pPr>
       <w:r>
         <w:rPr>
-          <w:rFonts w:ascii="Courier New" w:eastAsia="Times New Roman" w:hAnsi="Courier New" w:cs="Courier New"/>
-          <w:kern w:val="0"/>
-          <w:sz w:val="20"/>
-          <w:szCs w:val="20"/>
-          <w14:ligatures w14:val="none"/>
-        </w:rPr>
-        <w:t>aki_stage</w:t>
-      </w:r>
-      <w:r>
-        <w:rPr>
-          <w:rFonts w:ascii="Times New Roman" w:eastAsia="Times New Roman" w:hAnsi="Times New Roman" w:cs="Times New Roman"/>
-          <w:kern w:val="0"/>
-          <w14:ligatures w14:val="none"/>
-        </w:rPr>
-        <w:t xml:space="preserve"> (Ordinal: 0, 1, 2, 3 based on KDIGO criteria)</w:t>
+          <w:rFonts w:ascii="Times New Roman" w:eastAsia="Times New Roman" w:hAnsi="Times New Roman" w:cs="Times New Roman"/>
+          <w:kern w:val="0"/>
+          <w14:ligatures w14:val="none"/>
+        </w:rPr>
+        <w:t>Heart Rate, Respiratory Rate, SpO2, Temperature.</w:t>
       </w:r>
     </w:p>
     <w:p>
       <w:pPr>
         <w:numPr>
-          <w:ilvl w:val="1"/>
-          <w:numId w:val="3"/>
+          <w:ilvl w:val="2"/>
+          <w:numId w:val="13"/>
         </w:numPr>
         <w:spacing w:before="100" w:beforeAutospacing="1" w:after="100" w:afterAutospacing="1" w:line="240" w:lineRule="auto"/>
         <w:rPr>
@@ -1006,1656 +3875,13 @@
       </w:pPr>
       <w:r>
         <w:rPr>
-          <w:rFonts w:ascii="Courier New" w:eastAsia="Times New Roman" w:hAnsi="Courier New" w:cs="Courier New"/>
-          <w:kern w:val="0"/>
-          <w:sz w:val="20"/>
-          <w:szCs w:val="20"/>
-          <w14:ligatures w14:val="none"/>
-        </w:rPr>
-        <w:t>aki_binary</w:t>
-      </w:r>
-      <w:r>
-        <w:rPr>
-          <w:rFonts w:ascii="Times New Roman" w:eastAsia="Times New Roman" w:hAnsi="Times New Roman" w:cs="Times New Roman"/>
-          <w:kern w:val="0"/>
-          <w14:ligatures w14:val="none"/>
-        </w:rPr>
-        <w:t xml:space="preserve"> (Binary 0/1: Stage 1+ vs None)</w:t>
-      </w:r>
-    </w:p>
-    <w:p>
-      <w:pPr>
-        <w:spacing w:before="100" w:beforeAutospacing="1" w:after="100" w:afterAutospacing="1" w:line="240" w:lineRule="auto"/>
-        <w:outlineLvl w:val="2"/>
-        <w:rPr>
-          <w:rFonts w:ascii="Times New Roman" w:eastAsia="Times New Roman" w:hAnsi="Times New Roman" w:cs="Times New Roman"/>
-          <w:b/>
-          <w:bCs/>
-          <w:kern w:val="0"/>
-          <w:sz w:val="27"/>
-          <w:szCs w:val="27"/>
-          <w14:ligatures w14:val="none"/>
-        </w:rPr>
-      </w:pPr>
-      <w:r>
-        <w:rPr>
-          <w:rFonts w:ascii="Times New Roman" w:eastAsia="Times New Roman" w:hAnsi="Times New Roman" w:cs="Times New Roman"/>
-          <w:b/>
-          <w:bCs/>
-          <w:kern w:val="0"/>
-          <w:sz w:val="27"/>
-          <w:szCs w:val="27"/>
-          <w14:ligatures w14:val="none"/>
-        </w:rPr>
-        <w:lastRenderedPageBreak/>
-        <w:t>2.2 Fluid Balance &amp; Urine</w:t>
-      </w:r>
-    </w:p>
-    <w:p>
-      <w:pPr>
-        <w:numPr>
-          <w:ilvl w:val="0"/>
-          <w:numId w:val="4"/>
-        </w:numPr>
-        <w:spacing w:before="100" w:beforeAutospacing="1" w:after="100" w:afterAutospacing="1" w:line="240" w:lineRule="auto"/>
-        <w:rPr>
-          <w:rFonts w:ascii="Times New Roman" w:eastAsia="Times New Roman" w:hAnsi="Times New Roman" w:cs="Times New Roman"/>
-          <w:kern w:val="0"/>
-          <w14:ligatures w14:val="none"/>
-        </w:rPr>
-      </w:pPr>
-      <w:r>
-        <w:rPr>
-          <w:rFonts w:ascii="Times New Roman" w:eastAsia="Times New Roman" w:hAnsi="Times New Roman" w:cs="Times New Roman"/>
-          <w:b/>
-          <w:bCs/>
-          <w:kern w:val="0"/>
-          <w14:ligatures w14:val="none"/>
-        </w:rPr>
-        <w:t>Source:</w:t>
-      </w:r>
-      <w:r>
-        <w:rPr>
-          <w:rFonts w:ascii="Times New Roman" w:eastAsia="Times New Roman" w:hAnsi="Times New Roman" w:cs="Times New Roman"/>
-          <w:kern w:val="0"/>
-          <w14:ligatures w14:val="none"/>
-        </w:rPr>
-        <w:t xml:space="preserve"> </w:t>
-      </w:r>
-      <w:r>
-        <w:rPr>
-          <w:rFonts w:ascii="Courier New" w:eastAsia="Times New Roman" w:hAnsi="Courier New" w:cs="Courier New"/>
-          <w:kern w:val="0"/>
-          <w:sz w:val="20"/>
-          <w:szCs w:val="20"/>
-          <w14:ligatures w14:val="none"/>
-        </w:rPr>
-        <w:t>mimiciv_icu.inputevents</w:t>
-      </w:r>
-      <w:r>
-        <w:rPr>
-          <w:rFonts w:ascii="Times New Roman" w:eastAsia="Times New Roman" w:hAnsi="Times New Roman" w:cs="Times New Roman"/>
-          <w:kern w:val="0"/>
-          <w14:ligatures w14:val="none"/>
-        </w:rPr>
-        <w:t xml:space="preserve"> (In) &amp; </w:t>
-      </w:r>
-      <w:r>
-        <w:rPr>
-          <w:rFonts w:ascii="Courier New" w:eastAsia="Times New Roman" w:hAnsi="Courier New" w:cs="Courier New"/>
-          <w:kern w:val="0"/>
-          <w:sz w:val="20"/>
-          <w:szCs w:val="20"/>
-          <w14:ligatures w14:val="none"/>
-        </w:rPr>
-        <w:t>mimiciv_icu.outputevents</w:t>
-      </w:r>
-      <w:r>
-        <w:rPr>
-          <w:rFonts w:ascii="Times New Roman" w:eastAsia="Times New Roman" w:hAnsi="Times New Roman" w:cs="Times New Roman"/>
-          <w:kern w:val="0"/>
-          <w14:ligatures w14:val="none"/>
-        </w:rPr>
-        <w:t xml:space="preserve"> (Out)</w:t>
-      </w:r>
-    </w:p>
-    <w:p>
-      <w:pPr>
-        <w:numPr>
-          <w:ilvl w:val="0"/>
-          <w:numId w:val="4"/>
-        </w:numPr>
-        <w:spacing w:before="100" w:beforeAutospacing="1" w:after="100" w:afterAutospacing="1" w:line="240" w:lineRule="auto"/>
-        <w:rPr>
-          <w:rFonts w:ascii="Times New Roman" w:eastAsia="Times New Roman" w:hAnsi="Times New Roman" w:cs="Times New Roman"/>
-          <w:kern w:val="0"/>
-          <w14:ligatures w14:val="none"/>
-        </w:rPr>
-      </w:pPr>
-      <w:r>
-        <w:rPr>
-          <w:rFonts w:ascii="Times New Roman" w:eastAsia="Times New Roman" w:hAnsi="Times New Roman" w:cs="Times New Roman"/>
-          <w:b/>
-          <w:bCs/>
-          <w:kern w:val="0"/>
-          <w14:ligatures w14:val="none"/>
-        </w:rPr>
-        <w:t>Task:</w:t>
-      </w:r>
-      <w:r>
-        <w:rPr>
-          <w:rFonts w:ascii="Times New Roman" w:eastAsia="Times New Roman" w:hAnsi="Times New Roman" w:cs="Times New Roman"/>
-          <w:kern w:val="0"/>
-          <w14:ligatures w14:val="none"/>
-        </w:rPr>
-        <w:t xml:space="preserve"> Calculate the "ins and outs" for the first 24 hours.</w:t>
-      </w:r>
-    </w:p>
-    <w:p>
-      <w:pPr>
-        <w:numPr>
-          <w:ilvl w:val="0"/>
-          <w:numId w:val="4"/>
-        </w:numPr>
-        <w:spacing w:before="100" w:beforeAutospacing="1" w:after="100" w:afterAutospacing="1" w:line="240" w:lineRule="auto"/>
-        <w:rPr>
-          <w:rFonts w:ascii="Times New Roman" w:eastAsia="Times New Roman" w:hAnsi="Times New Roman" w:cs="Times New Roman"/>
-          <w:kern w:val="0"/>
-          <w14:ligatures w14:val="none"/>
-        </w:rPr>
-      </w:pPr>
-      <w:r>
-        <w:rPr>
-          <w:rFonts w:ascii="Times New Roman" w:eastAsia="Times New Roman" w:hAnsi="Times New Roman" w:cs="Times New Roman"/>
-          <w:b/>
-          <w:bCs/>
-          <w:kern w:val="0"/>
-          <w14:ligatures w14:val="none"/>
-        </w:rPr>
-        <w:t>Required Columns:</w:t>
-      </w:r>
-    </w:p>
-    <w:p>
-      <w:pPr>
-        <w:numPr>
-          <w:ilvl w:val="1"/>
-          <w:numId w:val="4"/>
-        </w:numPr>
-        <w:spacing w:before="100" w:beforeAutospacing="1" w:after="100" w:afterAutospacing="1" w:line="240" w:lineRule="auto"/>
-        <w:rPr>
-          <w:rFonts w:ascii="Times New Roman" w:eastAsia="Times New Roman" w:hAnsi="Times New Roman" w:cs="Times New Roman"/>
-          <w:kern w:val="0"/>
-          <w14:ligatures w14:val="none"/>
-        </w:rPr>
-      </w:pPr>
-      <w:r>
-        <w:rPr>
-          <w:rFonts w:ascii="Courier New" w:eastAsia="Times New Roman" w:hAnsi="Courier New" w:cs="Courier New"/>
-          <w:kern w:val="0"/>
-          <w:sz w:val="20"/>
-          <w:szCs w:val="20"/>
-          <w14:ligatures w14:val="none"/>
-        </w:rPr>
-        <w:t>urine_output_24h</w:t>
-      </w:r>
-      <w:r>
-        <w:rPr>
-          <w:rFonts w:ascii="Times New Roman" w:eastAsia="Times New Roman" w:hAnsi="Times New Roman" w:cs="Times New Roman"/>
-          <w:kern w:val="0"/>
-          <w14:ligatures w14:val="none"/>
-        </w:rPr>
-        <w:t xml:space="preserve"> (Float: Total mL urine)</w:t>
-      </w:r>
-    </w:p>
-    <w:p>
-      <w:pPr>
-        <w:numPr>
-          <w:ilvl w:val="1"/>
-          <w:numId w:val="4"/>
-        </w:numPr>
-        <w:spacing w:before="100" w:beforeAutospacing="1" w:after="100" w:afterAutospacing="1" w:line="240" w:lineRule="auto"/>
-        <w:rPr>
-          <w:rFonts w:ascii="Times New Roman" w:eastAsia="Times New Roman" w:hAnsi="Times New Roman" w:cs="Times New Roman"/>
-          <w:kern w:val="0"/>
-          <w14:ligatures w14:val="none"/>
-        </w:rPr>
-      </w:pPr>
-      <w:r>
-        <w:rPr>
-          <w:rFonts w:ascii="Courier New" w:eastAsia="Times New Roman" w:hAnsi="Courier New" w:cs="Courier New"/>
-          <w:kern w:val="0"/>
-          <w:sz w:val="20"/>
-          <w:szCs w:val="20"/>
-          <w14:ligatures w14:val="none"/>
-        </w:rPr>
-        <w:t>total_fluids_in_24h</w:t>
-      </w:r>
-      <w:r>
-        <w:rPr>
-          <w:rFonts w:ascii="Times New Roman" w:eastAsia="Times New Roman" w:hAnsi="Times New Roman" w:cs="Times New Roman"/>
-          <w:kern w:val="0"/>
-          <w14:ligatures w14:val="none"/>
-        </w:rPr>
-        <w:t xml:space="preserve"> (Float: Total mL Crystalloids + Colloids + Blood Products)</w:t>
-      </w:r>
-    </w:p>
-    <w:p>
-      <w:pPr>
-        <w:numPr>
-          <w:ilvl w:val="1"/>
-          <w:numId w:val="4"/>
-        </w:numPr>
-        <w:spacing w:before="100" w:beforeAutospacing="1" w:after="100" w:afterAutospacing="1" w:line="240" w:lineRule="auto"/>
-        <w:rPr>
-          <w:rFonts w:ascii="Times New Roman" w:eastAsia="Times New Roman" w:hAnsi="Times New Roman" w:cs="Times New Roman"/>
-          <w:kern w:val="0"/>
-          <w14:ligatures w14:val="none"/>
-        </w:rPr>
-      </w:pPr>
-      <w:r>
-        <w:rPr>
-          <w:rFonts w:ascii="Courier New" w:eastAsia="Times New Roman" w:hAnsi="Courier New" w:cs="Courier New"/>
-          <w:kern w:val="0"/>
-          <w:sz w:val="20"/>
-          <w:szCs w:val="20"/>
-          <w14:ligatures w14:val="none"/>
-        </w:rPr>
-        <w:t>fluid_balance_24h</w:t>
-      </w:r>
-      <w:r>
-        <w:rPr>
-          <w:rFonts w:ascii="Times New Roman" w:eastAsia="Times New Roman" w:hAnsi="Times New Roman" w:cs="Times New Roman"/>
-          <w:kern w:val="0"/>
-          <w14:ligatures w14:val="none"/>
-        </w:rPr>
-        <w:t xml:space="preserve"> (Float: Total In - Total Out)</w:t>
-      </w:r>
-    </w:p>
-    <w:p>
-      <w:pPr>
-        <w:spacing w:after="0" w:line="240" w:lineRule="auto"/>
-        <w:rPr>
-          <w:rFonts w:ascii="Times New Roman" w:eastAsia="Times New Roman" w:hAnsi="Times New Roman" w:cs="Times New Roman"/>
-          <w:kern w:val="0"/>
-          <w14:ligatures w14:val="none"/>
-        </w:rPr>
-      </w:pPr>
-      <w:r>
-        <w:rPr>
-          <w:rFonts w:ascii="Times New Roman" w:eastAsia="Times New Roman" w:hAnsi="Times New Roman" w:cs="Times New Roman"/>
-          <w:noProof/>
-          <w:kern w:val="0"/>
-        </w:rPr>
-        <w:pict w14:anchorId="69DC6A54">
-          <v:rect id="_x0000_i1026" alt="" style="width:468pt;height:.05pt;mso-width-percent:0;mso-height-percent:0;mso-width-percent:0;mso-height-percent:0" o:hralign="center" o:hrstd="t" o:hr="t" fillcolor="#a0a0a0" stroked="f"/>
-        </w:pict>
-      </w:r>
-    </w:p>
-    <w:p>
-      <w:pPr>
-        <w:spacing w:before="100" w:beforeAutospacing="1" w:after="100" w:afterAutospacing="1" w:line="240" w:lineRule="auto"/>
-        <w:outlineLvl w:val="1"/>
-        <w:rPr>
-          <w:rFonts w:ascii="Times New Roman" w:eastAsia="Times New Roman" w:hAnsi="Times New Roman" w:cs="Times New Roman"/>
-          <w:b/>
-          <w:bCs/>
-          <w:kern w:val="0"/>
-          <w:sz w:val="36"/>
-          <w:szCs w:val="36"/>
-          <w14:ligatures w14:val="none"/>
-        </w:rPr>
-      </w:pPr>
-      <w:r>
-        <w:rPr>
-          <w:rFonts w:ascii="Times New Roman" w:eastAsia="Times New Roman" w:hAnsi="Times New Roman" w:cs="Times New Roman"/>
-          <w:b/>
-          <w:bCs/>
-          <w:kern w:val="0"/>
-          <w:sz w:val="36"/>
-          <w:szCs w:val="36"/>
-          <w14:ligatures w14:val="none"/>
-        </w:rPr>
-        <w:t>Assignment 3: The Clinical Lead (Member 3)</w:t>
-      </w:r>
-    </w:p>
-    <w:p>
-      <w:pPr>
-        <w:spacing w:before="100" w:beforeAutospacing="1" w:after="100" w:afterAutospacing="1" w:line="240" w:lineRule="auto"/>
-        <w:rPr>
-          <w:rFonts w:ascii="Times New Roman" w:eastAsia="Times New Roman" w:hAnsi="Times New Roman" w:cs="Times New Roman"/>
-          <w:kern w:val="0"/>
-          <w14:ligatures w14:val="none"/>
-        </w:rPr>
-      </w:pPr>
-      <w:r>
-        <w:rPr>
-          <w:rFonts w:ascii="Times New Roman" w:eastAsia="Times New Roman" w:hAnsi="Times New Roman" w:cs="Times New Roman"/>
-          <w:b/>
-          <w:bCs/>
-          <w:kern w:val="0"/>
-          <w14:ligatures w14:val="none"/>
-        </w:rPr>
-        <w:t>Objective:</w:t>
-      </w:r>
-      <w:r>
-        <w:rPr>
-          <w:rFonts w:ascii="Times New Roman" w:eastAsia="Times New Roman" w:hAnsi="Times New Roman" w:cs="Times New Roman"/>
-          <w:kern w:val="0"/>
-          <w14:ligatures w14:val="none"/>
-        </w:rPr>
-        <w:t xml:space="preserve"> Define "Baseline Risk" (Confounders). </w:t>
-      </w:r>
-      <w:r>
-        <w:rPr>
-          <w:rFonts w:ascii="Times New Roman" w:eastAsia="Times New Roman" w:hAnsi="Times New Roman" w:cs="Times New Roman"/>
-          <w:b/>
-          <w:bCs/>
-          <w:kern w:val="0"/>
-          <w14:ligatures w14:val="none"/>
-        </w:rPr>
-        <w:t>Primary Table:</w:t>
-      </w:r>
-      <w:r>
-        <w:rPr>
-          <w:rFonts w:ascii="Times New Roman" w:eastAsia="Times New Roman" w:hAnsi="Times New Roman" w:cs="Times New Roman"/>
-          <w:kern w:val="0"/>
-          <w14:ligatures w14:val="none"/>
-        </w:rPr>
-        <w:t xml:space="preserve"> </w:t>
-      </w:r>
-      <w:r>
-        <w:rPr>
-          <w:rFonts w:ascii="Courier New" w:eastAsia="Times New Roman" w:hAnsi="Courier New" w:cs="Courier New"/>
-          <w:kern w:val="0"/>
-          <w:sz w:val="20"/>
-          <w:szCs w:val="20"/>
-          <w14:ligatures w14:val="none"/>
-        </w:rPr>
-        <w:t>patient_risk_profile</w:t>
-      </w:r>
-    </w:p>
-    <w:p>
-      <w:pPr>
-        <w:spacing w:before="100" w:beforeAutospacing="1" w:after="100" w:afterAutospacing="1" w:line="240" w:lineRule="auto"/>
-        <w:outlineLvl w:val="2"/>
-        <w:rPr>
-          <w:rFonts w:ascii="Times New Roman" w:eastAsia="Times New Roman" w:hAnsi="Times New Roman" w:cs="Times New Roman"/>
-          <w:b/>
-          <w:bCs/>
-          <w:kern w:val="0"/>
-          <w:sz w:val="27"/>
-          <w:szCs w:val="27"/>
-          <w14:ligatures w14:val="none"/>
-        </w:rPr>
-      </w:pPr>
-      <w:r>
-        <w:rPr>
-          <w:rFonts w:ascii="Times New Roman" w:eastAsia="Times New Roman" w:hAnsi="Times New Roman" w:cs="Times New Roman"/>
-          <w:b/>
-          <w:bCs/>
-          <w:kern w:val="0"/>
-          <w:sz w:val="27"/>
-          <w:szCs w:val="27"/>
-          <w14:ligatures w14:val="none"/>
-        </w:rPr>
-        <w:t>3.1 Demographics &amp; Operative Details</w:t>
-      </w:r>
-    </w:p>
-    <w:p>
-      <w:pPr>
-        <w:numPr>
-          <w:ilvl w:val="0"/>
-          <w:numId w:val="5"/>
-        </w:numPr>
-        <w:spacing w:before="100" w:beforeAutospacing="1" w:after="100" w:afterAutospacing="1" w:line="240" w:lineRule="auto"/>
-        <w:rPr>
-          <w:rFonts w:ascii="Times New Roman" w:eastAsia="Times New Roman" w:hAnsi="Times New Roman" w:cs="Times New Roman"/>
-          <w:kern w:val="0"/>
-          <w14:ligatures w14:val="none"/>
-        </w:rPr>
-      </w:pPr>
-      <w:r>
-        <w:rPr>
-          <w:rFonts w:ascii="Times New Roman" w:eastAsia="Times New Roman" w:hAnsi="Times New Roman" w:cs="Times New Roman"/>
-          <w:b/>
-          <w:bCs/>
-          <w:kern w:val="0"/>
-          <w14:ligatures w14:val="none"/>
-        </w:rPr>
-        <w:t>Source:</w:t>
-      </w:r>
-      <w:r>
-        <w:rPr>
-          <w:rFonts w:ascii="Times New Roman" w:eastAsia="Times New Roman" w:hAnsi="Times New Roman" w:cs="Times New Roman"/>
-          <w:kern w:val="0"/>
-          <w14:ligatures w14:val="none"/>
-        </w:rPr>
-        <w:t xml:space="preserve"> </w:t>
-      </w:r>
-      <w:r>
-        <w:rPr>
-          <w:rFonts w:ascii="Courier New" w:eastAsia="Times New Roman" w:hAnsi="Courier New" w:cs="Courier New"/>
-          <w:kern w:val="0"/>
-          <w:sz w:val="20"/>
-          <w:szCs w:val="20"/>
-          <w14:ligatures w14:val="none"/>
-        </w:rPr>
-        <w:t>mimiciv_hosp.patients</w:t>
-      </w:r>
-      <w:r>
-        <w:rPr>
-          <w:rFonts w:ascii="Times New Roman" w:eastAsia="Times New Roman" w:hAnsi="Times New Roman" w:cs="Times New Roman"/>
-          <w:kern w:val="0"/>
-          <w14:ligatures w14:val="none"/>
-        </w:rPr>
-        <w:t xml:space="preserve">, </w:t>
-      </w:r>
-      <w:r>
-        <w:rPr>
-          <w:rFonts w:ascii="Courier New" w:eastAsia="Times New Roman" w:hAnsi="Courier New" w:cs="Courier New"/>
-          <w:kern w:val="0"/>
-          <w:sz w:val="20"/>
-          <w:szCs w:val="20"/>
-          <w14:ligatures w14:val="none"/>
-        </w:rPr>
-        <w:t>mimiciv_hosp.admissions</w:t>
-      </w:r>
-      <w:r>
-        <w:rPr>
-          <w:rFonts w:ascii="Times New Roman" w:eastAsia="Times New Roman" w:hAnsi="Times New Roman" w:cs="Times New Roman"/>
-          <w:kern w:val="0"/>
-          <w14:ligatures w14:val="none"/>
-        </w:rPr>
-        <w:t xml:space="preserve">, </w:t>
-      </w:r>
-      <w:r>
-        <w:rPr>
-          <w:rFonts w:ascii="Courier New" w:eastAsia="Times New Roman" w:hAnsi="Courier New" w:cs="Courier New"/>
-          <w:kern w:val="0"/>
-          <w:sz w:val="20"/>
-          <w:szCs w:val="20"/>
-          <w14:ligatures w14:val="none"/>
-        </w:rPr>
-        <w:t>mimiciv_hosp.procedures_icd</w:t>
-      </w:r>
-    </w:p>
-    <w:p>
-      <w:pPr>
-        <w:numPr>
-          <w:ilvl w:val="0"/>
-          <w:numId w:val="5"/>
-        </w:numPr>
-        <w:spacing w:before="100" w:beforeAutospacing="1" w:after="100" w:afterAutospacing="1" w:line="240" w:lineRule="auto"/>
-        <w:rPr>
-          <w:rFonts w:ascii="Times New Roman" w:eastAsia="Times New Roman" w:hAnsi="Times New Roman" w:cs="Times New Roman"/>
-          <w:kern w:val="0"/>
-          <w14:ligatures w14:val="none"/>
-        </w:rPr>
-      </w:pPr>
-      <w:r>
-        <w:rPr>
-          <w:rFonts w:ascii="Times New Roman" w:eastAsia="Times New Roman" w:hAnsi="Times New Roman" w:cs="Times New Roman"/>
-          <w:b/>
-          <w:bCs/>
-          <w:kern w:val="0"/>
-          <w14:ligatures w14:val="none"/>
-        </w:rPr>
-        <w:t>Required Columns:</w:t>
-      </w:r>
-    </w:p>
-    <w:p>
-      <w:pPr>
-        <w:numPr>
-          <w:ilvl w:val="1"/>
-          <w:numId w:val="5"/>
-        </w:numPr>
-        <w:spacing w:before="100" w:beforeAutospacing="1" w:after="100" w:afterAutospacing="1" w:line="240" w:lineRule="auto"/>
-        <w:rPr>
-          <w:rFonts w:ascii="Times New Roman" w:eastAsia="Times New Roman" w:hAnsi="Times New Roman" w:cs="Times New Roman"/>
-          <w:kern w:val="0"/>
-          <w14:ligatures w14:val="none"/>
-        </w:rPr>
-      </w:pPr>
-      <w:r>
-        <w:rPr>
-          <w:rFonts w:ascii="Courier New" w:eastAsia="Times New Roman" w:hAnsi="Courier New" w:cs="Courier New"/>
-          <w:kern w:val="0"/>
-          <w:sz w:val="20"/>
-          <w:szCs w:val="20"/>
-          <w14:ligatures w14:val="none"/>
-        </w:rPr>
-        <w:t>hadm_id</w:t>
-      </w:r>
-      <w:r>
-        <w:rPr>
-          <w:rFonts w:ascii="Times New Roman" w:eastAsia="Times New Roman" w:hAnsi="Times New Roman" w:cs="Times New Roman"/>
-          <w:kern w:val="0"/>
-          <w14:ligatures w14:val="none"/>
-        </w:rPr>
-        <w:t xml:space="preserve"> (Key)</w:t>
-      </w:r>
-    </w:p>
-    <w:p>
-      <w:pPr>
-        <w:numPr>
-          <w:ilvl w:val="1"/>
-          <w:numId w:val="5"/>
-        </w:numPr>
-        <w:spacing w:before="100" w:beforeAutospacing="1" w:after="100" w:afterAutospacing="1" w:line="240" w:lineRule="auto"/>
-        <w:rPr>
-          <w:rFonts w:ascii="Times New Roman" w:eastAsia="Times New Roman" w:hAnsi="Times New Roman" w:cs="Times New Roman"/>
-          <w:kern w:val="0"/>
-          <w14:ligatures w14:val="none"/>
-        </w:rPr>
-      </w:pPr>
-      <w:r>
-        <w:rPr>
-          <w:rFonts w:ascii="Courier New" w:eastAsia="Times New Roman" w:hAnsi="Courier New" w:cs="Courier New"/>
-          <w:kern w:val="0"/>
-          <w:sz w:val="20"/>
-          <w:szCs w:val="20"/>
-          <w14:ligatures w14:val="none"/>
-        </w:rPr>
-        <w:t>age</w:t>
-      </w:r>
-      <w:r>
-        <w:rPr>
-          <w:rFonts w:ascii="Times New Roman" w:eastAsia="Times New Roman" w:hAnsi="Times New Roman" w:cs="Times New Roman"/>
-          <w:kern w:val="0"/>
-          <w14:ligatures w14:val="none"/>
-        </w:rPr>
-        <w:t xml:space="preserve"> (Integer)</w:t>
-      </w:r>
-    </w:p>
-    <w:p>
-      <w:pPr>
-        <w:numPr>
-          <w:ilvl w:val="1"/>
-          <w:numId w:val="5"/>
-        </w:numPr>
-        <w:spacing w:before="100" w:beforeAutospacing="1" w:after="100" w:afterAutospacing="1" w:line="240" w:lineRule="auto"/>
-        <w:rPr>
-          <w:rFonts w:ascii="Times New Roman" w:eastAsia="Times New Roman" w:hAnsi="Times New Roman" w:cs="Times New Roman"/>
-          <w:kern w:val="0"/>
-          <w14:ligatures w14:val="none"/>
-        </w:rPr>
-      </w:pPr>
-      <w:r>
-        <w:rPr>
-          <w:rFonts w:ascii="Courier New" w:eastAsia="Times New Roman" w:hAnsi="Courier New" w:cs="Courier New"/>
-          <w:kern w:val="0"/>
-          <w:sz w:val="20"/>
-          <w:szCs w:val="20"/>
-          <w14:ligatures w14:val="none"/>
-        </w:rPr>
-        <w:t>sex</w:t>
-      </w:r>
-      <w:r>
-        <w:rPr>
-          <w:rFonts w:ascii="Times New Roman" w:eastAsia="Times New Roman" w:hAnsi="Times New Roman" w:cs="Times New Roman"/>
-          <w:kern w:val="0"/>
-          <w14:ligatures w14:val="none"/>
-        </w:rPr>
-        <w:t xml:space="preserve"> (Binary: M/F)</w:t>
-      </w:r>
-    </w:p>
-    <w:p>
-      <w:pPr>
-        <w:numPr>
-          <w:ilvl w:val="1"/>
-          <w:numId w:val="5"/>
-        </w:numPr>
-        <w:spacing w:before="100" w:beforeAutospacing="1" w:after="100" w:afterAutospacing="1" w:line="240" w:lineRule="auto"/>
-        <w:rPr>
-          <w:rFonts w:ascii="Times New Roman" w:eastAsia="Times New Roman" w:hAnsi="Times New Roman" w:cs="Times New Roman"/>
-          <w:kern w:val="0"/>
-          <w14:ligatures w14:val="none"/>
-        </w:rPr>
-      </w:pPr>
-      <w:r>
-        <w:rPr>
-          <w:rFonts w:ascii="Courier New" w:eastAsia="Times New Roman" w:hAnsi="Courier New" w:cs="Courier New"/>
-          <w:kern w:val="0"/>
-          <w:sz w:val="20"/>
-          <w:szCs w:val="20"/>
-          <w14:ligatures w14:val="none"/>
-        </w:rPr>
-        <w:t>bmi</w:t>
-      </w:r>
-      <w:r>
-        <w:rPr>
-          <w:rFonts w:ascii="Times New Roman" w:eastAsia="Times New Roman" w:hAnsi="Times New Roman" w:cs="Times New Roman"/>
-          <w:kern w:val="0"/>
-          <w14:ligatures w14:val="none"/>
-        </w:rPr>
-        <w:t xml:space="preserve"> (Float: Height/Weight from chart)</w:t>
-      </w:r>
-    </w:p>
-    <w:p>
-      <w:pPr>
-        <w:numPr>
-          <w:ilvl w:val="1"/>
-          <w:numId w:val="5"/>
-        </w:numPr>
-        <w:spacing w:before="100" w:beforeAutospacing="1" w:after="100" w:afterAutospacing="1" w:line="240" w:lineRule="auto"/>
-        <w:rPr>
-          <w:rFonts w:ascii="Times New Roman" w:eastAsia="Times New Roman" w:hAnsi="Times New Roman" w:cs="Times New Roman"/>
-          <w:kern w:val="0"/>
-          <w14:ligatures w14:val="none"/>
-        </w:rPr>
-      </w:pPr>
-      <w:r>
-        <w:rPr>
-          <w:rFonts w:ascii="Courier New" w:eastAsia="Times New Roman" w:hAnsi="Courier New" w:cs="Courier New"/>
-          <w:kern w:val="0"/>
-          <w:sz w:val="20"/>
-          <w:szCs w:val="20"/>
-          <w14:ligatures w14:val="none"/>
-        </w:rPr>
-        <w:t>procedure_group</w:t>
-      </w:r>
-      <w:r>
-        <w:rPr>
-          <w:rFonts w:ascii="Times New Roman" w:eastAsia="Times New Roman" w:hAnsi="Times New Roman" w:cs="Times New Roman"/>
-          <w:kern w:val="0"/>
-          <w14:ligatures w14:val="none"/>
-        </w:rPr>
-        <w:t xml:space="preserve"> (Categorical: 'Open AAA', 'EVAR', 'Carotid', 'Peripheral')</w:t>
-      </w:r>
-    </w:p>
-    <w:p>
-      <w:pPr>
-        <w:numPr>
-          <w:ilvl w:val="1"/>
-          <w:numId w:val="5"/>
-        </w:numPr>
-        <w:spacing w:before="100" w:beforeAutospacing="1" w:after="100" w:afterAutospacing="1" w:line="240" w:lineRule="auto"/>
-        <w:rPr>
-          <w:rFonts w:ascii="Times New Roman" w:eastAsia="Times New Roman" w:hAnsi="Times New Roman" w:cs="Times New Roman"/>
-          <w:kern w:val="0"/>
-          <w14:ligatures w14:val="none"/>
-        </w:rPr>
-      </w:pPr>
-      <w:r>
-        <w:rPr>
-          <w:rFonts w:ascii="Courier New" w:eastAsia="Times New Roman" w:hAnsi="Courier New" w:cs="Courier New"/>
-          <w:kern w:val="0"/>
-          <w:sz w:val="20"/>
-          <w:szCs w:val="20"/>
-          <w14:ligatures w14:val="none"/>
-        </w:rPr>
-        <w:t>urgency</w:t>
-      </w:r>
-      <w:r>
-        <w:rPr>
-          <w:rFonts w:ascii="Times New Roman" w:eastAsia="Times New Roman" w:hAnsi="Times New Roman" w:cs="Times New Roman"/>
-          <w:kern w:val="0"/>
-          <w14:ligatures w14:val="none"/>
-        </w:rPr>
-        <w:t xml:space="preserve"> (Binary: Elective vs. Emergency/Urgent)</w:t>
-      </w:r>
-    </w:p>
-    <w:p>
-      <w:pPr>
-        <w:spacing w:before="100" w:beforeAutospacing="1" w:after="100" w:afterAutospacing="1" w:line="240" w:lineRule="auto"/>
-        <w:outlineLvl w:val="2"/>
-        <w:rPr>
-          <w:rFonts w:ascii="Times New Roman" w:eastAsia="Times New Roman" w:hAnsi="Times New Roman" w:cs="Times New Roman"/>
-          <w:b/>
-          <w:bCs/>
-          <w:kern w:val="0"/>
-          <w:sz w:val="27"/>
-          <w:szCs w:val="27"/>
-          <w14:ligatures w14:val="none"/>
-        </w:rPr>
-      </w:pPr>
-      <w:r>
-        <w:rPr>
-          <w:rFonts w:ascii="Times New Roman" w:eastAsia="Times New Roman" w:hAnsi="Times New Roman" w:cs="Times New Roman"/>
-          <w:b/>
-          <w:bCs/>
-          <w:kern w:val="0"/>
-          <w:sz w:val="27"/>
-          <w:szCs w:val="27"/>
-          <w14:ligatures w14:val="none"/>
-        </w:rPr>
-        <w:t>3.2 Comorbidities (Elixhauser Index)</w:t>
-      </w:r>
-    </w:p>
-    <w:p>
-      <w:pPr>
-        <w:numPr>
-          <w:ilvl w:val="0"/>
-          <w:numId w:val="6"/>
-        </w:numPr>
-        <w:spacing w:before="100" w:beforeAutospacing="1" w:after="100" w:afterAutospacing="1" w:line="240" w:lineRule="auto"/>
-        <w:rPr>
-          <w:rFonts w:ascii="Times New Roman" w:eastAsia="Times New Roman" w:hAnsi="Times New Roman" w:cs="Times New Roman"/>
-          <w:kern w:val="0"/>
-          <w14:ligatures w14:val="none"/>
-        </w:rPr>
-      </w:pPr>
-      <w:r>
-        <w:rPr>
-          <w:rFonts w:ascii="Times New Roman" w:eastAsia="Times New Roman" w:hAnsi="Times New Roman" w:cs="Times New Roman"/>
-          <w:b/>
-          <w:bCs/>
-          <w:kern w:val="0"/>
-          <w14:ligatures w14:val="none"/>
-        </w:rPr>
-        <w:t>Source:</w:t>
-      </w:r>
-      <w:r>
-        <w:rPr>
-          <w:rFonts w:ascii="Times New Roman" w:eastAsia="Times New Roman" w:hAnsi="Times New Roman" w:cs="Times New Roman"/>
-          <w:kern w:val="0"/>
-          <w14:ligatures w14:val="none"/>
-        </w:rPr>
-        <w:t xml:space="preserve"> </w:t>
-      </w:r>
-      <w:r>
-        <w:rPr>
-          <w:rFonts w:ascii="Courier New" w:eastAsia="Times New Roman" w:hAnsi="Courier New" w:cs="Courier New"/>
-          <w:kern w:val="0"/>
-          <w:sz w:val="20"/>
-          <w:szCs w:val="20"/>
-          <w14:ligatures w14:val="none"/>
-        </w:rPr>
-        <w:t>mimiciv_hosp.diagnoses_icd</w:t>
-      </w:r>
-    </w:p>
-    <w:p>
-      <w:pPr>
-        <w:numPr>
-          <w:ilvl w:val="0"/>
-          <w:numId w:val="6"/>
-        </w:numPr>
-        <w:spacing w:before="100" w:beforeAutospacing="1" w:after="100" w:afterAutospacing="1" w:line="240" w:lineRule="auto"/>
-        <w:rPr>
-          <w:rFonts w:ascii="Times New Roman" w:eastAsia="Times New Roman" w:hAnsi="Times New Roman" w:cs="Times New Roman"/>
-          <w:kern w:val="0"/>
-          <w14:ligatures w14:val="none"/>
-        </w:rPr>
-      </w:pPr>
-      <w:r>
-        <w:rPr>
-          <w:rFonts w:ascii="Times New Roman" w:eastAsia="Times New Roman" w:hAnsi="Times New Roman" w:cs="Times New Roman"/>
-          <w:b/>
-          <w:bCs/>
-          <w:kern w:val="0"/>
-          <w14:ligatures w14:val="none"/>
-        </w:rPr>
-        <w:t>Task:</w:t>
-      </w:r>
-      <w:r>
-        <w:rPr>
-          <w:rFonts w:ascii="Times New Roman" w:eastAsia="Times New Roman" w:hAnsi="Times New Roman" w:cs="Times New Roman"/>
-          <w:kern w:val="0"/>
-          <w14:ligatures w14:val="none"/>
-        </w:rPr>
-        <w:t xml:space="preserve"> Map ICD codes to comorbidity flags.</w:t>
-      </w:r>
-    </w:p>
-    <w:p>
-      <w:pPr>
-        <w:numPr>
-          <w:ilvl w:val="0"/>
-          <w:numId w:val="6"/>
-        </w:numPr>
-        <w:spacing w:before="100" w:beforeAutospacing="1" w:after="100" w:afterAutospacing="1" w:line="240" w:lineRule="auto"/>
-        <w:rPr>
-          <w:rFonts w:ascii="Times New Roman" w:eastAsia="Times New Roman" w:hAnsi="Times New Roman" w:cs="Times New Roman"/>
-          <w:kern w:val="0"/>
-          <w14:ligatures w14:val="none"/>
-        </w:rPr>
-      </w:pPr>
-      <w:r>
-        <w:rPr>
-          <w:rFonts w:ascii="Times New Roman" w:eastAsia="Times New Roman" w:hAnsi="Times New Roman" w:cs="Times New Roman"/>
-          <w:b/>
-          <w:bCs/>
-          <w:kern w:val="0"/>
-          <w14:ligatures w14:val="none"/>
-        </w:rPr>
-        <w:t>Required Columns:</w:t>
-      </w:r>
-    </w:p>
-    <w:p>
-      <w:pPr>
-        <w:numPr>
-          <w:ilvl w:val="1"/>
-          <w:numId w:val="6"/>
-        </w:numPr>
-        <w:spacing w:before="100" w:beforeAutospacing="1" w:after="100" w:afterAutospacing="1" w:line="240" w:lineRule="auto"/>
-        <w:rPr>
-          <w:rFonts w:ascii="Times New Roman" w:eastAsia="Times New Roman" w:hAnsi="Times New Roman" w:cs="Times New Roman"/>
-          <w:kern w:val="0"/>
-          <w14:ligatures w14:val="none"/>
-        </w:rPr>
-      </w:pPr>
-      <w:r>
-        <w:rPr>
-          <w:rFonts w:ascii="Courier New" w:eastAsia="Times New Roman" w:hAnsi="Courier New" w:cs="Courier New"/>
-          <w:kern w:val="0"/>
-          <w:sz w:val="20"/>
-          <w:szCs w:val="20"/>
-          <w14:ligatures w14:val="none"/>
-        </w:rPr>
-        <w:t>elixhauser_score</w:t>
-      </w:r>
-      <w:r>
-        <w:rPr>
-          <w:rFonts w:ascii="Times New Roman" w:eastAsia="Times New Roman" w:hAnsi="Times New Roman" w:cs="Times New Roman"/>
-          <w:kern w:val="0"/>
-          <w14:ligatures w14:val="none"/>
-        </w:rPr>
-        <w:t xml:space="preserve"> (Integer: Summary score)</w:t>
-      </w:r>
-    </w:p>
-    <w:p>
-      <w:pPr>
-        <w:numPr>
-          <w:ilvl w:val="1"/>
-          <w:numId w:val="6"/>
-        </w:numPr>
-        <w:spacing w:before="100" w:beforeAutospacing="1" w:after="100" w:afterAutospacing="1" w:line="240" w:lineRule="auto"/>
-        <w:rPr>
-          <w:rFonts w:ascii="Times New Roman" w:eastAsia="Times New Roman" w:hAnsi="Times New Roman" w:cs="Times New Roman"/>
-          <w:kern w:val="0"/>
-          <w14:ligatures w14:val="none"/>
-        </w:rPr>
-      </w:pPr>
-      <w:r>
-        <w:rPr>
-          <w:rFonts w:ascii="Courier New" w:eastAsia="Times New Roman" w:hAnsi="Courier New" w:cs="Courier New"/>
-          <w:kern w:val="0"/>
-          <w:sz w:val="20"/>
-          <w:szCs w:val="20"/>
-          <w14:ligatures w14:val="none"/>
-        </w:rPr>
-        <w:t>history_hypertension</w:t>
-      </w:r>
-      <w:r>
-        <w:rPr>
-          <w:rFonts w:ascii="Times New Roman" w:eastAsia="Times New Roman" w:hAnsi="Times New Roman" w:cs="Times New Roman"/>
-          <w:kern w:val="0"/>
-          <w14:ligatures w14:val="none"/>
-        </w:rPr>
-        <w:t xml:space="preserve"> (Binary 0/1)</w:t>
-      </w:r>
-    </w:p>
-    <w:p>
-      <w:pPr>
-        <w:numPr>
-          <w:ilvl w:val="1"/>
-          <w:numId w:val="6"/>
-        </w:numPr>
-        <w:spacing w:before="100" w:beforeAutospacing="1" w:after="100" w:afterAutospacing="1" w:line="240" w:lineRule="auto"/>
-        <w:rPr>
-          <w:rFonts w:ascii="Times New Roman" w:eastAsia="Times New Roman" w:hAnsi="Times New Roman" w:cs="Times New Roman"/>
-          <w:kern w:val="0"/>
-          <w14:ligatures w14:val="none"/>
-        </w:rPr>
-      </w:pPr>
-      <w:r>
-        <w:rPr>
-          <w:rFonts w:ascii="Courier New" w:eastAsia="Times New Roman" w:hAnsi="Courier New" w:cs="Courier New"/>
-          <w:kern w:val="0"/>
-          <w:sz w:val="20"/>
-          <w:szCs w:val="20"/>
-          <w14:ligatures w14:val="none"/>
-        </w:rPr>
-        <w:t>history_diabetes</w:t>
-      </w:r>
-      <w:r>
-        <w:rPr>
-          <w:rFonts w:ascii="Times New Roman" w:eastAsia="Times New Roman" w:hAnsi="Times New Roman" w:cs="Times New Roman"/>
-          <w:kern w:val="0"/>
-          <w14:ligatures w14:val="none"/>
-        </w:rPr>
-        <w:t xml:space="preserve"> (Binary 0/1)</w:t>
-      </w:r>
-    </w:p>
-    <w:p>
-      <w:pPr>
-        <w:numPr>
-          <w:ilvl w:val="1"/>
-          <w:numId w:val="6"/>
-        </w:numPr>
-        <w:spacing w:before="100" w:beforeAutospacing="1" w:after="100" w:afterAutospacing="1" w:line="240" w:lineRule="auto"/>
-        <w:rPr>
-          <w:rFonts w:ascii="Times New Roman" w:eastAsia="Times New Roman" w:hAnsi="Times New Roman" w:cs="Times New Roman"/>
-          <w:kern w:val="0"/>
-          <w14:ligatures w14:val="none"/>
-        </w:rPr>
-      </w:pPr>
-      <w:r>
-        <w:rPr>
-          <w:rFonts w:ascii="Courier New" w:eastAsia="Times New Roman" w:hAnsi="Courier New" w:cs="Courier New"/>
-          <w:kern w:val="0"/>
-          <w:sz w:val="20"/>
-          <w:szCs w:val="20"/>
-          <w14:ligatures w14:val="none"/>
-        </w:rPr>
-        <w:t>history_ckd</w:t>
-      </w:r>
-      <w:r>
-        <w:rPr>
-          <w:rFonts w:ascii="Times New Roman" w:eastAsia="Times New Roman" w:hAnsi="Times New Roman" w:cs="Times New Roman"/>
-          <w:kern w:val="0"/>
-          <w14:ligatures w14:val="none"/>
-        </w:rPr>
-        <w:t xml:space="preserve"> (Binary 0/1)</w:t>
-      </w:r>
-    </w:p>
-    <w:p>
-      <w:pPr>
-        <w:numPr>
-          <w:ilvl w:val="1"/>
-          <w:numId w:val="6"/>
-        </w:numPr>
-        <w:spacing w:before="100" w:beforeAutospacing="1" w:after="100" w:afterAutospacing="1" w:line="240" w:lineRule="auto"/>
-        <w:rPr>
-          <w:rFonts w:ascii="Times New Roman" w:eastAsia="Times New Roman" w:hAnsi="Times New Roman" w:cs="Times New Roman"/>
-          <w:kern w:val="0"/>
-          <w14:ligatures w14:val="none"/>
-        </w:rPr>
-      </w:pPr>
-      <w:r>
-        <w:rPr>
-          <w:rFonts w:ascii="Courier New" w:eastAsia="Times New Roman" w:hAnsi="Courier New" w:cs="Courier New"/>
-          <w:kern w:val="0"/>
-          <w:sz w:val="20"/>
-          <w:szCs w:val="20"/>
-          <w14:ligatures w14:val="none"/>
-        </w:rPr>
-        <w:t>history_chf</w:t>
-      </w:r>
-      <w:r>
-        <w:rPr>
-          <w:rFonts w:ascii="Times New Roman" w:eastAsia="Times New Roman" w:hAnsi="Times New Roman" w:cs="Times New Roman"/>
-          <w:kern w:val="0"/>
-          <w14:ligatures w14:val="none"/>
-        </w:rPr>
-        <w:t xml:space="preserve"> (Binary 0/1)</w:t>
-      </w:r>
-    </w:p>
-    <w:p>
-      <w:pPr>
-        <w:spacing w:after="0" w:line="240" w:lineRule="auto"/>
-        <w:rPr>
-          <w:rFonts w:ascii="Times New Roman" w:eastAsia="Times New Roman" w:hAnsi="Times New Roman" w:cs="Times New Roman"/>
-          <w:kern w:val="0"/>
-          <w14:ligatures w14:val="none"/>
-        </w:rPr>
-      </w:pPr>
-      <w:r>
-        <w:rPr>
-          <w:rFonts w:ascii="Times New Roman" w:eastAsia="Times New Roman" w:hAnsi="Times New Roman" w:cs="Times New Roman"/>
-          <w:noProof/>
-          <w:kern w:val="0"/>
-        </w:rPr>
-        <w:pict w14:anchorId="6B29A615">
-          <v:rect id="_x0000_i1025" alt="" style="width:468pt;height:.05pt;mso-width-percent:0;mso-height-percent:0;mso-width-percent:0;mso-height-percent:0" o:hralign="center" o:hrstd="t" o:hr="t" fillcolor="#a0a0a0" stroked="f"/>
-        </w:pict>
-      </w:r>
-    </w:p>
-    <w:p>
-      <w:pPr>
-        <w:spacing w:before="100" w:beforeAutospacing="1" w:after="100" w:afterAutospacing="1" w:line="240" w:lineRule="auto"/>
-        <w:outlineLvl w:val="1"/>
-        <w:rPr>
-          <w:rFonts w:ascii="Times New Roman" w:eastAsia="Times New Roman" w:hAnsi="Times New Roman" w:cs="Times New Roman"/>
-          <w:b/>
-          <w:bCs/>
-          <w:kern w:val="0"/>
-          <w:sz w:val="36"/>
-          <w:szCs w:val="36"/>
-          <w14:ligatures w14:val="none"/>
-        </w:rPr>
-      </w:pPr>
-      <w:r>
-        <w:rPr>
-          <w:rFonts w:ascii="Times New Roman" w:eastAsia="Times New Roman" w:hAnsi="Times New Roman" w:cs="Times New Roman"/>
-          <w:b/>
-          <w:bCs/>
-          <w:kern w:val="0"/>
-          <w:sz w:val="36"/>
-          <w:szCs w:val="36"/>
-          <w14:ligatures w14:val="none"/>
-        </w:rPr>
-        <w:t>Assignment 4: The Safety Lead (Member 4)</w:t>
-      </w:r>
-    </w:p>
-    <w:p>
-      <w:pPr>
-        <w:spacing w:before="100" w:beforeAutospacing="1" w:after="100" w:afterAutospacing="1" w:line="240" w:lineRule="auto"/>
-        <w:rPr>
-          <w:rFonts w:ascii="Times New Roman" w:eastAsia="Times New Roman" w:hAnsi="Times New Roman" w:cs="Times New Roman"/>
-          <w:kern w:val="0"/>
-          <w14:ligatures w14:val="none"/>
-        </w:rPr>
-      </w:pPr>
-      <w:r>
-        <w:rPr>
-          <w:rFonts w:ascii="Times New Roman" w:eastAsia="Times New Roman" w:hAnsi="Times New Roman" w:cs="Times New Roman"/>
-          <w:b/>
-          <w:bCs/>
-          <w:kern w:val="0"/>
-          <w14:ligatures w14:val="none"/>
-        </w:rPr>
-        <w:t>Objective:</w:t>
-      </w:r>
-      <w:r>
-        <w:rPr>
-          <w:rFonts w:ascii="Times New Roman" w:eastAsia="Times New Roman" w:hAnsi="Times New Roman" w:cs="Times New Roman"/>
-          <w:kern w:val="0"/>
-          <w14:ligatures w14:val="none"/>
-        </w:rPr>
-        <w:t xml:space="preserve"> Define "Secondary Outcomes" (Safety &amp; Survival). </w:t>
-      </w:r>
-      <w:r>
-        <w:rPr>
-          <w:rFonts w:ascii="Times New Roman" w:eastAsia="Times New Roman" w:hAnsi="Times New Roman" w:cs="Times New Roman"/>
-          <w:b/>
-          <w:bCs/>
-          <w:kern w:val="0"/>
-          <w14:ligatures w14:val="none"/>
-        </w:rPr>
-        <w:t>Primary Table:</w:t>
-      </w:r>
-      <w:r>
-        <w:rPr>
-          <w:rFonts w:ascii="Times New Roman" w:eastAsia="Times New Roman" w:hAnsi="Times New Roman" w:cs="Times New Roman"/>
-          <w:kern w:val="0"/>
-          <w14:ligatures w14:val="none"/>
-        </w:rPr>
-        <w:t xml:space="preserve"> </w:t>
-      </w:r>
-      <w:r>
-        <w:rPr>
-          <w:rFonts w:ascii="Courier New" w:eastAsia="Times New Roman" w:hAnsi="Courier New" w:cs="Courier New"/>
-          <w:kern w:val="0"/>
-          <w:sz w:val="20"/>
-          <w:szCs w:val="20"/>
-          <w14:ligatures w14:val="none"/>
-        </w:rPr>
-        <w:t>safety_survival_endpoints</w:t>
-      </w:r>
-    </w:p>
-    <w:p>
-      <w:pPr>
-        <w:spacing w:before="100" w:beforeAutospacing="1" w:after="100" w:afterAutospacing="1" w:line="240" w:lineRule="auto"/>
-        <w:outlineLvl w:val="2"/>
-        <w:rPr>
-          <w:rFonts w:ascii="Times New Roman" w:eastAsia="Times New Roman" w:hAnsi="Times New Roman" w:cs="Times New Roman"/>
-          <w:b/>
-          <w:bCs/>
-          <w:kern w:val="0"/>
-          <w:sz w:val="27"/>
-          <w:szCs w:val="27"/>
-          <w14:ligatures w14:val="none"/>
-        </w:rPr>
-      </w:pPr>
-      <w:r>
-        <w:rPr>
-          <w:rFonts w:ascii="Times New Roman" w:eastAsia="Times New Roman" w:hAnsi="Times New Roman" w:cs="Times New Roman"/>
-          <w:b/>
-          <w:bCs/>
-          <w:kern w:val="0"/>
-          <w:sz w:val="27"/>
-          <w:szCs w:val="27"/>
-          <w14:ligatures w14:val="none"/>
-        </w:rPr>
-        <w:lastRenderedPageBreak/>
-        <w:t>4.1 Safety Endpoints (Cardiovascular &amp; Bleeding)</w:t>
-      </w:r>
-    </w:p>
-    <w:p>
-      <w:pPr>
-        <w:numPr>
-          <w:ilvl w:val="0"/>
-          <w:numId w:val="7"/>
-        </w:numPr>
-        <w:spacing w:before="100" w:beforeAutospacing="1" w:after="100" w:afterAutospacing="1" w:line="240" w:lineRule="auto"/>
-        <w:rPr>
-          <w:rFonts w:ascii="Times New Roman" w:eastAsia="Times New Roman" w:hAnsi="Times New Roman" w:cs="Times New Roman"/>
-          <w:kern w:val="0"/>
-          <w14:ligatures w14:val="none"/>
-        </w:rPr>
-      </w:pPr>
-      <w:r>
-        <w:rPr>
-          <w:rFonts w:ascii="Times New Roman" w:eastAsia="Times New Roman" w:hAnsi="Times New Roman" w:cs="Times New Roman"/>
-          <w:b/>
-          <w:bCs/>
-          <w:kern w:val="0"/>
-          <w14:ligatures w14:val="none"/>
-        </w:rPr>
-        <w:t>Source:</w:t>
-      </w:r>
-      <w:r>
-        <w:rPr>
-          <w:rFonts w:ascii="Times New Roman" w:eastAsia="Times New Roman" w:hAnsi="Times New Roman" w:cs="Times New Roman"/>
-          <w:kern w:val="0"/>
-          <w14:ligatures w14:val="none"/>
-        </w:rPr>
-        <w:t xml:space="preserve"> </w:t>
-      </w:r>
-      <w:r>
-        <w:rPr>
-          <w:rFonts w:ascii="Courier New" w:eastAsia="Times New Roman" w:hAnsi="Courier New" w:cs="Courier New"/>
-          <w:kern w:val="0"/>
-          <w:sz w:val="20"/>
-          <w:szCs w:val="20"/>
-          <w14:ligatures w14:val="none"/>
-        </w:rPr>
-        <w:t>mimiciv_hosp.labevents</w:t>
-      </w:r>
-      <w:r>
-        <w:rPr>
-          <w:rFonts w:ascii="Times New Roman" w:eastAsia="Times New Roman" w:hAnsi="Times New Roman" w:cs="Times New Roman"/>
-          <w:kern w:val="0"/>
-          <w14:ligatures w14:val="none"/>
-        </w:rPr>
-        <w:t xml:space="preserve"> &amp; </w:t>
-      </w:r>
-      <w:r>
-        <w:rPr>
-          <w:rFonts w:ascii="Courier New" w:eastAsia="Times New Roman" w:hAnsi="Courier New" w:cs="Courier New"/>
-          <w:kern w:val="0"/>
-          <w:sz w:val="20"/>
-          <w:szCs w:val="20"/>
-          <w14:ligatures w14:val="none"/>
-        </w:rPr>
-        <w:t>mimiciv_icu.inputevents</w:t>
-      </w:r>
-    </w:p>
-    <w:p>
-      <w:pPr>
-        <w:numPr>
-          <w:ilvl w:val="0"/>
-          <w:numId w:val="7"/>
-        </w:numPr>
-        <w:spacing w:before="100" w:beforeAutospacing="1" w:after="100" w:afterAutospacing="1" w:line="240" w:lineRule="auto"/>
-        <w:rPr>
-          <w:rFonts w:ascii="Times New Roman" w:eastAsia="Times New Roman" w:hAnsi="Times New Roman" w:cs="Times New Roman"/>
-          <w:kern w:val="0"/>
-          <w14:ligatures w14:val="none"/>
-        </w:rPr>
-      </w:pPr>
-      <w:r>
-        <w:rPr>
-          <w:rFonts w:ascii="Times New Roman" w:eastAsia="Times New Roman" w:hAnsi="Times New Roman" w:cs="Times New Roman"/>
-          <w:b/>
-          <w:bCs/>
-          <w:kern w:val="0"/>
-          <w14:ligatures w14:val="none"/>
-        </w:rPr>
-        <w:t>Task:</w:t>
-      </w:r>
-      <w:r>
-        <w:rPr>
-          <w:rFonts w:ascii="Times New Roman" w:eastAsia="Times New Roman" w:hAnsi="Times New Roman" w:cs="Times New Roman"/>
-          <w:kern w:val="0"/>
-          <w14:ligatures w14:val="none"/>
-        </w:rPr>
-        <w:t xml:space="preserve"> Detect harm events.</w:t>
-      </w:r>
-    </w:p>
-    <w:p>
-      <w:pPr>
-        <w:numPr>
-          <w:ilvl w:val="0"/>
-          <w:numId w:val="7"/>
-        </w:numPr>
-        <w:spacing w:before="100" w:beforeAutospacing="1" w:after="100" w:afterAutospacing="1" w:line="240" w:lineRule="auto"/>
-        <w:rPr>
-          <w:rFonts w:ascii="Times New Roman" w:eastAsia="Times New Roman" w:hAnsi="Times New Roman" w:cs="Times New Roman"/>
-          <w:kern w:val="0"/>
-          <w14:ligatures w14:val="none"/>
-        </w:rPr>
-      </w:pPr>
-      <w:r>
-        <w:rPr>
-          <w:rFonts w:ascii="Times New Roman" w:eastAsia="Times New Roman" w:hAnsi="Times New Roman" w:cs="Times New Roman"/>
-          <w:b/>
-          <w:bCs/>
-          <w:kern w:val="0"/>
-          <w14:ligatures w14:val="none"/>
-        </w:rPr>
-        <w:t>Required Columns:</w:t>
-      </w:r>
-    </w:p>
-    <w:p>
-      <w:pPr>
-        <w:numPr>
-          <w:ilvl w:val="1"/>
-          <w:numId w:val="7"/>
-        </w:numPr>
-        <w:spacing w:before="100" w:beforeAutospacing="1" w:after="100" w:afterAutospacing="1" w:line="240" w:lineRule="auto"/>
-        <w:rPr>
-          <w:rFonts w:ascii="Times New Roman" w:eastAsia="Times New Roman" w:hAnsi="Times New Roman" w:cs="Times New Roman"/>
-          <w:kern w:val="0"/>
-          <w14:ligatures w14:val="none"/>
-        </w:rPr>
-      </w:pPr>
-      <w:r>
-        <w:rPr>
-          <w:rFonts w:ascii="Courier New" w:eastAsia="Times New Roman" w:hAnsi="Courier New" w:cs="Courier New"/>
-          <w:kern w:val="0"/>
-          <w:sz w:val="20"/>
-          <w:szCs w:val="20"/>
-          <w14:ligatures w14:val="none"/>
-        </w:rPr>
-        <w:t>hadm_id</w:t>
-      </w:r>
-      <w:r>
-        <w:rPr>
-          <w:rFonts w:ascii="Times New Roman" w:eastAsia="Times New Roman" w:hAnsi="Times New Roman" w:cs="Times New Roman"/>
-          <w:kern w:val="0"/>
-          <w14:ligatures w14:val="none"/>
-        </w:rPr>
-        <w:t xml:space="preserve"> (Key)</w:t>
-      </w:r>
-    </w:p>
-    <w:p>
-      <w:pPr>
-        <w:numPr>
-          <w:ilvl w:val="1"/>
-          <w:numId w:val="7"/>
-        </w:numPr>
-        <w:spacing w:before="100" w:beforeAutospacing="1" w:after="100" w:afterAutospacing="1" w:line="240" w:lineRule="auto"/>
-        <w:rPr>
-          <w:rFonts w:ascii="Times New Roman" w:eastAsia="Times New Roman" w:hAnsi="Times New Roman" w:cs="Times New Roman"/>
-          <w:kern w:val="0"/>
-          <w14:ligatures w14:val="none"/>
-        </w:rPr>
-      </w:pPr>
-      <w:r>
-        <w:rPr>
-          <w:rFonts w:ascii="Courier New" w:eastAsia="Times New Roman" w:hAnsi="Courier New" w:cs="Courier New"/>
-          <w:kern w:val="0"/>
-          <w:sz w:val="20"/>
-          <w:szCs w:val="20"/>
-          <w14:ligatures w14:val="none"/>
-        </w:rPr>
-        <w:t>peak_troponin</w:t>
-      </w:r>
-      <w:r>
-        <w:rPr>
-          <w:rFonts w:ascii="Times New Roman" w:eastAsia="Times New Roman" w:hAnsi="Times New Roman" w:cs="Times New Roman"/>
-          <w:kern w:val="0"/>
-          <w14:ligatures w14:val="none"/>
-        </w:rPr>
-        <w:t xml:space="preserve"> (Float: Max Troponin T or I in 48h post-op)</w:t>
-      </w:r>
-    </w:p>
-    <w:p>
-      <w:pPr>
-        <w:numPr>
-          <w:ilvl w:val="1"/>
-          <w:numId w:val="7"/>
-        </w:numPr>
-        <w:spacing w:before="100" w:beforeAutospacing="1" w:after="100" w:afterAutospacing="1" w:line="240" w:lineRule="auto"/>
-        <w:rPr>
-          <w:rFonts w:ascii="Times New Roman" w:eastAsia="Times New Roman" w:hAnsi="Times New Roman" w:cs="Times New Roman"/>
-          <w:kern w:val="0"/>
-          <w14:ligatures w14:val="none"/>
-        </w:rPr>
-      </w:pPr>
-      <w:r>
-        <w:rPr>
-          <w:rFonts w:ascii="Courier New" w:eastAsia="Times New Roman" w:hAnsi="Courier New" w:cs="Courier New"/>
-          <w:kern w:val="0"/>
-          <w:sz w:val="20"/>
-          <w:szCs w:val="20"/>
-          <w14:ligatures w14:val="none"/>
-        </w:rPr>
-        <w:t>myocardial_injury_flag</w:t>
-      </w:r>
-      <w:r>
-        <w:rPr>
-          <w:rFonts w:ascii="Times New Roman" w:eastAsia="Times New Roman" w:hAnsi="Times New Roman" w:cs="Times New Roman"/>
-          <w:kern w:val="0"/>
-          <w14:ligatures w14:val="none"/>
-        </w:rPr>
-        <w:t xml:space="preserve"> (Binary 0/1: Troponin &gt; Lab Upper Limit)</w:t>
-      </w:r>
-    </w:p>
-    <w:p>
-      <w:pPr>
-        <w:numPr>
-          <w:ilvl w:val="1"/>
-          <w:numId w:val="7"/>
-        </w:numPr>
-        <w:spacing w:before="100" w:beforeAutospacing="1" w:after="100" w:afterAutospacing="1" w:line="240" w:lineRule="auto"/>
-        <w:rPr>
-          <w:rFonts w:ascii="Times New Roman" w:eastAsia="Times New Roman" w:hAnsi="Times New Roman" w:cs="Times New Roman"/>
-          <w:kern w:val="0"/>
-          <w14:ligatures w14:val="none"/>
-        </w:rPr>
-      </w:pPr>
-      <w:r>
-        <w:rPr>
-          <w:rFonts w:ascii="Courier New" w:eastAsia="Times New Roman" w:hAnsi="Courier New" w:cs="Courier New"/>
-          <w:kern w:val="0"/>
-          <w:sz w:val="20"/>
-          <w:szCs w:val="20"/>
-          <w14:ligatures w14:val="none"/>
-        </w:rPr>
-        <w:t>min_hemoglobin</w:t>
-      </w:r>
-      <w:r>
-        <w:rPr>
-          <w:rFonts w:ascii="Times New Roman" w:eastAsia="Times New Roman" w:hAnsi="Times New Roman" w:cs="Times New Roman"/>
-          <w:kern w:val="0"/>
-          <w14:ligatures w14:val="none"/>
-        </w:rPr>
-        <w:t xml:space="preserve"> (Float: Lowest Hgb in 48h post-op)</w:t>
-      </w:r>
-    </w:p>
-    <w:p>
-      <w:pPr>
-        <w:numPr>
-          <w:ilvl w:val="1"/>
-          <w:numId w:val="7"/>
-        </w:numPr>
-        <w:spacing w:before="100" w:beforeAutospacing="1" w:after="100" w:afterAutospacing="1" w:line="240" w:lineRule="auto"/>
-        <w:rPr>
-          <w:rFonts w:ascii="Times New Roman" w:eastAsia="Times New Roman" w:hAnsi="Times New Roman" w:cs="Times New Roman"/>
-          <w:kern w:val="0"/>
-          <w14:ligatures w14:val="none"/>
-        </w:rPr>
-      </w:pPr>
-      <w:r>
-        <w:rPr>
-          <w:rFonts w:ascii="Courier New" w:eastAsia="Times New Roman" w:hAnsi="Courier New" w:cs="Courier New"/>
-          <w:kern w:val="0"/>
-          <w:sz w:val="20"/>
-          <w:szCs w:val="20"/>
-          <w14:ligatures w14:val="none"/>
-        </w:rPr>
-        <w:t>transfusion_flag</w:t>
-      </w:r>
-      <w:r>
-        <w:rPr>
-          <w:rFonts w:ascii="Times New Roman" w:eastAsia="Times New Roman" w:hAnsi="Times New Roman" w:cs="Times New Roman"/>
-          <w:kern w:val="0"/>
-          <w14:ligatures w14:val="none"/>
-        </w:rPr>
-        <w:t xml:space="preserve"> (Binary 0/1: Did they receive PRBCs?)</w:t>
-      </w:r>
-    </w:p>
-    <w:p>
-      <w:pPr>
-        <w:spacing w:before="100" w:beforeAutospacing="1" w:after="100" w:afterAutospacing="1" w:line="240" w:lineRule="auto"/>
-        <w:outlineLvl w:val="2"/>
-        <w:rPr>
-          <w:rFonts w:ascii="Times New Roman" w:eastAsia="Times New Roman" w:hAnsi="Times New Roman" w:cs="Times New Roman"/>
-          <w:b/>
-          <w:bCs/>
-          <w:kern w:val="0"/>
-          <w:sz w:val="27"/>
-          <w:szCs w:val="27"/>
-          <w14:ligatures w14:val="none"/>
-        </w:rPr>
-      </w:pPr>
-      <w:r>
-        <w:rPr>
-          <w:rFonts w:ascii="Times New Roman" w:eastAsia="Times New Roman" w:hAnsi="Times New Roman" w:cs="Times New Roman"/>
-          <w:b/>
-          <w:bCs/>
-          <w:kern w:val="0"/>
-          <w:sz w:val="27"/>
-          <w:szCs w:val="27"/>
-          <w14:ligatures w14:val="none"/>
-        </w:rPr>
-        <w:t>4.2 Survival Analysis Variables</w:t>
-      </w:r>
-    </w:p>
-    <w:p>
-      <w:pPr>
-        <w:numPr>
-          <w:ilvl w:val="0"/>
-          <w:numId w:val="8"/>
-        </w:numPr>
-        <w:spacing w:before="100" w:beforeAutospacing="1" w:after="100" w:afterAutospacing="1" w:line="240" w:lineRule="auto"/>
-        <w:rPr>
-          <w:rFonts w:ascii="Times New Roman" w:eastAsia="Times New Roman" w:hAnsi="Times New Roman" w:cs="Times New Roman"/>
-          <w:kern w:val="0"/>
-          <w14:ligatures w14:val="none"/>
-        </w:rPr>
-      </w:pPr>
-      <w:r>
-        <w:rPr>
-          <w:rFonts w:ascii="Times New Roman" w:eastAsia="Times New Roman" w:hAnsi="Times New Roman" w:cs="Times New Roman"/>
-          <w:b/>
-          <w:bCs/>
-          <w:kern w:val="0"/>
-          <w14:ligatures w14:val="none"/>
-        </w:rPr>
-        <w:t>Source:</w:t>
-      </w:r>
-      <w:r>
-        <w:rPr>
-          <w:rFonts w:ascii="Times New Roman" w:eastAsia="Times New Roman" w:hAnsi="Times New Roman" w:cs="Times New Roman"/>
-          <w:kern w:val="0"/>
-          <w14:ligatures w14:val="none"/>
-        </w:rPr>
-        <w:t xml:space="preserve"> </w:t>
-      </w:r>
-      <w:r>
-        <w:rPr>
-          <w:rFonts w:ascii="Courier New" w:eastAsia="Times New Roman" w:hAnsi="Courier New" w:cs="Courier New"/>
-          <w:kern w:val="0"/>
-          <w:sz w:val="20"/>
-          <w:szCs w:val="20"/>
-          <w14:ligatures w14:val="none"/>
-        </w:rPr>
-        <w:t>mimiciv_hosp.admissions</w:t>
-      </w:r>
-      <w:r>
-        <w:rPr>
-          <w:rFonts w:ascii="Times New Roman" w:eastAsia="Times New Roman" w:hAnsi="Times New Roman" w:cs="Times New Roman"/>
-          <w:kern w:val="0"/>
-          <w14:ligatures w14:val="none"/>
-        </w:rPr>
-        <w:t xml:space="preserve"> &amp; </w:t>
-      </w:r>
-      <w:r>
-        <w:rPr>
-          <w:rFonts w:ascii="Courier New" w:eastAsia="Times New Roman" w:hAnsi="Courier New" w:cs="Courier New"/>
-          <w:kern w:val="0"/>
-          <w:sz w:val="20"/>
-          <w:szCs w:val="20"/>
-          <w14:ligatures w14:val="none"/>
-        </w:rPr>
-        <w:t>mimiciv_hosp.patients</w:t>
-      </w:r>
-    </w:p>
-    <w:p>
-      <w:pPr>
-        <w:numPr>
-          <w:ilvl w:val="0"/>
-          <w:numId w:val="8"/>
-        </w:numPr>
-        <w:spacing w:before="100" w:beforeAutospacing="1" w:after="100" w:afterAutospacing="1" w:line="240" w:lineRule="auto"/>
-        <w:rPr>
-          <w:rFonts w:ascii="Times New Roman" w:eastAsia="Times New Roman" w:hAnsi="Times New Roman" w:cs="Times New Roman"/>
-          <w:kern w:val="0"/>
-          <w14:ligatures w14:val="none"/>
-        </w:rPr>
-      </w:pPr>
-      <w:r>
-        <w:rPr>
-          <w:rFonts w:ascii="Times New Roman" w:eastAsia="Times New Roman" w:hAnsi="Times New Roman" w:cs="Times New Roman"/>
-          <w:b/>
-          <w:bCs/>
-          <w:kern w:val="0"/>
-          <w14:ligatures w14:val="none"/>
-        </w:rPr>
-        <w:t>Task:</w:t>
-      </w:r>
-      <w:r>
-        <w:rPr>
-          <w:rFonts w:ascii="Times New Roman" w:eastAsia="Times New Roman" w:hAnsi="Times New Roman" w:cs="Times New Roman"/>
-          <w:kern w:val="0"/>
-          <w14:ligatures w14:val="none"/>
-        </w:rPr>
-        <w:t xml:space="preserve"> Calculate time-to-event for Kaplan-Meier curves.</w:t>
-      </w:r>
-    </w:p>
-    <w:p>
-      <w:pPr>
-        <w:numPr>
-          <w:ilvl w:val="0"/>
-          <w:numId w:val="8"/>
-        </w:numPr>
-        <w:spacing w:before="100" w:beforeAutospacing="1" w:after="100" w:afterAutospacing="1" w:line="240" w:lineRule="auto"/>
-        <w:rPr>
-          <w:rFonts w:ascii="Times New Roman" w:eastAsia="Times New Roman" w:hAnsi="Times New Roman" w:cs="Times New Roman"/>
-          <w:kern w:val="0"/>
-          <w14:ligatures w14:val="none"/>
-        </w:rPr>
-      </w:pPr>
-      <w:r>
-        <w:rPr>
-          <w:rFonts w:ascii="Times New Roman" w:eastAsia="Times New Roman" w:hAnsi="Times New Roman" w:cs="Times New Roman"/>
-          <w:b/>
-          <w:bCs/>
-          <w:kern w:val="0"/>
-          <w14:ligatures w14:val="none"/>
-        </w:rPr>
-        <w:t>Required Columns:</w:t>
-      </w:r>
-    </w:p>
-    <w:p>
-      <w:pPr>
-        <w:numPr>
-          <w:ilvl w:val="1"/>
-          <w:numId w:val="8"/>
-        </w:numPr>
-        <w:spacing w:before="100" w:beforeAutospacing="1" w:after="100" w:afterAutospacing="1" w:line="240" w:lineRule="auto"/>
-        <w:rPr>
-          <w:rFonts w:ascii="Times New Roman" w:eastAsia="Times New Roman" w:hAnsi="Times New Roman" w:cs="Times New Roman"/>
-          <w:kern w:val="0"/>
-          <w14:ligatures w14:val="none"/>
-        </w:rPr>
-      </w:pPr>
-      <w:r>
-        <w:rPr>
-          <w:rFonts w:ascii="Courier New" w:eastAsia="Times New Roman" w:hAnsi="Courier New" w:cs="Courier New"/>
-          <w:kern w:val="0"/>
-          <w:sz w:val="20"/>
-          <w:szCs w:val="20"/>
-          <w14:ligatures w14:val="none"/>
-        </w:rPr>
-        <w:t>hospital_expire_flag</w:t>
-      </w:r>
-      <w:r>
-        <w:rPr>
-          <w:rFonts w:ascii="Times New Roman" w:eastAsia="Times New Roman" w:hAnsi="Times New Roman" w:cs="Times New Roman"/>
-          <w:kern w:val="0"/>
-          <w14:ligatures w14:val="none"/>
-        </w:rPr>
-        <w:t xml:space="preserve"> (Binary 0/1: Died in hospital?)</w:t>
-      </w:r>
-    </w:p>
-    <w:p>
-      <w:pPr>
-        <w:numPr>
-          <w:ilvl w:val="1"/>
-          <w:numId w:val="8"/>
-        </w:numPr>
-        <w:spacing w:before="100" w:beforeAutospacing="1" w:after="100" w:afterAutospacing="1" w:line="240" w:lineRule="auto"/>
-        <w:rPr>
-          <w:rFonts w:ascii="Times New Roman" w:eastAsia="Times New Roman" w:hAnsi="Times New Roman" w:cs="Times New Roman"/>
-          <w:kern w:val="0"/>
-          <w14:ligatures w14:val="none"/>
-        </w:rPr>
-      </w:pPr>
-      <w:r>
-        <w:rPr>
-          <w:rFonts w:ascii="Courier New" w:eastAsia="Times New Roman" w:hAnsi="Courier New" w:cs="Courier New"/>
-          <w:kern w:val="0"/>
-          <w:sz w:val="20"/>
-          <w:szCs w:val="20"/>
-          <w14:ligatures w14:val="none"/>
-        </w:rPr>
-        <w:t>discharge_location</w:t>
-      </w:r>
-      <w:r>
-        <w:rPr>
-          <w:rFonts w:ascii="Times New Roman" w:eastAsia="Times New Roman" w:hAnsi="Times New Roman" w:cs="Times New Roman"/>
-          <w:kern w:val="0"/>
-          <w14:ligatures w14:val="none"/>
-        </w:rPr>
-        <w:t xml:space="preserve"> (Categorical: Home, SNF, Rehab, Hospice)</w:t>
-      </w:r>
-    </w:p>
-    <w:p>
-      <w:pPr>
-        <w:numPr>
-          <w:ilvl w:val="1"/>
-          <w:numId w:val="8"/>
-        </w:numPr>
-        <w:spacing w:before="100" w:beforeAutospacing="1" w:after="100" w:afterAutospacing="1" w:line="240" w:lineRule="auto"/>
-        <w:rPr>
-          <w:rFonts w:ascii="Times New Roman" w:eastAsia="Times New Roman" w:hAnsi="Times New Roman" w:cs="Times New Roman"/>
-          <w:kern w:val="0"/>
-          <w14:ligatures w14:val="none"/>
-        </w:rPr>
-      </w:pPr>
-      <w:r>
-        <w:rPr>
-          <w:rFonts w:ascii="Courier New" w:eastAsia="Times New Roman" w:hAnsi="Courier New" w:cs="Courier New"/>
-          <w:kern w:val="0"/>
-          <w:sz w:val="20"/>
-          <w:szCs w:val="20"/>
-          <w14:ligatures w14:val="none"/>
-        </w:rPr>
-        <w:t>time_to_death_days</w:t>
-      </w:r>
-      <w:r>
-        <w:rPr>
-          <w:rFonts w:ascii="Times New Roman" w:eastAsia="Times New Roman" w:hAnsi="Times New Roman" w:cs="Times New Roman"/>
-          <w:kern w:val="0"/>
-          <w14:ligatures w14:val="none"/>
-        </w:rPr>
-        <w:t xml:space="preserve"> (Float: Days from surgery to death; if alive, set to max follow-up or length of stay)</w:t>
-      </w:r>
-    </w:p>
-    <w:p>
-      <w:pPr>
-        <w:numPr>
-          <w:ilvl w:val="1"/>
-          <w:numId w:val="8"/>
-        </w:numPr>
-        <w:spacing w:before="100" w:beforeAutospacing="1" w:after="100" w:afterAutospacing="1" w:line="240" w:lineRule="auto"/>
-        <w:rPr>
-          <w:rFonts w:ascii="Times New Roman" w:eastAsia="Times New Roman" w:hAnsi="Times New Roman" w:cs="Times New Roman"/>
-          <w:kern w:val="0"/>
-          <w14:ligatures w14:val="none"/>
-        </w:rPr>
-      </w:pPr>
-      <w:r>
-        <w:rPr>
-          <w:rFonts w:ascii="Courier New" w:eastAsia="Times New Roman" w:hAnsi="Courier New" w:cs="Courier New"/>
-          <w:kern w:val="0"/>
-          <w:sz w:val="20"/>
-          <w:szCs w:val="20"/>
-          <w14:ligatures w14:val="none"/>
-        </w:rPr>
-        <w:t>icu_los_days</w:t>
-      </w:r>
-      <w:r>
-        <w:rPr>
-          <w:rFonts w:ascii="Times New Roman" w:eastAsia="Times New Roman" w:hAnsi="Times New Roman" w:cs="Times New Roman"/>
-          <w:kern w:val="0"/>
-          <w14:ligatures w14:val="none"/>
-        </w:rPr>
-        <w:t xml:space="preserve"> (Float: Length of stay in ICU)</w:t>
+          <w:rFonts w:ascii="Times New Roman" w:eastAsia="Times New Roman" w:hAnsi="Times New Roman" w:cs="Times New Roman"/>
+          <w:i/>
+          <w:iCs/>
+          <w:kern w:val="0"/>
+          <w14:ligatures w14:val="none"/>
+        </w:rPr>
+        <w:t>Note: Standard Deviation (SD) is a proxy for "Lability" or instability.</w:t>
       </w:r>
     </w:p>
     <w:p/>
@@ -2821,6 +4047,155 @@
     </w:lvl>
   </w:abstractNum>
   <w:abstractNum w:abstractNumId="1" w15:restartNumberingAfterBreak="0">
+    <w:nsid w:val="0B404D62"/>
+    <w:multiLevelType w:val="multilevel"/>
+    <w:tmpl w:val="533A45A0"/>
+    <w:lvl w:ilvl="0">
+      <w:start w:val="1"/>
+      <w:numFmt w:val="bullet"/>
+      <w:lvlText w:val=""/>
+      <w:lvlJc w:val="left"/>
+      <w:pPr>
+        <w:tabs>
+          <w:tab w:val="num" w:pos="720"/>
+        </w:tabs>
+        <w:ind w:left="720" w:hanging="360"/>
+      </w:pPr>
+      <w:rPr>
+        <w:rFonts w:ascii="Symbol" w:hAnsi="Symbol" w:hint="default"/>
+        <w:sz w:val="20"/>
+      </w:rPr>
+    </w:lvl>
+    <w:lvl w:ilvl="1">
+      <w:start w:val="1"/>
+      <w:numFmt w:val="bullet"/>
+      <w:lvlText w:val="o"/>
+      <w:lvlJc w:val="left"/>
+      <w:pPr>
+        <w:tabs>
+          <w:tab w:val="num" w:pos="1440"/>
+        </w:tabs>
+        <w:ind w:left="1440" w:hanging="360"/>
+      </w:pPr>
+      <w:rPr>
+        <w:rFonts w:ascii="Courier New" w:hAnsi="Courier New" w:hint="default"/>
+        <w:sz w:val="20"/>
+      </w:rPr>
+    </w:lvl>
+    <w:lvl w:ilvl="2" w:tentative="1">
+      <w:start w:val="1"/>
+      <w:numFmt w:val="bullet"/>
+      <w:lvlText w:val=""/>
+      <w:lvlJc w:val="left"/>
+      <w:pPr>
+        <w:tabs>
+          <w:tab w:val="num" w:pos="2160"/>
+        </w:tabs>
+        <w:ind w:left="2160" w:hanging="360"/>
+      </w:pPr>
+      <w:rPr>
+        <w:rFonts w:ascii="Wingdings" w:hAnsi="Wingdings" w:hint="default"/>
+        <w:sz w:val="20"/>
+      </w:rPr>
+    </w:lvl>
+    <w:lvl w:ilvl="3" w:tentative="1">
+      <w:start w:val="1"/>
+      <w:numFmt w:val="bullet"/>
+      <w:lvlText w:val=""/>
+      <w:lvlJc w:val="left"/>
+      <w:pPr>
+        <w:tabs>
+          <w:tab w:val="num" w:pos="2880"/>
+        </w:tabs>
+        <w:ind w:left="2880" w:hanging="360"/>
+      </w:pPr>
+      <w:rPr>
+        <w:rFonts w:ascii="Wingdings" w:hAnsi="Wingdings" w:hint="default"/>
+        <w:sz w:val="20"/>
+      </w:rPr>
+    </w:lvl>
+    <w:lvl w:ilvl="4" w:tentative="1">
+      <w:start w:val="1"/>
+      <w:numFmt w:val="bullet"/>
+      <w:lvlText w:val=""/>
+      <w:lvlJc w:val="left"/>
+      <w:pPr>
+        <w:tabs>
+          <w:tab w:val="num" w:pos="3600"/>
+        </w:tabs>
+        <w:ind w:left="3600" w:hanging="360"/>
+      </w:pPr>
+      <w:rPr>
+        <w:rFonts w:ascii="Wingdings" w:hAnsi="Wingdings" w:hint="default"/>
+        <w:sz w:val="20"/>
+      </w:rPr>
+    </w:lvl>
+    <w:lvl w:ilvl="5" w:tentative="1">
+      <w:start w:val="1"/>
+      <w:numFmt w:val="bullet"/>
+      <w:lvlText w:val=""/>
+      <w:lvlJc w:val="left"/>
+      <w:pPr>
+        <w:tabs>
+          <w:tab w:val="num" w:pos="4320"/>
+        </w:tabs>
+        <w:ind w:left="4320" w:hanging="360"/>
+      </w:pPr>
+      <w:rPr>
+        <w:rFonts w:ascii="Wingdings" w:hAnsi="Wingdings" w:hint="default"/>
+        <w:sz w:val="20"/>
+      </w:rPr>
+    </w:lvl>
+    <w:lvl w:ilvl="6" w:tentative="1">
+      <w:start w:val="1"/>
+      <w:numFmt w:val="bullet"/>
+      <w:lvlText w:val=""/>
+      <w:lvlJc w:val="left"/>
+      <w:pPr>
+        <w:tabs>
+          <w:tab w:val="num" w:pos="5040"/>
+        </w:tabs>
+        <w:ind w:left="5040" w:hanging="360"/>
+      </w:pPr>
+      <w:rPr>
+        <w:rFonts w:ascii="Wingdings" w:hAnsi="Wingdings" w:hint="default"/>
+        <w:sz w:val="20"/>
+      </w:rPr>
+    </w:lvl>
+    <w:lvl w:ilvl="7" w:tentative="1">
+      <w:start w:val="1"/>
+      <w:numFmt w:val="bullet"/>
+      <w:lvlText w:val=""/>
+      <w:lvlJc w:val="left"/>
+      <w:pPr>
+        <w:tabs>
+          <w:tab w:val="num" w:pos="5760"/>
+        </w:tabs>
+        <w:ind w:left="5760" w:hanging="360"/>
+      </w:pPr>
+      <w:rPr>
+        <w:rFonts w:ascii="Wingdings" w:hAnsi="Wingdings" w:hint="default"/>
+        <w:sz w:val="20"/>
+      </w:rPr>
+    </w:lvl>
+    <w:lvl w:ilvl="8" w:tentative="1">
+      <w:start w:val="1"/>
+      <w:numFmt w:val="bullet"/>
+      <w:lvlText w:val=""/>
+      <w:lvlJc w:val="left"/>
+      <w:pPr>
+        <w:tabs>
+          <w:tab w:val="num" w:pos="6480"/>
+        </w:tabs>
+        <w:ind w:left="6480" w:hanging="360"/>
+      </w:pPr>
+      <w:rPr>
+        <w:rFonts w:ascii="Wingdings" w:hAnsi="Wingdings" w:hint="default"/>
+        <w:sz w:val="20"/>
+      </w:rPr>
+    </w:lvl>
+  </w:abstractNum>
+  <w:abstractNum w:abstractNumId="2" w15:restartNumberingAfterBreak="0">
     <w:nsid w:val="12CE1902"/>
     <w:multiLevelType w:val="multilevel"/>
     <w:tmpl w:val="114CF7A0"/>
@@ -2969,7 +4344,7 @@
       </w:rPr>
     </w:lvl>
   </w:abstractNum>
-  <w:abstractNum w:abstractNumId="2" w15:restartNumberingAfterBreak="0">
+  <w:abstractNum w:abstractNumId="3" w15:restartNumberingAfterBreak="0">
     <w:nsid w:val="2158697F"/>
     <w:multiLevelType w:val="multilevel"/>
     <w:tmpl w:val="E25EEF0E"/>
@@ -3118,7 +4493,7 @@
       </w:rPr>
     </w:lvl>
   </w:abstractNum>
-  <w:abstractNum w:abstractNumId="3" w15:restartNumberingAfterBreak="0">
+  <w:abstractNum w:abstractNumId="4" w15:restartNumberingAfterBreak="0">
     <w:nsid w:val="309E5F35"/>
     <w:multiLevelType w:val="multilevel"/>
     <w:tmpl w:val="8E86555E"/>
@@ -3267,7 +4642,7 @@
       </w:rPr>
     </w:lvl>
   </w:abstractNum>
-  <w:abstractNum w:abstractNumId="4" w15:restartNumberingAfterBreak="0">
+  <w:abstractNum w:abstractNumId="5" w15:restartNumberingAfterBreak="0">
     <w:nsid w:val="3ACE3F2A"/>
     <w:multiLevelType w:val="multilevel"/>
     <w:tmpl w:val="BB461070"/>
@@ -3416,7 +4791,156 @@
       </w:rPr>
     </w:lvl>
   </w:abstractNum>
-  <w:abstractNum w:abstractNumId="5" w15:restartNumberingAfterBreak="0">
+  <w:abstractNum w:abstractNumId="6" w15:restartNumberingAfterBreak="0">
+    <w:nsid w:val="417E4EED"/>
+    <w:multiLevelType w:val="multilevel"/>
+    <w:tmpl w:val="533A45A0"/>
+    <w:lvl w:ilvl="0">
+      <w:start w:val="1"/>
+      <w:numFmt w:val="bullet"/>
+      <w:lvlText w:val=""/>
+      <w:lvlJc w:val="left"/>
+      <w:pPr>
+        <w:tabs>
+          <w:tab w:val="num" w:pos="720"/>
+        </w:tabs>
+        <w:ind w:left="720" w:hanging="360"/>
+      </w:pPr>
+      <w:rPr>
+        <w:rFonts w:ascii="Symbol" w:hAnsi="Symbol" w:hint="default"/>
+        <w:sz w:val="20"/>
+      </w:rPr>
+    </w:lvl>
+    <w:lvl w:ilvl="1">
+      <w:start w:val="1"/>
+      <w:numFmt w:val="bullet"/>
+      <w:lvlText w:val="o"/>
+      <w:lvlJc w:val="left"/>
+      <w:pPr>
+        <w:tabs>
+          <w:tab w:val="num" w:pos="1440"/>
+        </w:tabs>
+        <w:ind w:left="1440" w:hanging="360"/>
+      </w:pPr>
+      <w:rPr>
+        <w:rFonts w:ascii="Courier New" w:hAnsi="Courier New" w:hint="default"/>
+        <w:sz w:val="20"/>
+      </w:rPr>
+    </w:lvl>
+    <w:lvl w:ilvl="2" w:tentative="1">
+      <w:start w:val="1"/>
+      <w:numFmt w:val="bullet"/>
+      <w:lvlText w:val=""/>
+      <w:lvlJc w:val="left"/>
+      <w:pPr>
+        <w:tabs>
+          <w:tab w:val="num" w:pos="2160"/>
+        </w:tabs>
+        <w:ind w:left="2160" w:hanging="360"/>
+      </w:pPr>
+      <w:rPr>
+        <w:rFonts w:ascii="Wingdings" w:hAnsi="Wingdings" w:hint="default"/>
+        <w:sz w:val="20"/>
+      </w:rPr>
+    </w:lvl>
+    <w:lvl w:ilvl="3" w:tentative="1">
+      <w:start w:val="1"/>
+      <w:numFmt w:val="bullet"/>
+      <w:lvlText w:val=""/>
+      <w:lvlJc w:val="left"/>
+      <w:pPr>
+        <w:tabs>
+          <w:tab w:val="num" w:pos="2880"/>
+        </w:tabs>
+        <w:ind w:left="2880" w:hanging="360"/>
+      </w:pPr>
+      <w:rPr>
+        <w:rFonts w:ascii="Wingdings" w:hAnsi="Wingdings" w:hint="default"/>
+        <w:sz w:val="20"/>
+      </w:rPr>
+    </w:lvl>
+    <w:lvl w:ilvl="4" w:tentative="1">
+      <w:start w:val="1"/>
+      <w:numFmt w:val="bullet"/>
+      <w:lvlText w:val=""/>
+      <w:lvlJc w:val="left"/>
+      <w:pPr>
+        <w:tabs>
+          <w:tab w:val="num" w:pos="3600"/>
+        </w:tabs>
+        <w:ind w:left="3600" w:hanging="360"/>
+      </w:pPr>
+      <w:rPr>
+        <w:rFonts w:ascii="Wingdings" w:hAnsi="Wingdings" w:hint="default"/>
+        <w:sz w:val="20"/>
+      </w:rPr>
+    </w:lvl>
+    <w:lvl w:ilvl="5" w:tentative="1">
+      <w:start w:val="1"/>
+      <w:numFmt w:val="bullet"/>
+      <w:lvlText w:val=""/>
+      <w:lvlJc w:val="left"/>
+      <w:pPr>
+        <w:tabs>
+          <w:tab w:val="num" w:pos="4320"/>
+        </w:tabs>
+        <w:ind w:left="4320" w:hanging="360"/>
+      </w:pPr>
+      <w:rPr>
+        <w:rFonts w:ascii="Wingdings" w:hAnsi="Wingdings" w:hint="default"/>
+        <w:sz w:val="20"/>
+      </w:rPr>
+    </w:lvl>
+    <w:lvl w:ilvl="6" w:tentative="1">
+      <w:start w:val="1"/>
+      <w:numFmt w:val="bullet"/>
+      <w:lvlText w:val=""/>
+      <w:lvlJc w:val="left"/>
+      <w:pPr>
+        <w:tabs>
+          <w:tab w:val="num" w:pos="5040"/>
+        </w:tabs>
+        <w:ind w:left="5040" w:hanging="360"/>
+      </w:pPr>
+      <w:rPr>
+        <w:rFonts w:ascii="Wingdings" w:hAnsi="Wingdings" w:hint="default"/>
+        <w:sz w:val="20"/>
+      </w:rPr>
+    </w:lvl>
+    <w:lvl w:ilvl="7" w:tentative="1">
+      <w:start w:val="1"/>
+      <w:numFmt w:val="bullet"/>
+      <w:lvlText w:val=""/>
+      <w:lvlJc w:val="left"/>
+      <w:pPr>
+        <w:tabs>
+          <w:tab w:val="num" w:pos="5760"/>
+        </w:tabs>
+        <w:ind w:left="5760" w:hanging="360"/>
+      </w:pPr>
+      <w:rPr>
+        <w:rFonts w:ascii="Wingdings" w:hAnsi="Wingdings" w:hint="default"/>
+        <w:sz w:val="20"/>
+      </w:rPr>
+    </w:lvl>
+    <w:lvl w:ilvl="8" w:tentative="1">
+      <w:start w:val="1"/>
+      <w:numFmt w:val="bullet"/>
+      <w:lvlText w:val=""/>
+      <w:lvlJc w:val="left"/>
+      <w:pPr>
+        <w:tabs>
+          <w:tab w:val="num" w:pos="6480"/>
+        </w:tabs>
+        <w:ind w:left="6480" w:hanging="360"/>
+      </w:pPr>
+      <w:rPr>
+        <w:rFonts w:ascii="Wingdings" w:hAnsi="Wingdings" w:hint="default"/>
+        <w:sz w:val="20"/>
+      </w:rPr>
+    </w:lvl>
+  </w:abstractNum>
+  <w:abstractNum w:abstractNumId="7" w15:restartNumberingAfterBreak="0">
     <w:nsid w:val="45063DFB"/>
     <w:multiLevelType w:val="multilevel"/>
     <w:tmpl w:val="0FDE254E"/>
@@ -3565,7 +5089,156 @@
       </w:rPr>
     </w:lvl>
   </w:abstractNum>
-  <w:abstractNum w:abstractNumId="6" w15:restartNumberingAfterBreak="0">
+  <w:abstractNum w:abstractNumId="8" w15:restartNumberingAfterBreak="0">
+    <w:nsid w:val="45883CCE"/>
+    <w:multiLevelType w:val="multilevel"/>
+    <w:tmpl w:val="533A45A0"/>
+    <w:lvl w:ilvl="0">
+      <w:start w:val="1"/>
+      <w:numFmt w:val="bullet"/>
+      <w:lvlText w:val=""/>
+      <w:lvlJc w:val="left"/>
+      <w:pPr>
+        <w:tabs>
+          <w:tab w:val="num" w:pos="720"/>
+        </w:tabs>
+        <w:ind w:left="720" w:hanging="360"/>
+      </w:pPr>
+      <w:rPr>
+        <w:rFonts w:ascii="Symbol" w:hAnsi="Symbol" w:hint="default"/>
+        <w:sz w:val="20"/>
+      </w:rPr>
+    </w:lvl>
+    <w:lvl w:ilvl="1">
+      <w:start w:val="1"/>
+      <w:numFmt w:val="bullet"/>
+      <w:lvlText w:val="o"/>
+      <w:lvlJc w:val="left"/>
+      <w:pPr>
+        <w:tabs>
+          <w:tab w:val="num" w:pos="1440"/>
+        </w:tabs>
+        <w:ind w:left="1440" w:hanging="360"/>
+      </w:pPr>
+      <w:rPr>
+        <w:rFonts w:ascii="Courier New" w:hAnsi="Courier New" w:hint="default"/>
+        <w:sz w:val="20"/>
+      </w:rPr>
+    </w:lvl>
+    <w:lvl w:ilvl="2" w:tentative="1">
+      <w:start w:val="1"/>
+      <w:numFmt w:val="bullet"/>
+      <w:lvlText w:val=""/>
+      <w:lvlJc w:val="left"/>
+      <w:pPr>
+        <w:tabs>
+          <w:tab w:val="num" w:pos="2160"/>
+        </w:tabs>
+        <w:ind w:left="2160" w:hanging="360"/>
+      </w:pPr>
+      <w:rPr>
+        <w:rFonts w:ascii="Wingdings" w:hAnsi="Wingdings" w:hint="default"/>
+        <w:sz w:val="20"/>
+      </w:rPr>
+    </w:lvl>
+    <w:lvl w:ilvl="3" w:tentative="1">
+      <w:start w:val="1"/>
+      <w:numFmt w:val="bullet"/>
+      <w:lvlText w:val=""/>
+      <w:lvlJc w:val="left"/>
+      <w:pPr>
+        <w:tabs>
+          <w:tab w:val="num" w:pos="2880"/>
+        </w:tabs>
+        <w:ind w:left="2880" w:hanging="360"/>
+      </w:pPr>
+      <w:rPr>
+        <w:rFonts w:ascii="Wingdings" w:hAnsi="Wingdings" w:hint="default"/>
+        <w:sz w:val="20"/>
+      </w:rPr>
+    </w:lvl>
+    <w:lvl w:ilvl="4" w:tentative="1">
+      <w:start w:val="1"/>
+      <w:numFmt w:val="bullet"/>
+      <w:lvlText w:val=""/>
+      <w:lvlJc w:val="left"/>
+      <w:pPr>
+        <w:tabs>
+          <w:tab w:val="num" w:pos="3600"/>
+        </w:tabs>
+        <w:ind w:left="3600" w:hanging="360"/>
+      </w:pPr>
+      <w:rPr>
+        <w:rFonts w:ascii="Wingdings" w:hAnsi="Wingdings" w:hint="default"/>
+        <w:sz w:val="20"/>
+      </w:rPr>
+    </w:lvl>
+    <w:lvl w:ilvl="5" w:tentative="1">
+      <w:start w:val="1"/>
+      <w:numFmt w:val="bullet"/>
+      <w:lvlText w:val=""/>
+      <w:lvlJc w:val="left"/>
+      <w:pPr>
+        <w:tabs>
+          <w:tab w:val="num" w:pos="4320"/>
+        </w:tabs>
+        <w:ind w:left="4320" w:hanging="360"/>
+      </w:pPr>
+      <w:rPr>
+        <w:rFonts w:ascii="Wingdings" w:hAnsi="Wingdings" w:hint="default"/>
+        <w:sz w:val="20"/>
+      </w:rPr>
+    </w:lvl>
+    <w:lvl w:ilvl="6" w:tentative="1">
+      <w:start w:val="1"/>
+      <w:numFmt w:val="bullet"/>
+      <w:lvlText w:val=""/>
+      <w:lvlJc w:val="left"/>
+      <w:pPr>
+        <w:tabs>
+          <w:tab w:val="num" w:pos="5040"/>
+        </w:tabs>
+        <w:ind w:left="5040" w:hanging="360"/>
+      </w:pPr>
+      <w:rPr>
+        <w:rFonts w:ascii="Wingdings" w:hAnsi="Wingdings" w:hint="default"/>
+        <w:sz w:val="20"/>
+      </w:rPr>
+    </w:lvl>
+    <w:lvl w:ilvl="7" w:tentative="1">
+      <w:start w:val="1"/>
+      <w:numFmt w:val="bullet"/>
+      <w:lvlText w:val=""/>
+      <w:lvlJc w:val="left"/>
+      <w:pPr>
+        <w:tabs>
+          <w:tab w:val="num" w:pos="5760"/>
+        </w:tabs>
+        <w:ind w:left="5760" w:hanging="360"/>
+      </w:pPr>
+      <w:rPr>
+        <w:rFonts w:ascii="Wingdings" w:hAnsi="Wingdings" w:hint="default"/>
+        <w:sz w:val="20"/>
+      </w:rPr>
+    </w:lvl>
+    <w:lvl w:ilvl="8" w:tentative="1">
+      <w:start w:val="1"/>
+      <w:numFmt w:val="bullet"/>
+      <w:lvlText w:val=""/>
+      <w:lvlJc w:val="left"/>
+      <w:pPr>
+        <w:tabs>
+          <w:tab w:val="num" w:pos="6480"/>
+        </w:tabs>
+        <w:ind w:left="6480" w:hanging="360"/>
+      </w:pPr>
+      <w:rPr>
+        <w:rFonts w:ascii="Wingdings" w:hAnsi="Wingdings" w:hint="default"/>
+        <w:sz w:val="20"/>
+      </w:rPr>
+    </w:lvl>
+  </w:abstractNum>
+  <w:abstractNum w:abstractNumId="9" w15:restartNumberingAfterBreak="0">
     <w:nsid w:val="49A207FB"/>
     <w:multiLevelType w:val="multilevel"/>
     <w:tmpl w:val="B7E8E092"/>
@@ -3714,7 +5387,7 @@
       </w:rPr>
     </w:lvl>
   </w:abstractNum>
-  <w:abstractNum w:abstractNumId="7" w15:restartNumberingAfterBreak="0">
+  <w:abstractNum w:abstractNumId="10" w15:restartNumberingAfterBreak="0">
     <w:nsid w:val="4F5356E5"/>
     <w:multiLevelType w:val="multilevel"/>
     <w:tmpl w:val="AB0C5CDA"/>
@@ -3863,29 +5536,342 @@
       </w:rPr>
     </w:lvl>
   </w:abstractNum>
+  <w:abstractNum w:abstractNumId="11" w15:restartNumberingAfterBreak="0">
+    <w:nsid w:val="516B2F96"/>
+    <w:multiLevelType w:val="multilevel"/>
+    <w:tmpl w:val="533A45A0"/>
+    <w:lvl w:ilvl="0">
+      <w:start w:val="1"/>
+      <w:numFmt w:val="bullet"/>
+      <w:lvlText w:val=""/>
+      <w:lvlJc w:val="left"/>
+      <w:pPr>
+        <w:tabs>
+          <w:tab w:val="num" w:pos="720"/>
+        </w:tabs>
+        <w:ind w:left="720" w:hanging="360"/>
+      </w:pPr>
+      <w:rPr>
+        <w:rFonts w:ascii="Symbol" w:hAnsi="Symbol" w:hint="default"/>
+        <w:sz w:val="20"/>
+      </w:rPr>
+    </w:lvl>
+    <w:lvl w:ilvl="1">
+      <w:start w:val="1"/>
+      <w:numFmt w:val="bullet"/>
+      <w:lvlText w:val="o"/>
+      <w:lvlJc w:val="left"/>
+      <w:pPr>
+        <w:tabs>
+          <w:tab w:val="num" w:pos="1440"/>
+        </w:tabs>
+        <w:ind w:left="1440" w:hanging="360"/>
+      </w:pPr>
+      <w:rPr>
+        <w:rFonts w:ascii="Courier New" w:hAnsi="Courier New" w:hint="default"/>
+        <w:sz w:val="20"/>
+      </w:rPr>
+    </w:lvl>
+    <w:lvl w:ilvl="2">
+      <w:start w:val="1"/>
+      <w:numFmt w:val="bullet"/>
+      <w:lvlText w:val=""/>
+      <w:lvlJc w:val="left"/>
+      <w:pPr>
+        <w:tabs>
+          <w:tab w:val="num" w:pos="2160"/>
+        </w:tabs>
+        <w:ind w:left="2160" w:hanging="360"/>
+      </w:pPr>
+      <w:rPr>
+        <w:rFonts w:ascii="Wingdings" w:hAnsi="Wingdings" w:hint="default"/>
+        <w:sz w:val="20"/>
+      </w:rPr>
+    </w:lvl>
+    <w:lvl w:ilvl="3" w:tentative="1">
+      <w:start w:val="1"/>
+      <w:numFmt w:val="bullet"/>
+      <w:lvlText w:val=""/>
+      <w:lvlJc w:val="left"/>
+      <w:pPr>
+        <w:tabs>
+          <w:tab w:val="num" w:pos="2880"/>
+        </w:tabs>
+        <w:ind w:left="2880" w:hanging="360"/>
+      </w:pPr>
+      <w:rPr>
+        <w:rFonts w:ascii="Wingdings" w:hAnsi="Wingdings" w:hint="default"/>
+        <w:sz w:val="20"/>
+      </w:rPr>
+    </w:lvl>
+    <w:lvl w:ilvl="4" w:tentative="1">
+      <w:start w:val="1"/>
+      <w:numFmt w:val="bullet"/>
+      <w:lvlText w:val=""/>
+      <w:lvlJc w:val="left"/>
+      <w:pPr>
+        <w:tabs>
+          <w:tab w:val="num" w:pos="3600"/>
+        </w:tabs>
+        <w:ind w:left="3600" w:hanging="360"/>
+      </w:pPr>
+      <w:rPr>
+        <w:rFonts w:ascii="Wingdings" w:hAnsi="Wingdings" w:hint="default"/>
+        <w:sz w:val="20"/>
+      </w:rPr>
+    </w:lvl>
+    <w:lvl w:ilvl="5" w:tentative="1">
+      <w:start w:val="1"/>
+      <w:numFmt w:val="bullet"/>
+      <w:lvlText w:val=""/>
+      <w:lvlJc w:val="left"/>
+      <w:pPr>
+        <w:tabs>
+          <w:tab w:val="num" w:pos="4320"/>
+        </w:tabs>
+        <w:ind w:left="4320" w:hanging="360"/>
+      </w:pPr>
+      <w:rPr>
+        <w:rFonts w:ascii="Wingdings" w:hAnsi="Wingdings" w:hint="default"/>
+        <w:sz w:val="20"/>
+      </w:rPr>
+    </w:lvl>
+    <w:lvl w:ilvl="6" w:tentative="1">
+      <w:start w:val="1"/>
+      <w:numFmt w:val="bullet"/>
+      <w:lvlText w:val=""/>
+      <w:lvlJc w:val="left"/>
+      <w:pPr>
+        <w:tabs>
+          <w:tab w:val="num" w:pos="5040"/>
+        </w:tabs>
+        <w:ind w:left="5040" w:hanging="360"/>
+      </w:pPr>
+      <w:rPr>
+        <w:rFonts w:ascii="Wingdings" w:hAnsi="Wingdings" w:hint="default"/>
+        <w:sz w:val="20"/>
+      </w:rPr>
+    </w:lvl>
+    <w:lvl w:ilvl="7" w:tentative="1">
+      <w:start w:val="1"/>
+      <w:numFmt w:val="bullet"/>
+      <w:lvlText w:val=""/>
+      <w:lvlJc w:val="left"/>
+      <w:pPr>
+        <w:tabs>
+          <w:tab w:val="num" w:pos="5760"/>
+        </w:tabs>
+        <w:ind w:left="5760" w:hanging="360"/>
+      </w:pPr>
+      <w:rPr>
+        <w:rFonts w:ascii="Wingdings" w:hAnsi="Wingdings" w:hint="default"/>
+        <w:sz w:val="20"/>
+      </w:rPr>
+    </w:lvl>
+    <w:lvl w:ilvl="8" w:tentative="1">
+      <w:start w:val="1"/>
+      <w:numFmt w:val="bullet"/>
+      <w:lvlText w:val=""/>
+      <w:lvlJc w:val="left"/>
+      <w:pPr>
+        <w:tabs>
+          <w:tab w:val="num" w:pos="6480"/>
+        </w:tabs>
+        <w:ind w:left="6480" w:hanging="360"/>
+      </w:pPr>
+      <w:rPr>
+        <w:rFonts w:ascii="Wingdings" w:hAnsi="Wingdings" w:hint="default"/>
+        <w:sz w:val="20"/>
+      </w:rPr>
+    </w:lvl>
+  </w:abstractNum>
+  <w:abstractNum w:abstractNumId="12" w15:restartNumberingAfterBreak="0">
+    <w:nsid w:val="74617CAB"/>
+    <w:multiLevelType w:val="multilevel"/>
+    <w:tmpl w:val="533A45A0"/>
+    <w:lvl w:ilvl="0">
+      <w:start w:val="1"/>
+      <w:numFmt w:val="bullet"/>
+      <w:lvlText w:val=""/>
+      <w:lvlJc w:val="left"/>
+      <w:pPr>
+        <w:tabs>
+          <w:tab w:val="num" w:pos="720"/>
+        </w:tabs>
+        <w:ind w:left="720" w:hanging="360"/>
+      </w:pPr>
+      <w:rPr>
+        <w:rFonts w:ascii="Symbol" w:hAnsi="Symbol" w:hint="default"/>
+        <w:sz w:val="20"/>
+      </w:rPr>
+    </w:lvl>
+    <w:lvl w:ilvl="1">
+      <w:start w:val="1"/>
+      <w:numFmt w:val="bullet"/>
+      <w:lvlText w:val="o"/>
+      <w:lvlJc w:val="left"/>
+      <w:pPr>
+        <w:tabs>
+          <w:tab w:val="num" w:pos="1440"/>
+        </w:tabs>
+        <w:ind w:left="1440" w:hanging="360"/>
+      </w:pPr>
+      <w:rPr>
+        <w:rFonts w:ascii="Courier New" w:hAnsi="Courier New" w:hint="default"/>
+        <w:sz w:val="20"/>
+      </w:rPr>
+    </w:lvl>
+    <w:lvl w:ilvl="2" w:tentative="1">
+      <w:start w:val="1"/>
+      <w:numFmt w:val="bullet"/>
+      <w:lvlText w:val=""/>
+      <w:lvlJc w:val="left"/>
+      <w:pPr>
+        <w:tabs>
+          <w:tab w:val="num" w:pos="2160"/>
+        </w:tabs>
+        <w:ind w:left="2160" w:hanging="360"/>
+      </w:pPr>
+      <w:rPr>
+        <w:rFonts w:ascii="Wingdings" w:hAnsi="Wingdings" w:hint="default"/>
+        <w:sz w:val="20"/>
+      </w:rPr>
+    </w:lvl>
+    <w:lvl w:ilvl="3" w:tentative="1">
+      <w:start w:val="1"/>
+      <w:numFmt w:val="bullet"/>
+      <w:lvlText w:val=""/>
+      <w:lvlJc w:val="left"/>
+      <w:pPr>
+        <w:tabs>
+          <w:tab w:val="num" w:pos="2880"/>
+        </w:tabs>
+        <w:ind w:left="2880" w:hanging="360"/>
+      </w:pPr>
+      <w:rPr>
+        <w:rFonts w:ascii="Wingdings" w:hAnsi="Wingdings" w:hint="default"/>
+        <w:sz w:val="20"/>
+      </w:rPr>
+    </w:lvl>
+    <w:lvl w:ilvl="4" w:tentative="1">
+      <w:start w:val="1"/>
+      <w:numFmt w:val="bullet"/>
+      <w:lvlText w:val=""/>
+      <w:lvlJc w:val="left"/>
+      <w:pPr>
+        <w:tabs>
+          <w:tab w:val="num" w:pos="3600"/>
+        </w:tabs>
+        <w:ind w:left="3600" w:hanging="360"/>
+      </w:pPr>
+      <w:rPr>
+        <w:rFonts w:ascii="Wingdings" w:hAnsi="Wingdings" w:hint="default"/>
+        <w:sz w:val="20"/>
+      </w:rPr>
+    </w:lvl>
+    <w:lvl w:ilvl="5" w:tentative="1">
+      <w:start w:val="1"/>
+      <w:numFmt w:val="bullet"/>
+      <w:lvlText w:val=""/>
+      <w:lvlJc w:val="left"/>
+      <w:pPr>
+        <w:tabs>
+          <w:tab w:val="num" w:pos="4320"/>
+        </w:tabs>
+        <w:ind w:left="4320" w:hanging="360"/>
+      </w:pPr>
+      <w:rPr>
+        <w:rFonts w:ascii="Wingdings" w:hAnsi="Wingdings" w:hint="default"/>
+        <w:sz w:val="20"/>
+      </w:rPr>
+    </w:lvl>
+    <w:lvl w:ilvl="6" w:tentative="1">
+      <w:start w:val="1"/>
+      <w:numFmt w:val="bullet"/>
+      <w:lvlText w:val=""/>
+      <w:lvlJc w:val="left"/>
+      <w:pPr>
+        <w:tabs>
+          <w:tab w:val="num" w:pos="5040"/>
+        </w:tabs>
+        <w:ind w:left="5040" w:hanging="360"/>
+      </w:pPr>
+      <w:rPr>
+        <w:rFonts w:ascii="Wingdings" w:hAnsi="Wingdings" w:hint="default"/>
+        <w:sz w:val="20"/>
+      </w:rPr>
+    </w:lvl>
+    <w:lvl w:ilvl="7" w:tentative="1">
+      <w:start w:val="1"/>
+      <w:numFmt w:val="bullet"/>
+      <w:lvlText w:val=""/>
+      <w:lvlJc w:val="left"/>
+      <w:pPr>
+        <w:tabs>
+          <w:tab w:val="num" w:pos="5760"/>
+        </w:tabs>
+        <w:ind w:left="5760" w:hanging="360"/>
+      </w:pPr>
+      <w:rPr>
+        <w:rFonts w:ascii="Wingdings" w:hAnsi="Wingdings" w:hint="default"/>
+        <w:sz w:val="20"/>
+      </w:rPr>
+    </w:lvl>
+    <w:lvl w:ilvl="8" w:tentative="1">
+      <w:start w:val="1"/>
+      <w:numFmt w:val="bullet"/>
+      <w:lvlText w:val=""/>
+      <w:lvlJc w:val="left"/>
+      <w:pPr>
+        <w:tabs>
+          <w:tab w:val="num" w:pos="6480"/>
+        </w:tabs>
+        <w:ind w:left="6480" w:hanging="360"/>
+      </w:pPr>
+      <w:rPr>
+        <w:rFonts w:ascii="Wingdings" w:hAnsi="Wingdings" w:hint="default"/>
+        <w:sz w:val="20"/>
+      </w:rPr>
+    </w:lvl>
+  </w:abstractNum>
   <w:num w:numId="1" w16cid:durableId="269826834">
-    <w:abstractNumId w:val="4"/>
+    <w:abstractNumId w:val="5"/>
   </w:num>
   <w:num w:numId="2" w16cid:durableId="969357765">
-    <w:abstractNumId w:val="7"/>
+    <w:abstractNumId w:val="10"/>
   </w:num>
   <w:num w:numId="3" w16cid:durableId="989870402">
     <w:abstractNumId w:val="0"/>
   </w:num>
   <w:num w:numId="4" w16cid:durableId="44566328">
+    <w:abstractNumId w:val="9"/>
+  </w:num>
+  <w:num w:numId="5" w16cid:durableId="887685507">
+    <w:abstractNumId w:val="2"/>
+  </w:num>
+  <w:num w:numId="6" w16cid:durableId="1510831743">
+    <w:abstractNumId w:val="3"/>
+  </w:num>
+  <w:num w:numId="7" w16cid:durableId="689919323">
+    <w:abstractNumId w:val="4"/>
+  </w:num>
+  <w:num w:numId="8" w16cid:durableId="1089037966">
+    <w:abstractNumId w:val="7"/>
+  </w:num>
+  <w:num w:numId="9" w16cid:durableId="2111124431">
+    <w:abstractNumId w:val="12"/>
+  </w:num>
+  <w:num w:numId="10" w16cid:durableId="453251347">
     <w:abstractNumId w:val="6"/>
   </w:num>
-  <w:num w:numId="5" w16cid:durableId="887685507">
+  <w:num w:numId="11" w16cid:durableId="1663124140">
+    <w:abstractNumId w:val="8"/>
+  </w:num>
+  <w:num w:numId="12" w16cid:durableId="1982230360">
     <w:abstractNumId w:val="1"/>
   </w:num>
-  <w:num w:numId="6" w16cid:durableId="1510831743">
-    <w:abstractNumId w:val="2"/>
-  </w:num>
-  <w:num w:numId="7" w16cid:durableId="689919323">
-    <w:abstractNumId w:val="3"/>
-  </w:num>
-  <w:num w:numId="8" w16cid:durableId="1089037966">
-    <w:abstractNumId w:val="5"/>
+  <w:num w:numId="13" w16cid:durableId="1379813736">
+    <w:abstractNumId w:val="11"/>
   </w:num>
 </w:numbering>
 </file>

--- a/data_collection_roles.docx
+++ b/data_collection_roles.docx
@@ -108,7 +108,7 @@
           <w:noProof/>
           <w:kern w:val="0"/>
         </w:rPr>
-        <w:pict w14:anchorId="56C6746C">
+        <w:pict w14:anchorId="74EE76E8">
           <v:rect id="_x0000_i1029" alt="" style="width:468pt;height:.05pt;mso-width-percent:0;mso-height-percent:0;mso-width-percent:0;mso-height-percent:0" o:hralign="center" o:hrstd="t" o:hr="t" fillcolor="#a0a0a0" stroked="f"/>
         </w:pict>
       </w:r>
@@ -889,7 +889,7 @@
           <w:noProof/>
           <w:kern w:val="0"/>
         </w:rPr>
-        <w:pict w14:anchorId="7F3419AF">
+        <w:pict w14:anchorId="2F418F76">
           <v:rect id="_x0000_i1028" alt="" style="width:468pt;height:.05pt;mso-width-percent:0;mso-height-percent:0;mso-width-percent:0;mso-height-percent:0" o:hralign="center" o:hrstd="t" o:hr="t" fillcolor="#a0a0a0" stroked="f"/>
         </w:pict>
       </w:r>
@@ -1651,7 +1651,7 @@
           <w:noProof/>
           <w:kern w:val="0"/>
         </w:rPr>
-        <w:pict w14:anchorId="469F75A8">
+        <w:pict w14:anchorId="1F320C9C">
           <v:rect id="_x0000_i1027" alt="" style="width:468pt;height:.05pt;mso-width-percent:0;mso-height-percent:0;mso-width-percent:0;mso-height-percent:0" o:hralign="center" o:hrstd="t" o:hr="t" fillcolor="#a0a0a0" stroked="f"/>
         </w:pict>
       </w:r>
@@ -1741,9 +1741,92 @@
     </w:p>
     <w:p>
       <w:pPr>
+        <w:spacing w:before="100" w:beforeAutospacing="1" w:after="100" w:afterAutospacing="1" w:line="240" w:lineRule="auto"/>
+        <w:outlineLvl w:val="1"/>
+        <w:rPr>
+          <w:rFonts w:ascii="Times New Roman" w:eastAsia="Times New Roman" w:hAnsi="Times New Roman" w:cs="Times New Roman"/>
+          <w:b/>
+          <w:bCs/>
+          <w:kern w:val="0"/>
+          <w:sz w:val="36"/>
+          <w:szCs w:val="36"/>
+          <w14:ligatures w14:val="none"/>
+        </w:rPr>
+      </w:pPr>
+      <w:r>
+        <w:rPr>
+          <w:rFonts w:ascii="Times New Roman" w:eastAsia="Times New Roman" w:hAnsi="Times New Roman" w:cs="Times New Roman"/>
+          <w:b/>
+          <w:bCs/>
+          <w:kern w:val="0"/>
+          <w:sz w:val="36"/>
+          <w:szCs w:val="36"/>
+          <w14:ligatures w14:val="none"/>
+        </w:rPr>
+        <w:t>Category 3: Clinical Risk Profile (Member 3) [REVISED]</w:t>
+      </w:r>
+    </w:p>
+    <w:p>
+      <w:pPr>
+        <w:spacing w:before="100" w:beforeAutospacing="1" w:after="100" w:afterAutospacing="1" w:line="240" w:lineRule="auto"/>
+        <w:rPr>
+          <w:rFonts w:ascii="Times New Roman" w:eastAsia="Times New Roman" w:hAnsi="Times New Roman" w:cs="Times New Roman"/>
+          <w:kern w:val="0"/>
+          <w14:ligatures w14:val="none"/>
+        </w:rPr>
+      </w:pPr>
+      <w:r>
+        <w:rPr>
+          <w:rFonts w:ascii="Times New Roman" w:eastAsia="Times New Roman" w:hAnsi="Times New Roman" w:cs="Times New Roman"/>
+          <w:b/>
+          <w:bCs/>
+          <w:kern w:val="0"/>
+          <w14:ligatures w14:val="none"/>
+        </w:rPr>
+        <w:t>Objective:</w:t>
+      </w:r>
+      <w:r>
+        <w:rPr>
+          <w:rFonts w:ascii="Times New Roman" w:eastAsia="Times New Roman" w:hAnsi="Times New Roman" w:cs="Times New Roman"/>
+          <w:kern w:val="0"/>
+          <w14:ligatures w14:val="none"/>
+        </w:rPr>
+        <w:t xml:space="preserve"> Define "Baseline Risk" using the available Charlson Index and specific vascular flags. </w:t>
+      </w:r>
+      <w:r>
+        <w:rPr>
+          <w:rFonts w:ascii="Times New Roman" w:eastAsia="Times New Roman" w:hAnsi="Times New Roman" w:cs="Times New Roman"/>
+          <w:b/>
+          <w:bCs/>
+          <w:kern w:val="0"/>
+          <w14:ligatures w14:val="none"/>
+        </w:rPr>
+        <w:t>Primary Table:</w:t>
+      </w:r>
+      <w:r>
+        <w:rPr>
+          <w:rFonts w:ascii="Times New Roman" w:eastAsia="Times New Roman" w:hAnsi="Times New Roman" w:cs="Times New Roman"/>
+          <w:kern w:val="0"/>
+          <w14:ligatures w14:val="none"/>
+        </w:rPr>
+        <w:t xml:space="preserve"> </w:t>
+      </w:r>
+      <w:r>
+        <w:rPr>
+          <w:rFonts w:ascii="Courier New" w:eastAsia="Times New Roman" w:hAnsi="Courier New" w:cs="Courier New"/>
+          <w:kern w:val="0"/>
+          <w:sz w:val="20"/>
+          <w:szCs w:val="20"/>
+          <w14:ligatures w14:val="none"/>
+        </w:rPr>
+        <w:t>clinical_risk_profile</w:t>
+      </w:r>
+    </w:p>
+    <w:p>
+      <w:pPr>
         <w:numPr>
           <w:ilvl w:val="0"/>
-          <w:numId w:val="11"/>
+          <w:numId w:val="14"/>
         </w:numPr>
         <w:spacing w:before="100" w:beforeAutospacing="1" w:after="100" w:afterAutospacing="1" w:line="240" w:lineRule="auto"/>
         <w:rPr>
@@ -1767,7 +1850,7 @@
       <w:pPr>
         <w:numPr>
           <w:ilvl w:val="1"/>
-          <w:numId w:val="11"/>
+          <w:numId w:val="14"/>
         </w:numPr>
         <w:spacing w:before="100" w:beforeAutospacing="1" w:after="100" w:afterAutospacing="1" w:line="240" w:lineRule="auto"/>
         <w:rPr>
@@ -1827,7 +1910,7 @@
       <w:pPr>
         <w:numPr>
           <w:ilvl w:val="1"/>
-          <w:numId w:val="11"/>
+          <w:numId w:val="14"/>
         </w:numPr>
         <w:spacing w:before="100" w:beforeAutospacing="1" w:after="100" w:afterAutospacing="1" w:line="240" w:lineRule="auto"/>
         <w:rPr>
@@ -1921,7 +2004,7 @@
       <w:pPr>
         <w:numPr>
           <w:ilvl w:val="1"/>
-          <w:numId w:val="11"/>
+          <w:numId w:val="14"/>
         </w:numPr>
         <w:spacing w:before="100" w:beforeAutospacing="1" w:after="100" w:afterAutospacing="1" w:line="240" w:lineRule="auto"/>
         <w:rPr>
@@ -1979,7 +2062,7 @@
       <w:pPr>
         <w:numPr>
           <w:ilvl w:val="1"/>
-          <w:numId w:val="11"/>
+          <w:numId w:val="14"/>
         </w:numPr>
         <w:spacing w:before="100" w:beforeAutospacing="1" w:after="100" w:afterAutospacing="1" w:line="240" w:lineRule="auto"/>
         <w:rPr>
@@ -2037,7 +2120,7 @@
       <w:pPr>
         <w:numPr>
           <w:ilvl w:val="0"/>
-          <w:numId w:val="11"/>
+          <w:numId w:val="14"/>
         </w:numPr>
         <w:spacing w:before="100" w:beforeAutospacing="1" w:after="100" w:afterAutospacing="1" w:line="240" w:lineRule="auto"/>
         <w:rPr>
@@ -2054,14 +2137,14 @@
           <w:kern w:val="0"/>
           <w14:ligatures w14:val="none"/>
         </w:rPr>
-        <w:t>3.2 Vascular Comorbidities (Specific)</w:t>
+        <w:t>3.2 Charlson Comorbidity Index (The Summary Score)</w:t>
       </w:r>
     </w:p>
     <w:p>
       <w:pPr>
         <w:numPr>
           <w:ilvl w:val="1"/>
-          <w:numId w:val="11"/>
+          <w:numId w:val="14"/>
         </w:numPr>
         <w:spacing w:before="100" w:beforeAutospacing="1" w:after="100" w:afterAutospacing="1" w:line="240" w:lineRule="auto"/>
         <w:rPr>
@@ -2096,14 +2179,22 @@
           <w:szCs w:val="20"/>
           <w14:ligatures w14:val="none"/>
         </w:rPr>
-        <w:t>mimiciv_hosp.diagnoses_icd</w:t>
+        <w:t>mimiciv_derived.charlson</w:t>
+      </w:r>
+      <w:r>
+        <w:rPr>
+          <w:rFonts w:ascii="Times New Roman" w:eastAsia="Times New Roman" w:hAnsi="Times New Roman" w:cs="Times New Roman"/>
+          <w:kern w:val="0"/>
+          <w14:ligatures w14:val="none"/>
+        </w:rPr>
+        <w:t xml:space="preserve"> (Run the official SQL script first!)</w:t>
       </w:r>
     </w:p>
     <w:p>
       <w:pPr>
         <w:numPr>
           <w:ilvl w:val="1"/>
-          <w:numId w:val="11"/>
+          <w:numId w:val="14"/>
         </w:numPr>
         <w:spacing w:before="100" w:beforeAutospacing="1" w:after="100" w:afterAutospacing="1" w:line="240" w:lineRule="auto"/>
         <w:rPr>
@@ -2128,7 +2219,7 @@
           <w:kern w:val="0"/>
           <w14:ligatures w14:val="none"/>
         </w:rPr>
-        <w:t>Flag:</w:t>
+        <w:t>Extract:</w:t>
       </w:r>
       <w:r>
         <w:rPr>
@@ -2146,22 +2237,22 @@
           <w:szCs w:val="20"/>
           <w14:ligatures w14:val="none"/>
         </w:rPr>
-        <w:t>history_hypertension</w:t>
-      </w:r>
-      <w:r>
-        <w:rPr>
-          <w:rFonts w:ascii="Times New Roman" w:eastAsia="Times New Roman" w:hAnsi="Times New Roman" w:cs="Times New Roman"/>
-          <w:kern w:val="0"/>
-          <w14:ligatures w14:val="none"/>
-        </w:rPr>
-        <w:t xml:space="preserve"> (Binary 0/1).</w:t>
+        <w:t>charlson_comorbidity_index</w:t>
+      </w:r>
+      <w:r>
+        <w:rPr>
+          <w:rFonts w:ascii="Times New Roman" w:eastAsia="Times New Roman" w:hAnsi="Times New Roman" w:cs="Times New Roman"/>
+          <w:kern w:val="0"/>
+          <w14:ligatures w14:val="none"/>
+        </w:rPr>
+        <w:t xml:space="preserve"> (The summary integer).</w:t>
       </w:r>
     </w:p>
     <w:p>
       <w:pPr>
         <w:numPr>
           <w:ilvl w:val="1"/>
-          <w:numId w:val="11"/>
+          <w:numId w:val="14"/>
         </w:numPr>
         <w:spacing w:before="100" w:beforeAutospacing="1" w:after="100" w:afterAutospacing="1" w:line="240" w:lineRule="auto"/>
         <w:rPr>
@@ -2186,15 +2277,15 @@
           <w:kern w:val="0"/>
           <w14:ligatures w14:val="none"/>
         </w:rPr>
-        <w:t>Flag:</w:t>
-      </w:r>
-      <w:r>
-        <w:rPr>
-          <w:rFonts w:ascii="Times New Roman" w:eastAsia="Times New Roman" w:hAnsi="Times New Roman" w:cs="Times New Roman"/>
-          <w:kern w:val="0"/>
-          <w14:ligatures w14:val="none"/>
-        </w:rPr>
-        <w:t xml:space="preserve"> </w:t>
+        <w:t>Extract (Optional):</w:t>
+      </w:r>
+      <w:r>
+        <w:rPr>
+          <w:rFonts w:ascii="Times New Roman" w:eastAsia="Times New Roman" w:hAnsi="Times New Roman" w:cs="Times New Roman"/>
+          <w:kern w:val="0"/>
+          <w14:ligatures w14:val="none"/>
+        </w:rPr>
+        <w:t xml:space="preserve"> You can grab the Charlson component flags (e.g., </w:t>
       </w:r>
       <w:r>
         <w:rPr>
@@ -2204,22 +2295,64 @@
           <w:szCs w:val="20"/>
           <w14:ligatures w14:val="none"/>
         </w:rPr>
-        <w:t>history_diabetes</w:t>
-      </w:r>
-      <w:r>
-        <w:rPr>
-          <w:rFonts w:ascii="Times New Roman" w:eastAsia="Times New Roman" w:hAnsi="Times New Roman" w:cs="Times New Roman"/>
-          <w:kern w:val="0"/>
-          <w14:ligatures w14:val="none"/>
-        </w:rPr>
-        <w:t xml:space="preserve"> (Binary 0/1).</w:t>
+        <w:t>myocardial_infarct</w:t>
+      </w:r>
+      <w:r>
+        <w:rPr>
+          <w:rFonts w:ascii="Times New Roman" w:eastAsia="Times New Roman" w:hAnsi="Times New Roman" w:cs="Times New Roman"/>
+          <w:kern w:val="0"/>
+          <w14:ligatures w14:val="none"/>
+        </w:rPr>
+        <w:t xml:space="preserve">, </w:t>
+      </w:r>
+      <w:r>
+        <w:rPr>
+          <w:rFonts w:ascii="Courier New" w:eastAsia="Times New Roman" w:hAnsi="Courier New" w:cs="Courier New"/>
+          <w:kern w:val="0"/>
+          <w:sz w:val="20"/>
+          <w:szCs w:val="20"/>
+          <w14:ligatures w14:val="none"/>
+        </w:rPr>
+        <w:t>congestive_heart_failure</w:t>
+      </w:r>
+      <w:r>
+        <w:rPr>
+          <w:rFonts w:ascii="Times New Roman" w:eastAsia="Times New Roman" w:hAnsi="Times New Roman" w:cs="Times New Roman"/>
+          <w:kern w:val="0"/>
+          <w14:ligatures w14:val="none"/>
+        </w:rPr>
+        <w:t>) from this table to save work.</w:t>
+      </w:r>
+    </w:p>
+    <w:p>
+      <w:pPr>
+        <w:numPr>
+          <w:ilvl w:val="0"/>
+          <w:numId w:val="14"/>
+        </w:numPr>
+        <w:spacing w:before="100" w:beforeAutospacing="1" w:after="100" w:afterAutospacing="1" w:line="240" w:lineRule="auto"/>
+        <w:rPr>
+          <w:rFonts w:ascii="Times New Roman" w:eastAsia="Times New Roman" w:hAnsi="Times New Roman" w:cs="Times New Roman"/>
+          <w:kern w:val="0"/>
+          <w14:ligatures w14:val="none"/>
+        </w:rPr>
+      </w:pPr>
+      <w:r>
+        <w:rPr>
+          <w:rFonts w:ascii="Times New Roman" w:eastAsia="Times New Roman" w:hAnsi="Times New Roman" w:cs="Times New Roman"/>
+          <w:b/>
+          <w:bCs/>
+          <w:kern w:val="0"/>
+          <w14:ligatures w14:val="none"/>
+        </w:rPr>
+        <w:t>3.3 Manual Vascular Flags (Must Query ICD Codes Directly)</w:t>
       </w:r>
     </w:p>
     <w:p>
       <w:pPr>
         <w:numPr>
           <w:ilvl w:val="1"/>
-          <w:numId w:val="11"/>
+          <w:numId w:val="14"/>
         </w:numPr>
         <w:spacing w:before="100" w:beforeAutospacing="1" w:after="100" w:afterAutospacing="1" w:line="240" w:lineRule="auto"/>
         <w:rPr>
@@ -2231,20 +2364,44 @@
       <w:r>
         <w:rPr>
           <w:rFonts w:ascii="Times New Roman" w:eastAsia="Times New Roman" w:hAnsi="Times New Roman" w:cs="Times New Roman"/>
-          <w:kern w:val="0"/>
-          <w14:ligatures w14:val="none"/>
-        </w:rPr>
-        <w:t xml:space="preserve">[ ] </w:t>
-      </w:r>
-      <w:r>
-        <w:rPr>
-          <w:rFonts w:ascii="Times New Roman" w:eastAsia="Times New Roman" w:hAnsi="Times New Roman" w:cs="Times New Roman"/>
-          <w:b/>
-          <w:bCs/>
-          <w:kern w:val="0"/>
-          <w14:ligatures w14:val="none"/>
-        </w:rPr>
-        <w:t>Flag:</w:t>
+          <w:b/>
+          <w:bCs/>
+          <w:kern w:val="0"/>
+          <w14:ligatures w14:val="none"/>
+        </w:rPr>
+        <w:t>Why:</w:t>
+      </w:r>
+      <w:r>
+        <w:rPr>
+          <w:rFonts w:ascii="Times New Roman" w:eastAsia="Times New Roman" w:hAnsi="Times New Roman" w:cs="Times New Roman"/>
+          <w:kern w:val="0"/>
+          <w14:ligatures w14:val="none"/>
+        </w:rPr>
+        <w:t xml:space="preserve"> Charlson doesn't have a "Smoking" flag, and its "Renal" flag lumps CKD and ESRD together.</w:t>
+      </w:r>
+    </w:p>
+    <w:p>
+      <w:pPr>
+        <w:numPr>
+          <w:ilvl w:val="1"/>
+          <w:numId w:val="14"/>
+        </w:numPr>
+        <w:spacing w:before="100" w:beforeAutospacing="1" w:after="100" w:afterAutospacing="1" w:line="240" w:lineRule="auto"/>
+        <w:rPr>
+          <w:rFonts w:ascii="Times New Roman" w:eastAsia="Times New Roman" w:hAnsi="Times New Roman" w:cs="Times New Roman"/>
+          <w:kern w:val="0"/>
+          <w14:ligatures w14:val="none"/>
+        </w:rPr>
+      </w:pPr>
+      <w:r>
+        <w:rPr>
+          <w:rFonts w:ascii="Times New Roman" w:eastAsia="Times New Roman" w:hAnsi="Times New Roman" w:cs="Times New Roman"/>
+          <w:b/>
+          <w:bCs/>
+          <w:kern w:val="0"/>
+          <w14:ligatures w14:val="none"/>
+        </w:rPr>
+        <w:t>Source:</w:t>
       </w:r>
       <w:r>
         <w:rPr>
@@ -2262,22 +2419,14 @@
           <w:szCs w:val="20"/>
           <w14:ligatures w14:val="none"/>
         </w:rPr>
-        <w:t>history_chf</w:t>
-      </w:r>
-      <w:r>
-        <w:rPr>
-          <w:rFonts w:ascii="Times New Roman" w:eastAsia="Times New Roman" w:hAnsi="Times New Roman" w:cs="Times New Roman"/>
-          <w:kern w:val="0"/>
-          <w14:ligatures w14:val="none"/>
-        </w:rPr>
-        <w:t xml:space="preserve"> (Binary 0/1).</w:t>
+        <w:t>mimiciv_hosp.diagnoses_icd</w:t>
       </w:r>
     </w:p>
     <w:p>
       <w:pPr>
         <w:numPr>
           <w:ilvl w:val="1"/>
-          <w:numId w:val="11"/>
+          <w:numId w:val="14"/>
         </w:numPr>
         <w:spacing w:before="100" w:beforeAutospacing="1" w:after="100" w:afterAutospacing="1" w:line="240" w:lineRule="auto"/>
         <w:rPr>
@@ -2328,32 +2477,24 @@
           <w:kern w:val="0"/>
           <w14:ligatures w14:val="none"/>
         </w:rPr>
-        <w:t xml:space="preserve"> (Binary 0/1 - </w:t>
-      </w:r>
-      <w:r>
-        <w:rPr>
-          <w:rFonts w:ascii="Times New Roman" w:eastAsia="Times New Roman" w:hAnsi="Times New Roman" w:cs="Times New Roman"/>
-          <w:b/>
-          <w:bCs/>
-          <w:kern w:val="0"/>
-          <w14:ligatures w14:val="none"/>
-        </w:rPr>
-        <w:t>Critical Exclusion Check</w:t>
-      </w:r>
-      <w:r>
-        <w:rPr>
-          <w:rFonts w:ascii="Times New Roman" w:eastAsia="Times New Roman" w:hAnsi="Times New Roman" w:cs="Times New Roman"/>
-          <w:kern w:val="0"/>
-          <w14:ligatures w14:val="none"/>
-        </w:rPr>
-        <w:t>).</w:t>
+        <w:t xml:space="preserve"> (ICD-10: N18.6, Z99.2 / ICD-9: 585.6, V45.1). </w:t>
+      </w:r>
+      <w:r>
+        <w:rPr>
+          <w:rFonts w:ascii="Times New Roman" w:eastAsia="Times New Roman" w:hAnsi="Times New Roman" w:cs="Times New Roman"/>
+          <w:b/>
+          <w:bCs/>
+          <w:kern w:val="0"/>
+          <w14:ligatures w14:val="none"/>
+        </w:rPr>
+        <w:t>Critical for Exclusion.</w:t>
       </w:r>
     </w:p>
     <w:p>
       <w:pPr>
         <w:numPr>
           <w:ilvl w:val="1"/>
-          <w:numId w:val="11"/>
+          <w:numId w:val="14"/>
         </w:numPr>
         <w:spacing w:before="100" w:beforeAutospacing="1" w:after="100" w:afterAutospacing="1" w:line="240" w:lineRule="auto"/>
         <w:rPr>
@@ -2396,22 +2537,22 @@
           <w:szCs w:val="20"/>
           <w14:ligatures w14:val="none"/>
         </w:rPr>
-        <w:t>history_copd</w:t>
-      </w:r>
-      <w:r>
-        <w:rPr>
-          <w:rFonts w:ascii="Times New Roman" w:eastAsia="Times New Roman" w:hAnsi="Times New Roman" w:cs="Times New Roman"/>
-          <w:kern w:val="0"/>
-          <w14:ligatures w14:val="none"/>
-        </w:rPr>
-        <w:t xml:space="preserve"> (Binary 0/1).</w:t>
+        <w:t>history_hypertension</w:t>
+      </w:r>
+      <w:r>
+        <w:rPr>
+          <w:rFonts w:ascii="Times New Roman" w:eastAsia="Times New Roman" w:hAnsi="Times New Roman" w:cs="Times New Roman"/>
+          <w:kern w:val="0"/>
+          <w14:ligatures w14:val="none"/>
+        </w:rPr>
+        <w:t xml:space="preserve"> (ICD-10: I10-I16 / ICD-9: 401-405).</w:t>
       </w:r>
     </w:p>
     <w:p>
       <w:pPr>
         <w:numPr>
           <w:ilvl w:val="1"/>
-          <w:numId w:val="11"/>
+          <w:numId w:val="14"/>
         </w:numPr>
         <w:spacing w:before="100" w:beforeAutospacing="1" w:after="100" w:afterAutospacing="1" w:line="240" w:lineRule="auto"/>
         <w:rPr>
@@ -2454,122 +2595,6 @@
           <w:szCs w:val="20"/>
           <w14:ligatures w14:val="none"/>
         </w:rPr>
-        <w:t>history_cad</w:t>
-      </w:r>
-      <w:r>
-        <w:rPr>
-          <w:rFonts w:ascii="Times New Roman" w:eastAsia="Times New Roman" w:hAnsi="Times New Roman" w:cs="Times New Roman"/>
-          <w:kern w:val="0"/>
-          <w14:ligatures w14:val="none"/>
-        </w:rPr>
-        <w:t xml:space="preserve"> (Binary 0/1).</w:t>
-      </w:r>
-    </w:p>
-    <w:p>
-      <w:pPr>
-        <w:numPr>
-          <w:ilvl w:val="1"/>
-          <w:numId w:val="11"/>
-        </w:numPr>
-        <w:spacing w:before="100" w:beforeAutospacing="1" w:after="100" w:afterAutospacing="1" w:line="240" w:lineRule="auto"/>
-        <w:rPr>
-          <w:rFonts w:ascii="Times New Roman" w:eastAsia="Times New Roman" w:hAnsi="Times New Roman" w:cs="Times New Roman"/>
-          <w:kern w:val="0"/>
-          <w14:ligatures w14:val="none"/>
-        </w:rPr>
-      </w:pPr>
-      <w:r>
-        <w:rPr>
-          <w:rFonts w:ascii="Times New Roman" w:eastAsia="Times New Roman" w:hAnsi="Times New Roman" w:cs="Times New Roman"/>
-          <w:kern w:val="0"/>
-          <w14:ligatures w14:val="none"/>
-        </w:rPr>
-        <w:t xml:space="preserve">[ ] </w:t>
-      </w:r>
-      <w:r>
-        <w:rPr>
-          <w:rFonts w:ascii="Times New Roman" w:eastAsia="Times New Roman" w:hAnsi="Times New Roman" w:cs="Times New Roman"/>
-          <w:b/>
-          <w:bCs/>
-          <w:kern w:val="0"/>
-          <w14:ligatures w14:val="none"/>
-        </w:rPr>
-        <w:t>Flag:</w:t>
-      </w:r>
-      <w:r>
-        <w:rPr>
-          <w:rFonts w:ascii="Times New Roman" w:eastAsia="Times New Roman" w:hAnsi="Times New Roman" w:cs="Times New Roman"/>
-          <w:kern w:val="0"/>
-          <w14:ligatures w14:val="none"/>
-        </w:rPr>
-        <w:t xml:space="preserve"> </w:t>
-      </w:r>
-      <w:r>
-        <w:rPr>
-          <w:rFonts w:ascii="Courier New" w:eastAsia="Times New Roman" w:hAnsi="Courier New" w:cs="Courier New"/>
-          <w:kern w:val="0"/>
-          <w:sz w:val="20"/>
-          <w:szCs w:val="20"/>
-          <w14:ligatures w14:val="none"/>
-        </w:rPr>
-        <w:t>history_stroke</w:t>
-      </w:r>
-      <w:r>
-        <w:rPr>
-          <w:rFonts w:ascii="Times New Roman" w:eastAsia="Times New Roman" w:hAnsi="Times New Roman" w:cs="Times New Roman"/>
-          <w:kern w:val="0"/>
-          <w14:ligatures w14:val="none"/>
-        </w:rPr>
-        <w:t xml:space="preserve"> (Binary 0/1).</w:t>
-      </w:r>
-    </w:p>
-    <w:p>
-      <w:pPr>
-        <w:numPr>
-          <w:ilvl w:val="1"/>
-          <w:numId w:val="11"/>
-        </w:numPr>
-        <w:spacing w:before="100" w:beforeAutospacing="1" w:after="100" w:afterAutospacing="1" w:line="240" w:lineRule="auto"/>
-        <w:rPr>
-          <w:rFonts w:ascii="Times New Roman" w:eastAsia="Times New Roman" w:hAnsi="Times New Roman" w:cs="Times New Roman"/>
-          <w:kern w:val="0"/>
-          <w14:ligatures w14:val="none"/>
-        </w:rPr>
-      </w:pPr>
-      <w:r>
-        <w:rPr>
-          <w:rFonts w:ascii="Times New Roman" w:eastAsia="Times New Roman" w:hAnsi="Times New Roman" w:cs="Times New Roman"/>
-          <w:kern w:val="0"/>
-          <w14:ligatures w14:val="none"/>
-        </w:rPr>
-        <w:t xml:space="preserve">[ ] </w:t>
-      </w:r>
-      <w:r>
-        <w:rPr>
-          <w:rFonts w:ascii="Times New Roman" w:eastAsia="Times New Roman" w:hAnsi="Times New Roman" w:cs="Times New Roman"/>
-          <w:b/>
-          <w:bCs/>
-          <w:kern w:val="0"/>
-          <w14:ligatures w14:val="none"/>
-        </w:rPr>
-        <w:t>Flag:</w:t>
-      </w:r>
-      <w:r>
-        <w:rPr>
-          <w:rFonts w:ascii="Times New Roman" w:eastAsia="Times New Roman" w:hAnsi="Times New Roman" w:cs="Times New Roman"/>
-          <w:kern w:val="0"/>
-          <w14:ligatures w14:val="none"/>
-        </w:rPr>
-        <w:t xml:space="preserve"> </w:t>
-      </w:r>
-      <w:r>
-        <w:rPr>
-          <w:rFonts w:ascii="Courier New" w:eastAsia="Times New Roman" w:hAnsi="Courier New" w:cs="Courier New"/>
-          <w:kern w:val="0"/>
-          <w:sz w:val="20"/>
-          <w:szCs w:val="20"/>
-          <w14:ligatures w14:val="none"/>
-        </w:rPr>
         <w:t>smoking_status</w:t>
       </w:r>
       <w:r>
@@ -2578,65 +2603,7 @@
           <w:kern w:val="0"/>
           <w14:ligatures w14:val="none"/>
         </w:rPr>
-        <w:t xml:space="preserve"> (Binary 0/1).</w:t>
-      </w:r>
-    </w:p>
-    <w:p>
-      <w:pPr>
-        <w:numPr>
-          <w:ilvl w:val="1"/>
-          <w:numId w:val="11"/>
-        </w:numPr>
-        <w:spacing w:before="100" w:beforeAutospacing="1" w:after="100" w:afterAutospacing="1" w:line="240" w:lineRule="auto"/>
-        <w:rPr>
-          <w:rFonts w:ascii="Times New Roman" w:eastAsia="Times New Roman" w:hAnsi="Times New Roman" w:cs="Times New Roman"/>
-          <w:kern w:val="0"/>
-          <w14:ligatures w14:val="none"/>
-        </w:rPr>
-      </w:pPr>
-      <w:r>
-        <w:rPr>
-          <w:rFonts w:ascii="Times New Roman" w:eastAsia="Times New Roman" w:hAnsi="Times New Roman" w:cs="Times New Roman"/>
-          <w:kern w:val="0"/>
-          <w14:ligatures w14:val="none"/>
-        </w:rPr>
-        <w:t xml:space="preserve">[ ] </w:t>
-      </w:r>
-      <w:r>
-        <w:rPr>
-          <w:rFonts w:ascii="Times New Roman" w:eastAsia="Times New Roman" w:hAnsi="Times New Roman" w:cs="Times New Roman"/>
-          <w:b/>
-          <w:bCs/>
-          <w:kern w:val="0"/>
-          <w14:ligatures w14:val="none"/>
-        </w:rPr>
-        <w:t>Calculate:</w:t>
-      </w:r>
-      <w:r>
-        <w:rPr>
-          <w:rFonts w:ascii="Times New Roman" w:eastAsia="Times New Roman" w:hAnsi="Times New Roman" w:cs="Times New Roman"/>
-          <w:kern w:val="0"/>
-          <w14:ligatures w14:val="none"/>
-        </w:rPr>
-        <w:t xml:space="preserve"> </w:t>
-      </w:r>
-      <w:r>
-        <w:rPr>
-          <w:rFonts w:ascii="Courier New" w:eastAsia="Times New Roman" w:hAnsi="Courier New" w:cs="Courier New"/>
-          <w:kern w:val="0"/>
-          <w:sz w:val="20"/>
-          <w:szCs w:val="20"/>
-          <w14:ligatures w14:val="none"/>
-        </w:rPr>
-        <w:t>elixhauser_score</w:t>
-      </w:r>
-      <w:r>
-        <w:rPr>
-          <w:rFonts w:ascii="Times New Roman" w:eastAsia="Times New Roman" w:hAnsi="Times New Roman" w:cs="Times New Roman"/>
-          <w:kern w:val="0"/>
-          <w14:ligatures w14:val="none"/>
-        </w:rPr>
-        <w:t xml:space="preserve"> (Summary index).</w:t>
+        <w:t xml:space="preserve"> (ICD-10: F17.2, Z72.0 / ICD-9: 305.1, V15.82).</w:t>
       </w:r>
     </w:p>
     <w:p>
@@ -2654,7 +2621,7 @@
           <w:noProof/>
           <w:kern w:val="0"/>
         </w:rPr>
-        <w:pict w14:anchorId="0D377374">
+        <w:pict w14:anchorId="56F77492">
           <v:rect id="_x0000_i1026" alt="" style="width:468pt;height:.05pt;mso-width-percent:0;mso-height-percent:0;mso-width-percent:0;mso-height-percent:0" o:hralign="center" o:hrstd="t" o:hr="t" fillcolor="#a0a0a0" stroked="f"/>
         </w:pict>
       </w:r>
@@ -2683,6 +2650,7 @@
           <w:szCs w:val="36"/>
           <w14:ligatures w14:val="none"/>
         </w:rPr>
+        <w:lastRenderedPageBreak/>
         <w:t>Category 4: Safety &amp; Survival Outcomes (Member 4)</w:t>
       </w:r>
     </w:p>
@@ -2961,7 +2929,6 @@
           <w:kern w:val="0"/>
           <w14:ligatures w14:val="none"/>
         </w:rPr>
-        <w:lastRenderedPageBreak/>
         <w:t xml:space="preserve">[ ] </w:t>
       </w:r>
       <w:r>
@@ -3390,7 +3357,7 @@
           <w:noProof/>
           <w:kern w:val="0"/>
         </w:rPr>
-        <w:pict w14:anchorId="093285D0">
+        <w:pict w14:anchorId="424DAEC7">
           <v:rect id="_x0000_i1025" alt="" style="width:468pt;height:.05pt;mso-width-percent:0;mso-height-percent:0;mso-width-percent:0;mso-height-percent:0" o:hralign="center" o:hrstd="t" o:hr="t" fillcolor="#a0a0a0" stroked="f"/>
         </w:pict>
       </w:r>
@@ -5686,6 +5653,155 @@
     </w:lvl>
   </w:abstractNum>
   <w:abstractNum w:abstractNumId="12" w15:restartNumberingAfterBreak="0">
+    <w:nsid w:val="694078E1"/>
+    <w:multiLevelType w:val="multilevel"/>
+    <w:tmpl w:val="5578359C"/>
+    <w:lvl w:ilvl="0">
+      <w:start w:val="1"/>
+      <w:numFmt w:val="bullet"/>
+      <w:lvlText w:val=""/>
+      <w:lvlJc w:val="left"/>
+      <w:pPr>
+        <w:tabs>
+          <w:tab w:val="num" w:pos="720"/>
+        </w:tabs>
+        <w:ind w:left="720" w:hanging="360"/>
+      </w:pPr>
+      <w:rPr>
+        <w:rFonts w:ascii="Symbol" w:hAnsi="Symbol" w:hint="default"/>
+        <w:sz w:val="20"/>
+      </w:rPr>
+    </w:lvl>
+    <w:lvl w:ilvl="1">
+      <w:start w:val="1"/>
+      <w:numFmt w:val="bullet"/>
+      <w:lvlText w:val="o"/>
+      <w:lvlJc w:val="left"/>
+      <w:pPr>
+        <w:tabs>
+          <w:tab w:val="num" w:pos="1440"/>
+        </w:tabs>
+        <w:ind w:left="1440" w:hanging="360"/>
+      </w:pPr>
+      <w:rPr>
+        <w:rFonts w:ascii="Courier New" w:hAnsi="Courier New" w:hint="default"/>
+        <w:sz w:val="20"/>
+      </w:rPr>
+    </w:lvl>
+    <w:lvl w:ilvl="2" w:tentative="1">
+      <w:start w:val="1"/>
+      <w:numFmt w:val="bullet"/>
+      <w:lvlText w:val=""/>
+      <w:lvlJc w:val="left"/>
+      <w:pPr>
+        <w:tabs>
+          <w:tab w:val="num" w:pos="2160"/>
+        </w:tabs>
+        <w:ind w:left="2160" w:hanging="360"/>
+      </w:pPr>
+      <w:rPr>
+        <w:rFonts w:ascii="Wingdings" w:hAnsi="Wingdings" w:hint="default"/>
+        <w:sz w:val="20"/>
+      </w:rPr>
+    </w:lvl>
+    <w:lvl w:ilvl="3" w:tentative="1">
+      <w:start w:val="1"/>
+      <w:numFmt w:val="bullet"/>
+      <w:lvlText w:val=""/>
+      <w:lvlJc w:val="left"/>
+      <w:pPr>
+        <w:tabs>
+          <w:tab w:val="num" w:pos="2880"/>
+        </w:tabs>
+        <w:ind w:left="2880" w:hanging="360"/>
+      </w:pPr>
+      <w:rPr>
+        <w:rFonts w:ascii="Wingdings" w:hAnsi="Wingdings" w:hint="default"/>
+        <w:sz w:val="20"/>
+      </w:rPr>
+    </w:lvl>
+    <w:lvl w:ilvl="4" w:tentative="1">
+      <w:start w:val="1"/>
+      <w:numFmt w:val="bullet"/>
+      <w:lvlText w:val=""/>
+      <w:lvlJc w:val="left"/>
+      <w:pPr>
+        <w:tabs>
+          <w:tab w:val="num" w:pos="3600"/>
+        </w:tabs>
+        <w:ind w:left="3600" w:hanging="360"/>
+      </w:pPr>
+      <w:rPr>
+        <w:rFonts w:ascii="Wingdings" w:hAnsi="Wingdings" w:hint="default"/>
+        <w:sz w:val="20"/>
+      </w:rPr>
+    </w:lvl>
+    <w:lvl w:ilvl="5" w:tentative="1">
+      <w:start w:val="1"/>
+      <w:numFmt w:val="bullet"/>
+      <w:lvlText w:val=""/>
+      <w:lvlJc w:val="left"/>
+      <w:pPr>
+        <w:tabs>
+          <w:tab w:val="num" w:pos="4320"/>
+        </w:tabs>
+        <w:ind w:left="4320" w:hanging="360"/>
+      </w:pPr>
+      <w:rPr>
+        <w:rFonts w:ascii="Wingdings" w:hAnsi="Wingdings" w:hint="default"/>
+        <w:sz w:val="20"/>
+      </w:rPr>
+    </w:lvl>
+    <w:lvl w:ilvl="6" w:tentative="1">
+      <w:start w:val="1"/>
+      <w:numFmt w:val="bullet"/>
+      <w:lvlText w:val=""/>
+      <w:lvlJc w:val="left"/>
+      <w:pPr>
+        <w:tabs>
+          <w:tab w:val="num" w:pos="5040"/>
+        </w:tabs>
+        <w:ind w:left="5040" w:hanging="360"/>
+      </w:pPr>
+      <w:rPr>
+        <w:rFonts w:ascii="Wingdings" w:hAnsi="Wingdings" w:hint="default"/>
+        <w:sz w:val="20"/>
+      </w:rPr>
+    </w:lvl>
+    <w:lvl w:ilvl="7" w:tentative="1">
+      <w:start w:val="1"/>
+      <w:numFmt w:val="bullet"/>
+      <w:lvlText w:val=""/>
+      <w:lvlJc w:val="left"/>
+      <w:pPr>
+        <w:tabs>
+          <w:tab w:val="num" w:pos="5760"/>
+        </w:tabs>
+        <w:ind w:left="5760" w:hanging="360"/>
+      </w:pPr>
+      <w:rPr>
+        <w:rFonts w:ascii="Wingdings" w:hAnsi="Wingdings" w:hint="default"/>
+        <w:sz w:val="20"/>
+      </w:rPr>
+    </w:lvl>
+    <w:lvl w:ilvl="8" w:tentative="1">
+      <w:start w:val="1"/>
+      <w:numFmt w:val="bullet"/>
+      <w:lvlText w:val=""/>
+      <w:lvlJc w:val="left"/>
+      <w:pPr>
+        <w:tabs>
+          <w:tab w:val="num" w:pos="6480"/>
+        </w:tabs>
+        <w:ind w:left="6480" w:hanging="360"/>
+      </w:pPr>
+      <w:rPr>
+        <w:rFonts w:ascii="Wingdings" w:hAnsi="Wingdings" w:hint="default"/>
+        <w:sz w:val="20"/>
+      </w:rPr>
+    </w:lvl>
+  </w:abstractNum>
+  <w:abstractNum w:abstractNumId="13" w15:restartNumberingAfterBreak="0">
     <w:nsid w:val="74617CAB"/>
     <w:multiLevelType w:val="multilevel"/>
     <w:tmpl w:val="533A45A0"/>
@@ -5859,7 +5975,7 @@
     <w:abstractNumId w:val="7"/>
   </w:num>
   <w:num w:numId="9" w16cid:durableId="2111124431">
-    <w:abstractNumId w:val="12"/>
+    <w:abstractNumId w:val="13"/>
   </w:num>
   <w:num w:numId="10" w16cid:durableId="453251347">
     <w:abstractNumId w:val="6"/>
@@ -5872,6 +5988,9 @@
   </w:num>
   <w:num w:numId="13" w16cid:durableId="1379813736">
     <w:abstractNumId w:val="11"/>
+  </w:num>
+  <w:num w:numId="14" w16cid:durableId="167333545">
+    <w:abstractNumId w:val="12"/>
   </w:num>
 </w:numbering>
 </file>
